--- a/arb/docx/007.content.docx
+++ b/arb/docx/007.content.docx
@@ -22,7 +22,7 @@
         <w:rPr>
           <w:lang w:val="ar_AE" w:bidi="ar_AE"/>
         </w:rPr>
-        <w:t>Resource: Tyndale Open Study Notes</w:t>
+        <w:t>Resource: Aquifer Open Study Notes (Profiles)</w:t>
       </w:r>
       <w:r>
         <w:rPr>
@@ -122,7 +122,7 @@
         <w:rPr>
           <w:lang w:val="ar_AE" w:bidi="ar_AE"/>
         </w:rPr>
-        <w:t>Tyndale Open Study Notes</w:t>
+        <w:t>Aquifer Open Study Notes (Profiles)</w:t>
       </w:r>
     </w:p>
     <w:p>

--- a/arb/docx/007.content.docx
+++ b/arb/docx/007.content.docx
@@ -9,6 +9,8 @@
       </w:pPr>
       <w:r>
         <w:rPr>
+          <w:rtl/>
+          <w:cs/>
           <w:lang w:val="ar_AE" w:bidi="ar_AE"/>
         </w:rPr>
       </w:r>
@@ -20,12 +22,16 @@
       </w:pPr>
       <w:r>
         <w:rPr>
+          <w:rtl/>
+          <w:cs/>
           <w:lang w:val="ar_AE" w:bidi="ar_AE"/>
         </w:rPr>
         <w:t>Resource: Aquifer Open Study Notes (Profiles)</w:t>
       </w:r>
       <w:r>
         <w:rPr>
+          <w:rtl/>
+          <w:cs/>
           <w:lang w:val="ar_AE" w:bidi="ar_AE"/>
         </w:rPr>
       </w:r>
@@ -36,12 +42,16 @@
       </w:pPr>
       <w:r>
         <w:rPr>
+          <w:rtl/>
+          <w:cs/>
           <w:lang w:val="ar_AE" w:bidi="ar_AE"/>
         </w:rPr>
       </w:r>
       <w:r>
         <w:rPr>
           <w:b/>
+          <w:rtl/>
+          <w:cs/>
           <w:lang w:val="ar_AE" w:bidi="ar_AE"/>
         </w:rPr>
         <w:t>Aquifer Open Study Notes (Profiles)</w:t>
@@ -53,35 +63,47 @@
       </w:pPr>
       <w:r>
         <w:rPr>
-          <w:lang w:val="ar_AE" w:bidi="ar_AE"/>
-        </w:rPr>
-      </w:r>
-      <w:r>
-        <w:rPr>
+          <w:rtl/>
+          <w:cs/>
+          <w:lang w:val="ar_AE" w:bidi="ar_AE"/>
+        </w:rPr>
+      </w:r>
+      <w:r>
+        <w:rPr>
+          <w:rtl/>
+          <w:cs/>
           <w:lang w:val="ar_AE" w:bidi="ar_AE"/>
         </w:rPr>
         <w:t xml:space="preserve">This work is an adaptation of </w:t>
       </w:r>
       <w:r>
         <w:rPr>
+          <w:rtl/>
+          <w:cs/>
           <w:lang w:val="ar_AE" w:bidi="ar_AE"/>
         </w:rPr>
         <w:t>Tyndale Open Study Notes</w:t>
       </w:r>
       <w:r>
         <w:rPr>
+          <w:rtl/>
+          <w:cs/>
           <w:lang w:val="ar_AE" w:bidi="ar_AE"/>
         </w:rPr>
         <w:t xml:space="preserve"> © 2023 Tyndale House Publishers, licensed under the CC BY-SA 4.0 license. The adaptation, </w:t>
       </w:r>
       <w:r>
         <w:rPr>
+          <w:rtl/>
+          <w:cs/>
           <w:lang w:val="ar_AE" w:bidi="ar_AE"/>
         </w:rPr>
         <w:t>Aquifer Open Study Notes</w:t>
       </w:r>
       <w:r>
         <w:rPr>
+          <w:rtl/>
+          <w:cs/>
           <w:lang w:val="ar_AE" w:bidi="ar_AE"/>
         </w:rPr>
         <w:t>, was created by Mission Mutual and is also licensed under CC BY-SA 4.0.</w:t>
@@ -93,22 +115,30 @@
       </w:pPr>
       <w:r>
         <w:rPr>
-          <w:lang w:val="ar_AE" w:bidi="ar_AE"/>
-        </w:rPr>
-      </w:r>
-      <w:r>
-        <w:rPr>
+          <w:rtl/>
+          <w:cs/>
+          <w:lang w:val="ar_AE" w:bidi="ar_AE"/>
+        </w:rPr>
+      </w:r>
+      <w:r>
+        <w:rPr>
+          <w:rtl/>
+          <w:cs/>
           <w:lang w:val="ar_AE" w:bidi="ar_AE"/>
         </w:rPr>
         <w:t>This resource has been adapted into multiple languages, including English, Tok Pisin, Arabic (عربي), French (Français), Hindi (हिंदी), Indonesian (Bahasa Indonesia), Portuguese (Português), Russian (Русский), Spanish (Español), Swahili (Kiswahili), and Simplified Chinese (简体中文).</w:t>
       </w:r>
       <w:r>
         <w:rPr>
-          <w:lang w:val="ar_AE" w:bidi="ar_AE"/>
-        </w:rPr>
-      </w:r>
-      <w:r>
-        <w:rPr>
+          <w:rtl/>
+          <w:cs/>
+          <w:lang w:val="ar_AE" w:bidi="ar_AE"/>
+        </w:rPr>
+      </w:r>
+      <w:r>
+        <w:rPr>
+          <w:rtl/>
+          <w:cs/>
           <w:lang w:val="ar_AE" w:bidi="ar_AE"/>
         </w:rPr>
       </w:r>
@@ -120,6 +150,8 @@
       </w:pPr>
       <w:r>
         <w:rPr>
+          <w:rtl/>
+          <w:cs/>
           <w:lang w:val="ar_AE" w:bidi="ar_AE"/>
         </w:rPr>
         <w:t>Aquifer Open Study Notes (Profiles)</w:t>
@@ -149,6 +181,8 @@
       </w:pPr>
       <w:r>
         <w:rPr>
+          <w:rtl/>
+          <w:cs/>
           <w:lang w:val="ar_AE" w:bidi="ar_AE"/>
         </w:rPr>
       </w:r>
@@ -160,12 +194,16 @@
       </w:pPr>
       <w:r>
         <w:rPr>
+          <w:rtl/>
+          <w:cs/>
           <w:lang w:val="ar_AE" w:bidi="ar_AE"/>
         </w:rPr>
         <w:t>ف</w:t>
       </w:r>
       <w:r>
         <w:rPr>
+          <w:rtl/>
+          <w:cs/>
           <w:lang w:val="ar_AE" w:bidi="ar_AE"/>
         </w:rPr>
       </w:r>
@@ -176,22 +214,30 @@
       </w:pPr>
       <w:r>
         <w:rPr>
-          <w:lang w:val="ar_AE" w:bidi="ar_AE"/>
-        </w:rPr>
-      </w:r>
-      <w:r>
-        <w:rPr>
+          <w:rtl/>
+          <w:cs/>
+          <w:lang w:val="ar_AE" w:bidi="ar_AE"/>
+        </w:rPr>
+      </w:r>
+      <w:r>
+        <w:rPr>
+          <w:rtl/>
+          <w:cs/>
           <w:lang w:val="ar_AE" w:bidi="ar_AE"/>
         </w:rPr>
         <w:t xml:space="preserve"> </w:t>
       </w:r>
       <w:r>
         <w:rPr>
-          <w:lang w:val="ar_AE" w:bidi="ar_AE"/>
-        </w:rPr>
-      </w:r>
-      <w:r>
-        <w:rPr>
+          <w:rtl/>
+          <w:cs/>
+          <w:lang w:val="ar_AE" w:bidi="ar_AE"/>
+        </w:rPr>
+      </w:r>
+      <w:r>
+        <w:rPr>
+          <w:rtl/>
+          <w:cs/>
           <w:lang w:val="ar_AE" w:bidi="ar_AE"/>
         </w:rPr>
       </w:r>
@@ -217,6 +263,8 @@
       </w:pPr>
       <w:r>
         <w:rPr>
+          <w:rtl/>
+          <w:cs/>
           <w:lang w:val="ar_AE" w:bidi="ar_AE"/>
         </w:rPr>
       </w:r>
@@ -228,12 +276,16 @@
       </w:pPr>
       <w:r>
         <w:rPr>
+          <w:rtl/>
+          <w:cs/>
           <w:lang w:val="ar_AE" w:bidi="ar_AE"/>
         </w:rPr>
         <w:t>الفَرِّيسِيُّون</w:t>
       </w:r>
       <w:r>
         <w:rPr>
+          <w:rtl/>
+          <w:cs/>
           <w:lang w:val="ar_AE" w:bidi="ar_AE"/>
         </w:rPr>
       </w:r>
@@ -244,11 +296,15 @@
       </w:pPr>
       <w:r>
         <w:rPr>
-          <w:lang w:val="ar_AE" w:bidi="ar_AE"/>
-        </w:rPr>
-      </w:r>
-      <w:r>
-        <w:rPr>
+          <w:rtl/>
+          <w:cs/>
+          <w:lang w:val="ar_AE" w:bidi="ar_AE"/>
+        </w:rPr>
+      </w:r>
+      <w:r>
+        <w:rPr>
+          <w:rtl/>
+          <w:cs/>
           <w:lang w:val="ar_AE" w:bidi="ar_AE"/>
         </w:rPr>
         <w:t xml:space="preserve">كان الفريسيون إحدى المجموعات اليهودية الرئيسية الثلاث، إلى جانب الصدوقيين والأسينيين. وعلى عكس بعض المجموعات الأخرى، لم يسعَ الفريسيون لاكتساب السلطة السياسية. بدأوا كجزء من مجموعة تُدعى </w:t>
@@ -256,12 +312,16 @@
       <w:r>
         <w:rPr>
           <w:i/>
+          <w:rtl/>
+          <w:cs/>
           <w:lang w:val="ar_AE" w:bidi="ar_AE"/>
         </w:rPr>
         <w:t>الحسيديم</w:t>
       </w:r>
       <w:r>
         <w:rPr>
+          <w:rtl/>
+          <w:cs/>
           <w:lang w:val="ar_AE" w:bidi="ar_AE"/>
         </w:rPr>
         <w:t xml:space="preserve"> (الأتقياء)، الذين عارضوا دمج الثقافة والدين اليوناني مع اليهودية في القرن الثاني قبل الميلاد.</w:t>
@@ -273,11 +333,15 @@
       </w:pPr>
       <w:r>
         <w:rPr>
-          <w:lang w:val="ar_AE" w:bidi="ar_AE"/>
-        </w:rPr>
-      </w:r>
-      <w:r>
-        <w:rPr>
+          <w:rtl/>
+          <w:cs/>
+          <w:lang w:val="ar_AE" w:bidi="ar_AE"/>
+        </w:rPr>
+      </w:r>
+      <w:r>
+        <w:rPr>
+          <w:rtl/>
+          <w:cs/>
           <w:lang w:val="ar_AE" w:bidi="ar_AE"/>
         </w:rPr>
         <w:t xml:space="preserve">سعى الفريسيون إلى تقديم شريعة العهد القديم بطريقة عملية لليهود الذين رغبوا في الالتزام به. ركزوا على كل من شريعة موسى المكتوبة (المعروفة باسم </w:t>
@@ -285,12 +349,16 @@
       <w:r>
         <w:rPr>
           <w:i/>
+          <w:rtl/>
+          <w:cs/>
           <w:lang w:val="ar_AE" w:bidi="ar_AE"/>
         </w:rPr>
         <w:t>التوراة</w:t>
       </w:r>
       <w:r>
         <w:rPr>
+          <w:rtl/>
+          <w:cs/>
           <w:lang w:val="ar_AE" w:bidi="ar_AE"/>
         </w:rPr>
         <w:t>) والتقاليد الشفوية التي زعموا أن موسى نقلها جيلًا بعد جيل. كان هدفهم حماية الشريعة المكتوبة من أي انتهاكات. كانوا معروفين بالتقوى والالتزام بالشريعة.</w:t>
@@ -302,11 +370,15 @@
       </w:pPr>
       <w:r>
         <w:rPr>
-          <w:lang w:val="ar_AE" w:bidi="ar_AE"/>
-        </w:rPr>
-      </w:r>
-      <w:r>
-        <w:rPr>
+          <w:rtl/>
+          <w:cs/>
+          <w:lang w:val="ar_AE" w:bidi="ar_AE"/>
+        </w:rPr>
+      </w:r>
+      <w:r>
+        <w:rPr>
+          <w:rtl/>
+          <w:cs/>
           <w:lang w:val="ar_AE" w:bidi="ar_AE"/>
         </w:rPr>
         <w:t xml:space="preserve">كان الفريسيون يتناقلون تفسيراتهم للشريعة شفهيًا جيلًا بعد جيلٍ، مما أدى إلى تكوين تقليد يتعلق بالأمور الخاصة بالشريعة. وسعوا لجعل الشريعة ذات صلة بوضع مبادئ توجيهية محددة لظروف ومواقف كثيرة. كانوا يعتقدون أنه إذا اتبع الجميع الشريعة، فإن الأمة برُمّتها ستخلو من الخطية، وسيملك لله على جميع الأمم. كان هذا الهدف المستقبلي يحفز تركيزهم على الطاعة. وصارت تقاليد الفريسيين لاحقًا هي الكتابات الربانية المعروفة باسم </w:t>
@@ -314,12 +386,16 @@
       <w:r>
         <w:rPr>
           <w:i/>
+          <w:rtl/>
+          <w:cs/>
           <w:lang w:val="ar_AE" w:bidi="ar_AE"/>
         </w:rPr>
         <w:t>المشنا</w:t>
       </w:r>
       <w:r>
         <w:rPr>
+          <w:rtl/>
+          <w:cs/>
           <w:lang w:val="ar_AE" w:bidi="ar_AE"/>
         </w:rPr>
         <w:t xml:space="preserve"> و</w:t>
@@ -327,12 +403,16 @@
       <w:r>
         <w:rPr>
           <w:i/>
+          <w:rtl/>
+          <w:cs/>
           <w:lang w:val="ar_AE" w:bidi="ar_AE"/>
         </w:rPr>
         <w:t>التلمود</w:t>
       </w:r>
       <w:r>
         <w:rPr>
+          <w:rtl/>
+          <w:cs/>
           <w:lang w:val="ar_AE" w:bidi="ar_AE"/>
         </w:rPr>
         <w:t>.</w:t>
@@ -344,11 +424,15 @@
       </w:pPr>
       <w:r>
         <w:rPr>
-          <w:lang w:val="ar_AE" w:bidi="ar_AE"/>
-        </w:rPr>
-      </w:r>
-      <w:r>
-        <w:rPr>
+          <w:rtl/>
+          <w:cs/>
+          <w:lang w:val="ar_AE" w:bidi="ar_AE"/>
+        </w:rPr>
+      </w:r>
+      <w:r>
+        <w:rPr>
+          <w:rtl/>
+          <w:cs/>
           <w:lang w:val="ar_AE" w:bidi="ar_AE"/>
         </w:rPr>
         <w:t xml:space="preserve">كان الفريسيون مجموعة صغيرة، لكنهم كانوا يتمتعون بنفوذ كبير في إسرائيل (انظر </w:t>
@@ -356,6 +440,8 @@
       <w:hyperlink r:id="rId13">
         <w:r>
           <w:rPr>
+            <w:rtl/>
+            <w:cs/>
             <w:lang w:val="ar_AE" w:bidi="ar_AE"/>
           </w:rPr>
           <w:rPr>
@@ -367,6 +453,8 @@
       </w:hyperlink>
       <w:r>
         <w:rPr>
+          <w:rtl/>
+          <w:cs/>
           <w:lang w:val="ar_AE" w:bidi="ar_AE"/>
         </w:rPr>
         <w:t xml:space="preserve">؛ انظر أيضًا يوسيفوس، </w:t>
@@ -374,12 +462,16 @@
       <w:r>
         <w:rPr>
           <w:i/>
+          <w:rtl/>
+          <w:cs/>
           <w:lang w:val="ar_AE" w:bidi="ar_AE"/>
         </w:rPr>
         <w:t>الحرب</w:t>
       </w:r>
       <w:r>
         <w:rPr>
+          <w:rtl/>
+          <w:cs/>
           <w:lang w:val="ar_AE" w:bidi="ar_AE"/>
         </w:rPr>
         <w:t xml:space="preserve"> 2.8.14؛ </w:t>
@@ -387,12 +479,16 @@
       <w:r>
         <w:rPr>
           <w:i/>
+          <w:rtl/>
+          <w:cs/>
           <w:lang w:val="ar_AE" w:bidi="ar_AE"/>
         </w:rPr>
         <w:t>الآثار</w:t>
       </w:r>
       <w:r>
         <w:rPr>
+          <w:rtl/>
+          <w:cs/>
           <w:lang w:val="ar_AE" w:bidi="ar_AE"/>
         </w:rPr>
         <w:t xml:space="preserve"> 13.10.5). كانوا يؤثرون تأثيرًا جوهريًا على مجتمعات المجامع المحليّة. أما الصدوقيون، فكانوا أكثر نفوذًا في عبادة الهيكل في أورشليم وفي السنهدرين، المجلس الأعلى لليهود .</w:t>
@@ -404,11 +500,15 @@
       </w:pPr>
       <w:r>
         <w:rPr>
-          <w:lang w:val="ar_AE" w:bidi="ar_AE"/>
-        </w:rPr>
-      </w:r>
-      <w:r>
-        <w:rPr>
+          <w:rtl/>
+          <w:cs/>
+          <w:lang w:val="ar_AE" w:bidi="ar_AE"/>
+        </w:rPr>
+      </w:r>
+      <w:r>
+        <w:rPr>
+          <w:rtl/>
+          <w:cs/>
           <w:lang w:val="ar_AE" w:bidi="ar_AE"/>
         </w:rPr>
         <w:t xml:space="preserve">على عكس الصدوقيين، كان الفريسيون يؤمنون بقوة بقيامة الأموات (انظر </w:t>
@@ -416,6 +516,8 @@
       <w:hyperlink r:id="rId14">
         <w:r>
           <w:rPr>
+            <w:rtl/>
+            <w:cs/>
             <w:lang w:val="ar_AE" w:bidi="ar_AE"/>
           </w:rPr>
           <w:rPr>
@@ -427,6 +529,8 @@
       </w:hyperlink>
       <w:r>
         <w:rPr>
+          <w:rtl/>
+          <w:cs/>
           <w:lang w:val="ar_AE" w:bidi="ar_AE"/>
         </w:rPr>
         <w:t>). بعد تدمير أورشليم في عام 70 ميلادي، تولى الفريسيون قيادة شعب إسرائيلو وتوجيهه.</w:t>
@@ -438,11 +542,15 @@
       </w:pPr>
       <w:r>
         <w:rPr>
-          <w:lang w:val="ar_AE" w:bidi="ar_AE"/>
-        </w:rPr>
-      </w:r>
-      <w:r>
-        <w:rPr>
+          <w:rtl/>
+          <w:cs/>
+          <w:lang w:val="ar_AE" w:bidi="ar_AE"/>
+        </w:rPr>
+      </w:r>
+      <w:r>
+        <w:rPr>
+          <w:rtl/>
+          <w:cs/>
           <w:lang w:val="ar_AE" w:bidi="ar_AE"/>
         </w:rPr>
         <w:t xml:space="preserve">ولطالما كان الخلاف قائمًا ما بين يسوع والفريسيين. فاتهمهم يسوع بالنفاق- الرياء (قول شيء وفعل عكسه تمامًا) وتفضيل قوانين البشر على معايير الله العادلة. وعارضهم لأنه كانوا يضلّون الناس فيقودونهم بعيدًا عن خُطَّة الله للفداء. مع أنّهم كانوا قادة إسرائيل الدينيين، انتقدهم يسوع ريائهم لتشويههم التعاليم والممارسات (انظر </w:t>
@@ -450,6 +558,8 @@
       <w:hyperlink r:id="rId15">
         <w:r>
           <w:rPr>
+            <w:rtl/>
+            <w:cs/>
             <w:lang w:val="ar_AE" w:bidi="ar_AE"/>
           </w:rPr>
           <w:rPr>
@@ -461,6 +571,8 @@
       </w:hyperlink>
       <w:r>
         <w:rPr>
+          <w:rtl/>
+          <w:cs/>
           <w:lang w:val="ar_AE" w:bidi="ar_AE"/>
         </w:rPr>
         <w:t xml:space="preserve">). عارض الفريسيون يسوع ورفضوا خدمته وعمله لأنه في المقام الأول تجاهل تقاليدهم (انظر، على سبيل المثال، </w:t>
@@ -468,6 +580,8 @@
       <w:hyperlink r:id="rId16">
         <w:r>
           <w:rPr>
+            <w:rtl/>
+            <w:cs/>
             <w:lang w:val="ar_AE" w:bidi="ar_AE"/>
           </w:rPr>
           <w:rPr>
@@ -479,6 +593,8 @@
       </w:hyperlink>
       <w:r>
         <w:rPr>
+          <w:rtl/>
+          <w:cs/>
           <w:lang w:val="ar_AE" w:bidi="ar_AE"/>
         </w:rPr>
         <w:t xml:space="preserve">). </w:t>
@@ -490,12 +606,16 @@
       </w:pPr>
       <w:r>
         <w:rPr>
+          <w:rtl/>
+          <w:cs/>
           <w:lang w:val="ar_AE" w:bidi="ar_AE"/>
         </w:rPr>
       </w:r>
       <w:r>
         <w:rPr>
           <w:u w:val="single"/>
+          <w:rtl/>
+          <w:cs/>
           <w:lang w:val="ar_AE" w:bidi="ar_AE"/>
         </w:rPr>
         <w:t>مقاطع كتابية لدراسة أعمق</w:t>
@@ -507,12 +627,16 @@
       </w:pPr>
       <w:r>
         <w:rPr>
+          <w:rtl/>
+          <w:cs/>
           <w:lang w:val="ar_AE" w:bidi="ar_AE"/>
         </w:rPr>
       </w:r>
       <w:hyperlink r:id="rId17">
         <w:r>
           <w:rPr>
+            <w:rtl/>
+            <w:cs/>
             <w:lang w:val="ar_AE" w:bidi="ar_AE"/>
           </w:rPr>
           <w:rPr>
@@ -524,6 +648,8 @@
       </w:hyperlink>
       <w:r>
         <w:rPr>
+          <w:rtl/>
+          <w:cs/>
           <w:lang w:val="ar_AE" w:bidi="ar_AE"/>
         </w:rPr>
         <w:t xml:space="preserve">؛ </w:t>
@@ -531,6 +657,8 @@
       <w:hyperlink r:id="rId18">
         <w:r>
           <w:rPr>
+            <w:rtl/>
+            <w:cs/>
             <w:lang w:val="ar_AE" w:bidi="ar_AE"/>
           </w:rPr>
           <w:rPr>
@@ -542,6 +670,8 @@
       </w:hyperlink>
       <w:r>
         <w:rPr>
+          <w:rtl/>
+          <w:cs/>
           <w:lang w:val="ar_AE" w:bidi="ar_AE"/>
         </w:rPr>
         <w:t xml:space="preserve">؛ </w:t>
@@ -549,6 +679,8 @@
       <w:hyperlink r:id="rId19">
         <w:r>
           <w:rPr>
+            <w:rtl/>
+            <w:cs/>
             <w:lang w:val="ar_AE" w:bidi="ar_AE"/>
           </w:rPr>
           <w:rPr>
@@ -560,6 +692,8 @@
       </w:hyperlink>
       <w:r>
         <w:rPr>
+          <w:rtl/>
+          <w:cs/>
           <w:lang w:val="ar_AE" w:bidi="ar_AE"/>
         </w:rPr>
         <w:t xml:space="preserve">، </w:t>
@@ -567,6 +701,8 @@
       <w:hyperlink r:id="rId20">
         <w:r>
           <w:rPr>
+            <w:rtl/>
+            <w:cs/>
             <w:lang w:val="ar_AE" w:bidi="ar_AE"/>
           </w:rPr>
           <w:rPr>
@@ -578,6 +714,8 @@
       </w:hyperlink>
       <w:r>
         <w:rPr>
+          <w:rtl/>
+          <w:cs/>
           <w:lang w:val="ar_AE" w:bidi="ar_AE"/>
         </w:rPr>
         <w:t xml:space="preserve">؛ </w:t>
@@ -585,6 +723,8 @@
       <w:hyperlink r:id="rId21">
         <w:r>
           <w:rPr>
+            <w:rtl/>
+            <w:cs/>
             <w:lang w:val="ar_AE" w:bidi="ar_AE"/>
           </w:rPr>
           <w:rPr>
@@ -596,6 +736,8 @@
       </w:hyperlink>
       <w:r>
         <w:rPr>
+          <w:rtl/>
+          <w:cs/>
           <w:lang w:val="ar_AE" w:bidi="ar_AE"/>
         </w:rPr>
         <w:t xml:space="preserve">، </w:t>
@@ -603,6 +745,8 @@
       <w:hyperlink r:id="rId22">
         <w:r>
           <w:rPr>
+            <w:rtl/>
+            <w:cs/>
             <w:lang w:val="ar_AE" w:bidi="ar_AE"/>
           </w:rPr>
           <w:rPr>
@@ -614,6 +758,8 @@
       </w:hyperlink>
       <w:r>
         <w:rPr>
+          <w:rtl/>
+          <w:cs/>
           <w:lang w:val="ar_AE" w:bidi="ar_AE"/>
         </w:rPr>
         <w:t xml:space="preserve">، </w:t>
@@ -621,6 +767,8 @@
       <w:hyperlink r:id="rId23">
         <w:r>
           <w:rPr>
+            <w:rtl/>
+            <w:cs/>
             <w:lang w:val="ar_AE" w:bidi="ar_AE"/>
           </w:rPr>
           <w:rPr>
@@ -632,6 +780,8 @@
       </w:hyperlink>
       <w:r>
         <w:rPr>
+          <w:rtl/>
+          <w:cs/>
           <w:lang w:val="ar_AE" w:bidi="ar_AE"/>
         </w:rPr>
         <w:t xml:space="preserve">؛ </w:t>
@@ -639,6 +789,8 @@
       <w:hyperlink r:id="rId24">
         <w:r>
           <w:rPr>
+            <w:rtl/>
+            <w:cs/>
             <w:lang w:val="ar_AE" w:bidi="ar_AE"/>
           </w:rPr>
           <w:rPr>
@@ -650,6 +802,8 @@
       </w:hyperlink>
       <w:r>
         <w:rPr>
+          <w:rtl/>
+          <w:cs/>
           <w:lang w:val="ar_AE" w:bidi="ar_AE"/>
         </w:rPr>
         <w:t xml:space="preserve">؛ </w:t>
@@ -657,6 +811,8 @@
       <w:hyperlink r:id="rId25">
         <w:r>
           <w:rPr>
+            <w:rtl/>
+            <w:cs/>
             <w:lang w:val="ar_AE" w:bidi="ar_AE"/>
           </w:rPr>
           <w:rPr>
@@ -668,6 +824,8 @@
       </w:hyperlink>
       <w:r>
         <w:rPr>
+          <w:rtl/>
+          <w:cs/>
           <w:lang w:val="ar_AE" w:bidi="ar_AE"/>
         </w:rPr>
         <w:t xml:space="preserve">؛ </w:t>
@@ -675,6 +833,8 @@
       <w:hyperlink r:id="rId26">
         <w:r>
           <w:rPr>
+            <w:rtl/>
+            <w:cs/>
             <w:lang w:val="ar_AE" w:bidi="ar_AE"/>
           </w:rPr>
           <w:rPr>
@@ -686,6 +846,8 @@
       </w:hyperlink>
       <w:r>
         <w:rPr>
+          <w:rtl/>
+          <w:cs/>
           <w:lang w:val="ar_AE" w:bidi="ar_AE"/>
         </w:rPr>
         <w:t xml:space="preserve">؛ </w:t>
@@ -693,6 +855,8 @@
       <w:hyperlink r:id="rId27">
         <w:r>
           <w:rPr>
+            <w:rtl/>
+            <w:cs/>
             <w:lang w:val="ar_AE" w:bidi="ar_AE"/>
           </w:rPr>
           <w:rPr>
@@ -704,6 +868,8 @@
       </w:hyperlink>
       <w:r>
         <w:rPr>
+          <w:rtl/>
+          <w:cs/>
           <w:lang w:val="ar_AE" w:bidi="ar_AE"/>
         </w:rPr>
         <w:t xml:space="preserve">؛ </w:t>
@@ -711,6 +877,8 @@
       <w:hyperlink r:id="rId28">
         <w:r>
           <w:rPr>
+            <w:rtl/>
+            <w:cs/>
             <w:lang w:val="ar_AE" w:bidi="ar_AE"/>
           </w:rPr>
           <w:rPr>
@@ -722,6 +890,8 @@
       </w:hyperlink>
       <w:r>
         <w:rPr>
+          <w:rtl/>
+          <w:cs/>
           <w:lang w:val="ar_AE" w:bidi="ar_AE"/>
         </w:rPr>
         <w:t xml:space="preserve">، </w:t>
@@ -729,6 +899,8 @@
       <w:hyperlink r:id="rId29">
         <w:r>
           <w:rPr>
+            <w:rtl/>
+            <w:cs/>
             <w:lang w:val="ar_AE" w:bidi="ar_AE"/>
           </w:rPr>
           <w:rPr>
@@ -740,6 +912,8 @@
       </w:hyperlink>
       <w:r>
         <w:rPr>
+          <w:rtl/>
+          <w:cs/>
           <w:lang w:val="ar_AE" w:bidi="ar_AE"/>
         </w:rPr>
         <w:t xml:space="preserve">؛ </w:t>
@@ -747,6 +921,8 @@
       <w:hyperlink r:id="rId30">
         <w:r>
           <w:rPr>
+            <w:rtl/>
+            <w:cs/>
             <w:lang w:val="ar_AE" w:bidi="ar_AE"/>
           </w:rPr>
           <w:rPr>
@@ -758,6 +934,8 @@
       </w:hyperlink>
       <w:r>
         <w:rPr>
+          <w:rtl/>
+          <w:cs/>
           <w:lang w:val="ar_AE" w:bidi="ar_AE"/>
         </w:rPr>
         <w:t xml:space="preserve">، </w:t>
@@ -765,6 +943,8 @@
       <w:hyperlink r:id="rId31">
         <w:r>
           <w:rPr>
+            <w:rtl/>
+            <w:cs/>
             <w:lang w:val="ar_AE" w:bidi="ar_AE"/>
           </w:rPr>
           <w:rPr>
@@ -776,6 +956,8 @@
       </w:hyperlink>
       <w:r>
         <w:rPr>
+          <w:rtl/>
+          <w:cs/>
           <w:lang w:val="ar_AE" w:bidi="ar_AE"/>
         </w:rPr>
         <w:t xml:space="preserve">؛ </w:t>
@@ -783,6 +965,8 @@
       <w:hyperlink r:id="rId32">
         <w:r>
           <w:rPr>
+            <w:rtl/>
+            <w:cs/>
             <w:lang w:val="ar_AE" w:bidi="ar_AE"/>
           </w:rPr>
           <w:rPr>
@@ -794,6 +978,8 @@
       </w:hyperlink>
       <w:r>
         <w:rPr>
+          <w:rtl/>
+          <w:cs/>
           <w:lang w:val="ar_AE" w:bidi="ar_AE"/>
         </w:rPr>
         <w:t xml:space="preserve">؛ </w:t>
@@ -801,6 +987,8 @@
       <w:hyperlink r:id="rId33">
         <w:r>
           <w:rPr>
+            <w:rtl/>
+            <w:cs/>
             <w:lang w:val="ar_AE" w:bidi="ar_AE"/>
           </w:rPr>
           <w:rPr>
@@ -812,6 +1000,8 @@
       </w:hyperlink>
       <w:r>
         <w:rPr>
+          <w:rtl/>
+          <w:cs/>
           <w:lang w:val="ar_AE" w:bidi="ar_AE"/>
         </w:rPr>
         <w:t xml:space="preserve">؛ </w:t>
@@ -819,6 +1009,8 @@
       <w:hyperlink r:id="rId34">
         <w:r>
           <w:rPr>
+            <w:rtl/>
+            <w:cs/>
             <w:lang w:val="ar_AE" w:bidi="ar_AE"/>
           </w:rPr>
           <w:rPr>
@@ -830,6 +1022,8 @@
       </w:hyperlink>
       <w:r>
         <w:rPr>
+          <w:rtl/>
+          <w:cs/>
           <w:lang w:val="ar_AE" w:bidi="ar_AE"/>
         </w:rPr>
         <w:t xml:space="preserve">؛ </w:t>
@@ -837,6 +1031,8 @@
       <w:hyperlink r:id="rId35">
         <w:r>
           <w:rPr>
+            <w:rtl/>
+            <w:cs/>
             <w:lang w:val="ar_AE" w:bidi="ar_AE"/>
           </w:rPr>
           <w:rPr>
@@ -848,6 +1044,8 @@
       </w:hyperlink>
       <w:r>
         <w:rPr>
+          <w:rtl/>
+          <w:cs/>
           <w:lang w:val="ar_AE" w:bidi="ar_AE"/>
         </w:rPr>
         <w:t xml:space="preserve">؛ </w:t>
@@ -855,6 +1053,8 @@
       <w:hyperlink r:id="rId36">
         <w:r>
           <w:rPr>
+            <w:rtl/>
+            <w:cs/>
             <w:lang w:val="ar_AE" w:bidi="ar_AE"/>
           </w:rPr>
           <w:rPr>
@@ -866,6 +1066,8 @@
       </w:hyperlink>
       <w:r>
         <w:rPr>
+          <w:rtl/>
+          <w:cs/>
           <w:lang w:val="ar_AE" w:bidi="ar_AE"/>
         </w:rPr>
         <w:t xml:space="preserve">؛ </w:t>
@@ -873,6 +1075,8 @@
       <w:hyperlink r:id="rId37">
         <w:r>
           <w:rPr>
+            <w:rtl/>
+            <w:cs/>
             <w:lang w:val="ar_AE" w:bidi="ar_AE"/>
           </w:rPr>
           <w:rPr>
@@ -884,6 +1088,8 @@
       </w:hyperlink>
       <w:r>
         <w:rPr>
+          <w:rtl/>
+          <w:cs/>
           <w:lang w:val="ar_AE" w:bidi="ar_AE"/>
         </w:rPr>
         <w:t xml:space="preserve">؛ </w:t>
@@ -891,6 +1097,8 @@
       <w:hyperlink r:id="rId38">
         <w:r>
           <w:rPr>
+            <w:rtl/>
+            <w:cs/>
             <w:lang w:val="ar_AE" w:bidi="ar_AE"/>
           </w:rPr>
           <w:rPr>
@@ -902,6 +1110,8 @@
       </w:hyperlink>
       <w:r>
         <w:rPr>
+          <w:rtl/>
+          <w:cs/>
           <w:lang w:val="ar_AE" w:bidi="ar_AE"/>
         </w:rPr>
         <w:t xml:space="preserve">، </w:t>
@@ -909,6 +1119,8 @@
       <w:hyperlink r:id="rId39">
         <w:r>
           <w:rPr>
+            <w:rtl/>
+            <w:cs/>
             <w:lang w:val="ar_AE" w:bidi="ar_AE"/>
           </w:rPr>
           <w:rPr>
@@ -920,6 +1132,8 @@
       </w:hyperlink>
       <w:r>
         <w:rPr>
+          <w:rtl/>
+          <w:cs/>
           <w:lang w:val="ar_AE" w:bidi="ar_AE"/>
         </w:rPr>
         <w:t xml:space="preserve">؛ </w:t>
@@ -927,6 +1141,8 @@
       <w:hyperlink r:id="rId40">
         <w:r>
           <w:rPr>
+            <w:rtl/>
+            <w:cs/>
             <w:lang w:val="ar_AE" w:bidi="ar_AE"/>
           </w:rPr>
           <w:rPr>
@@ -938,6 +1154,8 @@
       </w:hyperlink>
       <w:r>
         <w:rPr>
+          <w:rtl/>
+          <w:cs/>
           <w:lang w:val="ar_AE" w:bidi="ar_AE"/>
         </w:rPr>
         <w:t xml:space="preserve">؛ </w:t>
@@ -945,6 +1163,8 @@
       <w:hyperlink r:id="rId41">
         <w:r>
           <w:rPr>
+            <w:rtl/>
+            <w:cs/>
             <w:lang w:val="ar_AE" w:bidi="ar_AE"/>
           </w:rPr>
           <w:rPr>
@@ -956,6 +1176,8 @@
       </w:hyperlink>
       <w:r>
         <w:rPr>
+          <w:rtl/>
+          <w:cs/>
           <w:lang w:val="ar_AE" w:bidi="ar_AE"/>
         </w:rPr>
         <w:t xml:space="preserve">، </w:t>
@@ -963,6 +1185,8 @@
       <w:hyperlink r:id="rId42">
         <w:r>
           <w:rPr>
+            <w:rtl/>
+            <w:cs/>
             <w:lang w:val="ar_AE" w:bidi="ar_AE"/>
           </w:rPr>
           <w:rPr>
@@ -974,6 +1198,8 @@
       </w:hyperlink>
       <w:r>
         <w:rPr>
+          <w:rtl/>
+          <w:cs/>
           <w:lang w:val="ar_AE" w:bidi="ar_AE"/>
         </w:rPr>
         <w:t xml:space="preserve">؛ </w:t>
@@ -981,6 +1207,8 @@
       <w:hyperlink r:id="rId43">
         <w:r>
           <w:rPr>
+            <w:rtl/>
+            <w:cs/>
             <w:lang w:val="ar_AE" w:bidi="ar_AE"/>
           </w:rPr>
           <w:rPr>
@@ -992,6 +1220,8 @@
       </w:hyperlink>
       <w:r>
         <w:rPr>
+          <w:rtl/>
+          <w:cs/>
           <w:lang w:val="ar_AE" w:bidi="ar_AE"/>
         </w:rPr>
         <w:t xml:space="preserve">؛ </w:t>
@@ -999,6 +1229,8 @@
       <w:hyperlink r:id="rId44">
         <w:r>
           <w:rPr>
+            <w:rtl/>
+            <w:cs/>
             <w:lang w:val="ar_AE" w:bidi="ar_AE"/>
           </w:rPr>
           <w:rPr>
@@ -1010,6 +1242,8 @@
       </w:hyperlink>
       <w:r>
         <w:rPr>
+          <w:rtl/>
+          <w:cs/>
           <w:lang w:val="ar_AE" w:bidi="ar_AE"/>
         </w:rPr>
         <w:t xml:space="preserve">؛ </w:t>
@@ -1017,6 +1251,8 @@
       <w:hyperlink r:id="rId45">
         <w:r>
           <w:rPr>
+            <w:rtl/>
+            <w:cs/>
             <w:lang w:val="ar_AE" w:bidi="ar_AE"/>
           </w:rPr>
           <w:rPr>
@@ -1028,6 +1264,8 @@
       </w:hyperlink>
       <w:r>
         <w:rPr>
+          <w:rtl/>
+          <w:cs/>
           <w:lang w:val="ar_AE" w:bidi="ar_AE"/>
         </w:rPr>
         <w:t xml:space="preserve">؛ </w:t>
@@ -1035,6 +1273,8 @@
       <w:hyperlink r:id="rId46">
         <w:r>
           <w:rPr>
+            <w:rtl/>
+            <w:cs/>
             <w:lang w:val="ar_AE" w:bidi="ar_AE"/>
           </w:rPr>
           <w:rPr>
@@ -1046,6 +1286,8 @@
       </w:hyperlink>
       <w:r>
         <w:rPr>
+          <w:rtl/>
+          <w:cs/>
           <w:lang w:val="ar_AE" w:bidi="ar_AE"/>
         </w:rPr>
         <w:t xml:space="preserve">؛ </w:t>
@@ -1053,6 +1295,8 @@
       <w:hyperlink r:id="rId47">
         <w:r>
           <w:rPr>
+            <w:rtl/>
+            <w:cs/>
             <w:lang w:val="ar_AE" w:bidi="ar_AE"/>
           </w:rPr>
           <w:rPr>
@@ -1064,6 +1308,8 @@
       </w:hyperlink>
       <w:r>
         <w:rPr>
+          <w:rtl/>
+          <w:cs/>
           <w:lang w:val="ar_AE" w:bidi="ar_AE"/>
         </w:rPr>
         <w:t xml:space="preserve">؛ </w:t>
@@ -1071,6 +1317,8 @@
       <w:hyperlink r:id="rId48">
         <w:r>
           <w:rPr>
+            <w:rtl/>
+            <w:cs/>
             <w:lang w:val="ar_AE" w:bidi="ar_AE"/>
           </w:rPr>
           <w:rPr>
@@ -1082,6 +1330,8 @@
       </w:hyperlink>
       <w:r>
         <w:rPr>
+          <w:rtl/>
+          <w:cs/>
           <w:lang w:val="ar_AE" w:bidi="ar_AE"/>
         </w:rPr>
         <w:t xml:space="preserve">؛ </w:t>
@@ -1089,6 +1339,8 @@
       <w:hyperlink r:id="rId49">
         <w:r>
           <w:rPr>
+            <w:rtl/>
+            <w:cs/>
             <w:lang w:val="ar_AE" w:bidi="ar_AE"/>
           </w:rPr>
           <w:rPr>
@@ -1100,6 +1352,8 @@
       </w:hyperlink>
       <w:r>
         <w:rPr>
+          <w:rtl/>
+          <w:cs/>
           <w:lang w:val="ar_AE" w:bidi="ar_AE"/>
         </w:rPr>
         <w:t xml:space="preserve">؛ </w:t>
@@ -1107,6 +1361,8 @@
       <w:hyperlink r:id="rId50">
         <w:r>
           <w:rPr>
+            <w:rtl/>
+            <w:cs/>
             <w:lang w:val="ar_AE" w:bidi="ar_AE"/>
           </w:rPr>
           <w:rPr>
@@ -1118,6 +1374,8 @@
       </w:hyperlink>
       <w:r>
         <w:rPr>
+          <w:rtl/>
+          <w:cs/>
           <w:lang w:val="ar_AE" w:bidi="ar_AE"/>
         </w:rPr>
         <w:t xml:space="preserve">؛ </w:t>
@@ -1125,6 +1383,8 @@
       <w:hyperlink r:id="rId51">
         <w:r>
           <w:rPr>
+            <w:rtl/>
+            <w:cs/>
             <w:lang w:val="ar_AE" w:bidi="ar_AE"/>
           </w:rPr>
           <w:rPr>
@@ -1136,6 +1396,8 @@
       </w:hyperlink>
       <w:r>
         <w:rPr>
+          <w:rtl/>
+          <w:cs/>
           <w:lang w:val="ar_AE" w:bidi="ar_AE"/>
         </w:rPr>
         <w:t xml:space="preserve">؛ </w:t>
@@ -1143,6 +1405,8 @@
       <w:hyperlink r:id="rId52">
         <w:r>
           <w:rPr>
+            <w:rtl/>
+            <w:cs/>
             <w:lang w:val="ar_AE" w:bidi="ar_AE"/>
           </w:rPr>
           <w:rPr>
@@ -1154,6 +1418,8 @@
       </w:hyperlink>
       <w:r>
         <w:rPr>
+          <w:rtl/>
+          <w:cs/>
           <w:lang w:val="ar_AE" w:bidi="ar_AE"/>
         </w:rPr>
         <w:t xml:space="preserve">؛ </w:t>
@@ -1161,6 +1427,8 @@
       <w:hyperlink r:id="rId53">
         <w:r>
           <w:rPr>
+            <w:rtl/>
+            <w:cs/>
             <w:lang w:val="ar_AE" w:bidi="ar_AE"/>
           </w:rPr>
           <w:rPr>
@@ -1172,6 +1440,8 @@
       </w:hyperlink>
       <w:r>
         <w:rPr>
+          <w:rtl/>
+          <w:cs/>
           <w:lang w:val="ar_AE" w:bidi="ar_AE"/>
         </w:rPr>
         <w:t xml:space="preserve">؛ </w:t>
@@ -1179,6 +1449,8 @@
       <w:hyperlink r:id="rId54">
         <w:r>
           <w:rPr>
+            <w:rtl/>
+            <w:cs/>
             <w:lang w:val="ar_AE" w:bidi="ar_AE"/>
           </w:rPr>
           <w:rPr>
@@ -1190,6 +1462,8 @@
       </w:hyperlink>
       <w:r>
         <w:rPr>
+          <w:rtl/>
+          <w:cs/>
           <w:lang w:val="ar_AE" w:bidi="ar_AE"/>
         </w:rPr>
         <w:t xml:space="preserve">، </w:t>
@@ -1197,6 +1471,8 @@
       <w:hyperlink r:id="rId55">
         <w:r>
           <w:rPr>
+            <w:rtl/>
+            <w:cs/>
             <w:lang w:val="ar_AE" w:bidi="ar_AE"/>
           </w:rPr>
           <w:rPr>
@@ -1208,6 +1484,8 @@
       </w:hyperlink>
       <w:r>
         <w:rPr>
+          <w:rtl/>
+          <w:cs/>
           <w:lang w:val="ar_AE" w:bidi="ar_AE"/>
         </w:rPr>
         <w:t xml:space="preserve">؛ </w:t>
@@ -1215,6 +1493,8 @@
       <w:hyperlink r:id="rId56">
         <w:r>
           <w:rPr>
+            <w:rtl/>
+            <w:cs/>
             <w:lang w:val="ar_AE" w:bidi="ar_AE"/>
           </w:rPr>
           <w:rPr>
@@ -1226,6 +1506,8 @@
       </w:hyperlink>
       <w:r>
         <w:rPr>
+          <w:rtl/>
+          <w:cs/>
           <w:lang w:val="ar_AE" w:bidi="ar_AE"/>
         </w:rPr>
         <w:t xml:space="preserve">، </w:t>
@@ -1233,6 +1515,8 @@
       <w:hyperlink r:id="rId57">
         <w:r>
           <w:rPr>
+            <w:rtl/>
+            <w:cs/>
             <w:lang w:val="ar_AE" w:bidi="ar_AE"/>
           </w:rPr>
           <w:rPr>
@@ -1244,6 +1528,8 @@
       </w:hyperlink>
       <w:r>
         <w:rPr>
+          <w:rtl/>
+          <w:cs/>
           <w:lang w:val="ar_AE" w:bidi="ar_AE"/>
         </w:rPr>
         <w:t xml:space="preserve">؛ </w:t>
@@ -1251,6 +1537,8 @@
       <w:hyperlink r:id="rId58">
         <w:r>
           <w:rPr>
+            <w:rtl/>
+            <w:cs/>
             <w:lang w:val="ar_AE" w:bidi="ar_AE"/>
           </w:rPr>
           <w:rPr>
@@ -1262,6 +1550,8 @@
       </w:hyperlink>
       <w:r>
         <w:rPr>
+          <w:rtl/>
+          <w:cs/>
           <w:lang w:val="ar_AE" w:bidi="ar_AE"/>
         </w:rPr>
         <w:t xml:space="preserve">، </w:t>
@@ -1269,6 +1559,8 @@
       <w:hyperlink r:id="rId59">
         <w:r>
           <w:rPr>
+            <w:rtl/>
+            <w:cs/>
             <w:lang w:val="ar_AE" w:bidi="ar_AE"/>
           </w:rPr>
           <w:rPr>
@@ -1280,6 +1572,8 @@
       </w:hyperlink>
       <w:r>
         <w:rPr>
+          <w:rtl/>
+          <w:cs/>
           <w:lang w:val="ar_AE" w:bidi="ar_AE"/>
         </w:rPr>
         <w:t xml:space="preserve">؛ </w:t>
@@ -1287,6 +1581,8 @@
       <w:hyperlink r:id="rId60">
         <w:r>
           <w:rPr>
+            <w:rtl/>
+            <w:cs/>
             <w:lang w:val="ar_AE" w:bidi="ar_AE"/>
           </w:rPr>
           <w:rPr>
@@ -1298,6 +1594,8 @@
       </w:hyperlink>
       <w:r>
         <w:rPr>
+          <w:rtl/>
+          <w:cs/>
           <w:lang w:val="ar_AE" w:bidi="ar_AE"/>
         </w:rPr>
         <w:t xml:space="preserve">؛ </w:t>
@@ -1305,6 +1603,8 @@
       <w:hyperlink r:id="rId61">
         <w:r>
           <w:rPr>
+            <w:rtl/>
+            <w:cs/>
             <w:lang w:val="ar_AE" w:bidi="ar_AE"/>
           </w:rPr>
           <w:rPr>
@@ -1316,6 +1616,8 @@
       </w:hyperlink>
       <w:r>
         <w:rPr>
+          <w:rtl/>
+          <w:cs/>
           <w:lang w:val="ar_AE" w:bidi="ar_AE"/>
         </w:rPr>
         <w:t xml:space="preserve">، </w:t>
@@ -1323,6 +1625,8 @@
       <w:hyperlink r:id="rId62">
         <w:r>
           <w:rPr>
+            <w:rtl/>
+            <w:cs/>
             <w:lang w:val="ar_AE" w:bidi="ar_AE"/>
           </w:rPr>
           <w:rPr>
@@ -1334,6 +1638,8 @@
       </w:hyperlink>
       <w:r>
         <w:rPr>
+          <w:rtl/>
+          <w:cs/>
           <w:lang w:val="ar_AE" w:bidi="ar_AE"/>
         </w:rPr>
         <w:t xml:space="preserve">؛ </w:t>
@@ -1341,6 +1647,8 @@
       <w:hyperlink r:id="rId63">
         <w:r>
           <w:rPr>
+            <w:rtl/>
+            <w:cs/>
             <w:lang w:val="ar_AE" w:bidi="ar_AE"/>
           </w:rPr>
           <w:rPr>
@@ -1352,6 +1660,8 @@
       </w:hyperlink>
       <w:r>
         <w:rPr>
+          <w:rtl/>
+          <w:cs/>
           <w:lang w:val="ar_AE" w:bidi="ar_AE"/>
         </w:rPr>
         <w:t xml:space="preserve">؛ </w:t>
@@ -1359,6 +1669,8 @@
       <w:hyperlink r:id="rId64">
         <w:r>
           <w:rPr>
+            <w:rtl/>
+            <w:cs/>
             <w:lang w:val="ar_AE" w:bidi="ar_AE"/>
           </w:rPr>
           <w:rPr>
@@ -1370,6 +1682,8 @@
       </w:hyperlink>
       <w:r>
         <w:rPr>
+          <w:rtl/>
+          <w:cs/>
           <w:lang w:val="ar_AE" w:bidi="ar_AE"/>
         </w:rPr>
         <w:t xml:space="preserve">؛ </w:t>
@@ -1377,6 +1691,8 @@
       <w:hyperlink r:id="rId65">
         <w:r>
           <w:rPr>
+            <w:rtl/>
+            <w:cs/>
             <w:lang w:val="ar_AE" w:bidi="ar_AE"/>
           </w:rPr>
           <w:rPr>
@@ -1388,6 +1704,8 @@
       </w:hyperlink>
       <w:r>
         <w:rPr>
+          <w:rtl/>
+          <w:cs/>
           <w:lang w:val="ar_AE" w:bidi="ar_AE"/>
         </w:rPr>
         <w:t xml:space="preserve">؛ </w:t>
@@ -1395,6 +1713,8 @@
       <w:hyperlink r:id="rId66">
         <w:r>
           <w:rPr>
+            <w:rtl/>
+            <w:cs/>
             <w:lang w:val="ar_AE" w:bidi="ar_AE"/>
           </w:rPr>
           <w:rPr>
@@ -1406,6 +1726,8 @@
       </w:hyperlink>
       <w:r>
         <w:rPr>
+          <w:rtl/>
+          <w:cs/>
           <w:lang w:val="ar_AE" w:bidi="ar_AE"/>
         </w:rPr>
         <w:t xml:space="preserve">؛ </w:t>
@@ -1413,6 +1735,8 @@
       <w:hyperlink r:id="rId67">
         <w:r>
           <w:rPr>
+            <w:rtl/>
+            <w:cs/>
             <w:lang w:val="ar_AE" w:bidi="ar_AE"/>
           </w:rPr>
           <w:rPr>
@@ -1424,6 +1748,8 @@
       </w:hyperlink>
       <w:r>
         <w:rPr>
+          <w:rtl/>
+          <w:cs/>
           <w:lang w:val="ar_AE" w:bidi="ar_AE"/>
         </w:rPr>
         <w:t xml:space="preserve">؛ </w:t>
@@ -1431,6 +1757,8 @@
       <w:hyperlink r:id="rId68">
         <w:r>
           <w:rPr>
+            <w:rtl/>
+            <w:cs/>
             <w:lang w:val="ar_AE" w:bidi="ar_AE"/>
           </w:rPr>
           <w:rPr>
@@ -1442,17 +1770,23 @@
       </w:hyperlink>
       <w:r>
         <w:rPr>
+          <w:rtl/>
+          <w:cs/>
           <w:lang w:val="ar_AE" w:bidi="ar_AE"/>
         </w:rPr>
         <w:t>.</w:t>
       </w:r>
       <w:r>
         <w:rPr>
-          <w:lang w:val="ar_AE" w:bidi="ar_AE"/>
-        </w:rPr>
-      </w:r>
-      <w:r>
-        <w:rPr>
+          <w:rtl/>
+          <w:cs/>
+          <w:lang w:val="ar_AE" w:bidi="ar_AE"/>
+        </w:rPr>
+      </w:r>
+      <w:r>
+        <w:rPr>
+          <w:rtl/>
+          <w:cs/>
           <w:lang w:val="ar_AE" w:bidi="ar_AE"/>
         </w:rPr>
       </w:r>
@@ -1463,6 +1797,8 @@
       </w:pPr>
       <w:r>
         <w:rPr>
+          <w:rtl/>
+          <w:cs/>
           <w:lang w:val="ar_AE" w:bidi="ar_AE"/>
         </w:rPr>
       </w:r>
@@ -1474,12 +1810,16 @@
       </w:pPr>
       <w:r>
         <w:rPr>
+          <w:rtl/>
+          <w:cs/>
           <w:lang w:val="ar_AE" w:bidi="ar_AE"/>
         </w:rPr>
         <w:t>الفلسطينيون</w:t>
       </w:r>
       <w:r>
         <w:rPr>
+          <w:rtl/>
+          <w:cs/>
           <w:lang w:val="ar_AE" w:bidi="ar_AE"/>
         </w:rPr>
       </w:r>
@@ -1490,11 +1830,15 @@
       </w:pPr>
       <w:r>
         <w:rPr>
-          <w:lang w:val="ar_AE" w:bidi="ar_AE"/>
-        </w:rPr>
-      </w:r>
-      <w:r>
-        <w:rPr>
+          <w:rtl/>
+          <w:cs/>
+          <w:lang w:val="ar_AE" w:bidi="ar_AE"/>
+        </w:rPr>
+      </w:r>
+      <w:r>
+        <w:rPr>
+          <w:rtl/>
+          <w:cs/>
           <w:lang w:val="ar_AE" w:bidi="ar_AE"/>
         </w:rPr>
         <w:t>سكن الفلسطينيون في السهل الساحلي الجنوبي الشرقي للبحر الأبيض المتوسط. كانوا جزءًا من مجموعة أكبر من الرحالة البحريين القادمين من منطقة بحر إيجة، وأطلق عليهم المصريون اسم "شعوب البحر". حوالي عام 1200 قبل الميلاد، استقروا في السهل الساحلي الأدنى لفلسطين وأسسوا المدن الخمس التالية:</w:t>
@@ -1513,11 +1857,15 @@
       </w:pPr>
       <w:r>
         <w:rPr>
-          <w:lang w:val="ar_AE" w:bidi="ar_AE"/>
-        </w:rPr>
-      </w:r>
-      <w:r>
-        <w:rPr>
+          <w:rtl/>
+          <w:cs/>
+          <w:lang w:val="ar_AE" w:bidi="ar_AE"/>
+        </w:rPr>
+      </w:r>
+      <w:r>
+        <w:rPr>
+          <w:rtl/>
+          <w:cs/>
           <w:lang w:val="ar_AE" w:bidi="ar_AE"/>
         </w:rPr>
         <w:t>أشدود</w:t>
@@ -1532,11 +1880,15 @@
       </w:pPr>
       <w:r>
         <w:rPr>
-          <w:lang w:val="ar_AE" w:bidi="ar_AE"/>
-        </w:rPr>
-      </w:r>
-      <w:r>
-        <w:rPr>
+          <w:rtl/>
+          <w:cs/>
+          <w:lang w:val="ar_AE" w:bidi="ar_AE"/>
+        </w:rPr>
+      </w:r>
+      <w:r>
+        <w:rPr>
+          <w:rtl/>
+          <w:cs/>
           <w:lang w:val="ar_AE" w:bidi="ar_AE"/>
         </w:rPr>
         <w:t>أشقلون</w:t>
@@ -1551,11 +1903,15 @@
       </w:pPr>
       <w:r>
         <w:rPr>
-          <w:lang w:val="ar_AE" w:bidi="ar_AE"/>
-        </w:rPr>
-      </w:r>
-      <w:r>
-        <w:rPr>
+          <w:rtl/>
+          <w:cs/>
+          <w:lang w:val="ar_AE" w:bidi="ar_AE"/>
+        </w:rPr>
+      </w:r>
+      <w:r>
+        <w:rPr>
+          <w:rtl/>
+          <w:cs/>
           <w:lang w:val="ar_AE" w:bidi="ar_AE"/>
         </w:rPr>
         <w:t>عقرون</w:t>
@@ -1570,11 +1926,15 @@
       </w:pPr>
       <w:r>
         <w:rPr>
-          <w:lang w:val="ar_AE" w:bidi="ar_AE"/>
-        </w:rPr>
-      </w:r>
-      <w:r>
-        <w:rPr>
+          <w:rtl/>
+          <w:cs/>
+          <w:lang w:val="ar_AE" w:bidi="ar_AE"/>
+        </w:rPr>
+      </w:r>
+      <w:r>
+        <w:rPr>
+          <w:rtl/>
+          <w:cs/>
           <w:lang w:val="ar_AE" w:bidi="ar_AE"/>
         </w:rPr>
         <w:t>غزة</w:t>
@@ -1589,11 +1949,15 @@
       </w:pPr>
       <w:r>
         <w:rPr>
-          <w:lang w:val="ar_AE" w:bidi="ar_AE"/>
-        </w:rPr>
-      </w:r>
-      <w:r>
-        <w:rPr>
+          <w:rtl/>
+          <w:cs/>
+          <w:lang w:val="ar_AE" w:bidi="ar_AE"/>
+        </w:rPr>
+      </w:r>
+      <w:r>
+        <w:rPr>
+          <w:rtl/>
+          <w:cs/>
           <w:lang w:val="ar_AE" w:bidi="ar_AE"/>
         </w:rPr>
         <w:t>جتّ</w:t>
@@ -1605,11 +1969,15 @@
       </w:pPr>
       <w:r>
         <w:rPr>
-          <w:lang w:val="ar_AE" w:bidi="ar_AE"/>
-        </w:rPr>
-      </w:r>
-      <w:r>
-        <w:rPr>
+          <w:rtl/>
+          <w:cs/>
+          <w:lang w:val="ar_AE" w:bidi="ar_AE"/>
+        </w:rPr>
+      </w:r>
+      <w:r>
+        <w:rPr>
+          <w:rtl/>
+          <w:cs/>
           <w:lang w:val="ar_AE" w:bidi="ar_AE"/>
         </w:rPr>
         <w:t>لم يكن الفلسطينيون شعبًا بسيطًا؛ بل كانوا بارعين في السياسة والتكنولوجيا. كانوا أيضًا محاربين أشداء. كما أن براعتهم في صناعة الحديد</w:t>
@@ -1617,12 +1985,16 @@
       <w:r>
         <w:rPr>
           <w:b/>
+          <w:rtl/>
+          <w:cs/>
           <w:lang w:val="ar_AE" w:bidi="ar_AE"/>
         </w:rPr>
         <w:t xml:space="preserve"> </w:t>
       </w:r>
       <w:r>
         <w:rPr>
+          <w:rtl/>
+          <w:cs/>
           <w:lang w:val="ar_AE" w:bidi="ar_AE"/>
         </w:rPr>
         <w:t xml:space="preserve">جعلتهم يظهرون كأعداء لا يُهزمون تقريبًا (انظر </w:t>
@@ -1630,6 +2002,8 @@
       <w:hyperlink r:id="rId69">
         <w:r>
           <w:rPr>
+            <w:rtl/>
+            <w:cs/>
             <w:lang w:val="ar_AE" w:bidi="ar_AE"/>
           </w:rPr>
           <w:rPr>
@@ -1641,6 +2015,8 @@
       </w:hyperlink>
       <w:r>
         <w:rPr>
+          <w:rtl/>
+          <w:cs/>
           <w:lang w:val="ar_AE" w:bidi="ar_AE"/>
         </w:rPr>
         <w:t>). لطالما ظلوا يتقاتلون في حروب مع الإسرائيليين في أثناء فترة القضاة، حوالي 1350 إلى 1050 قبل الميلاد، وفي أوائل المملكة الموحدة، من حوالي 1050 إلى 970 قبل الميلاد. وقد مات شاول وهو يحارب الفلسطينيين (</w:t>
@@ -1648,6 +2024,8 @@
       <w:hyperlink r:id="rId70">
         <w:r>
           <w:rPr>
+            <w:rtl/>
+            <w:cs/>
             <w:lang w:val="ar_AE" w:bidi="ar_AE"/>
           </w:rPr>
           <w:rPr>
@@ -1659,6 +2037,8 @@
       </w:hyperlink>
       <w:r>
         <w:rPr>
+          <w:rtl/>
+          <w:cs/>
           <w:lang w:val="ar_AE" w:bidi="ar_AE"/>
         </w:rPr>
         <w:t>). ومع ذلك، هزمهم داود قبل أن يصبح ملكًا (</w:t>
@@ -1666,6 +2046,8 @@
       <w:hyperlink r:id="rId71">
         <w:r>
           <w:rPr>
+            <w:rtl/>
+            <w:cs/>
             <w:lang w:val="ar_AE" w:bidi="ar_AE"/>
           </w:rPr>
           <w:rPr>
@@ -1677,6 +2059,8 @@
       </w:hyperlink>
       <w:r>
         <w:rPr>
+          <w:rtl/>
+          <w:cs/>
           <w:lang w:val="ar_AE" w:bidi="ar_AE"/>
         </w:rPr>
         <w:t xml:space="preserve">؛ </w:t>
@@ -1684,6 +2068,8 @@
       <w:hyperlink r:id="rId72">
         <w:r>
           <w:rPr>
+            <w:rtl/>
+            <w:cs/>
             <w:lang w:val="ar_AE" w:bidi="ar_AE"/>
           </w:rPr>
           <w:rPr>
@@ -1695,6 +2081,8 @@
       </w:hyperlink>
       <w:r>
         <w:rPr>
+          <w:rtl/>
+          <w:cs/>
           <w:lang w:val="ar_AE" w:bidi="ar_AE"/>
         </w:rPr>
         <w:t xml:space="preserve">؛ </w:t>
@@ -1702,6 +2090,8 @@
       <w:hyperlink r:id="rId73">
         <w:r>
           <w:rPr>
+            <w:rtl/>
+            <w:cs/>
             <w:lang w:val="ar_AE" w:bidi="ar_AE"/>
           </w:rPr>
           <w:rPr>
@@ -1713,6 +2103,8 @@
       </w:hyperlink>
       <w:r>
         <w:rPr>
+          <w:rtl/>
+          <w:cs/>
           <w:lang w:val="ar_AE" w:bidi="ar_AE"/>
         </w:rPr>
         <w:t>) واستمر في الانتصار عليهم في أثناء فترة حكمه (</w:t>
@@ -1720,6 +2112,8 @@
       <w:hyperlink r:id="rId74">
         <w:r>
           <w:rPr>
+            <w:rtl/>
+            <w:cs/>
             <w:lang w:val="ar_AE" w:bidi="ar_AE"/>
           </w:rPr>
           <w:rPr>
@@ -1731,6 +2125,8 @@
       </w:hyperlink>
       <w:r>
         <w:rPr>
+          <w:rtl/>
+          <w:cs/>
           <w:lang w:val="ar_AE" w:bidi="ar_AE"/>
         </w:rPr>
         <w:t xml:space="preserve">؛ </w:t>
@@ -1738,6 +2134,8 @@
       <w:hyperlink r:id="rId75">
         <w:r>
           <w:rPr>
+            <w:rtl/>
+            <w:cs/>
             <w:lang w:val="ar_AE" w:bidi="ar_AE"/>
           </w:rPr>
           <w:rPr>
@@ -1749,6 +2147,8 @@
       </w:hyperlink>
       <w:r>
         <w:rPr>
+          <w:rtl/>
+          <w:cs/>
           <w:lang w:val="ar_AE" w:bidi="ar_AE"/>
         </w:rPr>
         <w:t xml:space="preserve">؛ </w:t>
@@ -1756,6 +2156,8 @@
       <w:hyperlink r:id="rId76">
         <w:r>
           <w:rPr>
+            <w:rtl/>
+            <w:cs/>
             <w:lang w:val="ar_AE" w:bidi="ar_AE"/>
           </w:rPr>
           <w:rPr>
@@ -1767,6 +2169,8 @@
       </w:hyperlink>
       <w:r>
         <w:rPr>
+          <w:rtl/>
+          <w:cs/>
           <w:lang w:val="ar_AE" w:bidi="ar_AE"/>
         </w:rPr>
         <w:t>). على الرغم من أن الفلسطينيين لم يتلاشوا كليّة حينما كانت إسرائيل قائمة كأمة (</w:t>
@@ -1774,6 +2178,8 @@
       <w:hyperlink r:id="rId77">
         <w:r>
           <w:rPr>
+            <w:rtl/>
+            <w:cs/>
             <w:lang w:val="ar_AE" w:bidi="ar_AE"/>
           </w:rPr>
           <w:rPr>
@@ -1785,6 +2191,8 @@
       </w:hyperlink>
       <w:r>
         <w:rPr>
+          <w:rtl/>
+          <w:cs/>
           <w:lang w:val="ar_AE" w:bidi="ar_AE"/>
         </w:rPr>
         <w:t xml:space="preserve">؛ </w:t>
@@ -1792,6 +2200,8 @@
       <w:hyperlink r:id="rId78">
         <w:r>
           <w:rPr>
+            <w:rtl/>
+            <w:cs/>
             <w:lang w:val="ar_AE" w:bidi="ar_AE"/>
           </w:rPr>
           <w:rPr>
@@ -1803,6 +2213,8 @@
       </w:hyperlink>
       <w:r>
         <w:rPr>
+          <w:rtl/>
+          <w:cs/>
           <w:lang w:val="ar_AE" w:bidi="ar_AE"/>
         </w:rPr>
         <w:t xml:space="preserve">؛ </w:t>
@@ -1810,6 +2222,8 @@
       <w:hyperlink r:id="rId79">
         <w:r>
           <w:rPr>
+            <w:rtl/>
+            <w:cs/>
             <w:lang w:val="ar_AE" w:bidi="ar_AE"/>
           </w:rPr>
           <w:rPr>
@@ -1821,6 +2235,8 @@
       </w:hyperlink>
       <w:r>
         <w:rPr>
+          <w:rtl/>
+          <w:cs/>
           <w:lang w:val="ar_AE" w:bidi="ar_AE"/>
         </w:rPr>
         <w:t xml:space="preserve">؛ </w:t>
@@ -1828,6 +2244,8 @@
       <w:hyperlink r:id="rId80">
         <w:r>
           <w:rPr>
+            <w:rtl/>
+            <w:cs/>
             <w:lang w:val="ar_AE" w:bidi="ar_AE"/>
           </w:rPr>
           <w:rPr>
@@ -1839,6 +2257,8 @@
       </w:hyperlink>
       <w:r>
         <w:rPr>
+          <w:rtl/>
+          <w:cs/>
           <w:lang w:val="ar_AE" w:bidi="ar_AE"/>
         </w:rPr>
         <w:t xml:space="preserve">؛ </w:t>
@@ -1846,6 +2266,8 @@
       <w:hyperlink r:id="rId81">
         <w:r>
           <w:rPr>
+            <w:rtl/>
+            <w:cs/>
             <w:lang w:val="ar_AE" w:bidi="ar_AE"/>
           </w:rPr>
           <w:rPr>
@@ -1857,6 +2279,8 @@
       </w:hyperlink>
       <w:r>
         <w:rPr>
+          <w:rtl/>
+          <w:cs/>
           <w:lang w:val="ar_AE" w:bidi="ar_AE"/>
         </w:rPr>
         <w:t>)، إلا أن داود أبطل تهديدهم.</w:t>
@@ -1868,11 +2292,15 @@
       </w:pPr>
       <w:r>
         <w:rPr>
-          <w:lang w:val="ar_AE" w:bidi="ar_AE"/>
-        </w:rPr>
-      </w:r>
-      <w:r>
-        <w:rPr>
+          <w:rtl/>
+          <w:cs/>
+          <w:lang w:val="ar_AE" w:bidi="ar_AE"/>
+        </w:rPr>
+      </w:r>
+      <w:r>
+        <w:rPr>
+          <w:rtl/>
+          <w:cs/>
           <w:lang w:val="ar_AE" w:bidi="ar_AE"/>
         </w:rPr>
         <w:t>في 1صموئيل، استخدم الله الفلسطينيين لإزالة عائلة عالي الكاهن الخاطئة (</w:t>
@@ -1880,6 +2308,8 @@
       <w:hyperlink r:id="rId82">
         <w:r>
           <w:rPr>
+            <w:rtl/>
+            <w:cs/>
             <w:lang w:val="ar_AE" w:bidi="ar_AE"/>
           </w:rPr>
           <w:rPr>
@@ -1891,6 +2321,8 @@
       </w:hyperlink>
       <w:r>
         <w:rPr>
+          <w:rtl/>
+          <w:cs/>
           <w:lang w:val="ar_AE" w:bidi="ar_AE"/>
         </w:rPr>
         <w:t>). كان الفلسطينيون سببًا في بناء مسيرة داود العسكرية والسياسية (</w:t>
@@ -1898,6 +2330,8 @@
       <w:hyperlink r:id="rId83">
         <w:r>
           <w:rPr>
+            <w:rtl/>
+            <w:cs/>
             <w:lang w:val="ar_AE" w:bidi="ar_AE"/>
           </w:rPr>
           <w:rPr>
@@ -1909,6 +2343,8 @@
       </w:hyperlink>
       <w:r>
         <w:rPr>
+          <w:rtl/>
+          <w:cs/>
           <w:lang w:val="ar_AE" w:bidi="ar_AE"/>
         </w:rPr>
         <w:t xml:space="preserve">؛ </w:t>
@@ -1916,6 +2352,8 @@
       <w:hyperlink r:id="rId71">
         <w:r>
           <w:rPr>
+            <w:rtl/>
+            <w:cs/>
             <w:lang w:val="ar_AE" w:bidi="ar_AE"/>
           </w:rPr>
           <w:rPr>
@@ -1927,6 +2365,8 @@
       </w:hyperlink>
       <w:r>
         <w:rPr>
+          <w:rtl/>
+          <w:cs/>
           <w:lang w:val="ar_AE" w:bidi="ar_AE"/>
         </w:rPr>
         <w:t>). فقد صرف الفلسطينيون انتباه شاول حينما كان على وشك القبض على داود (</w:t>
@@ -1934,6 +2374,8 @@
       <w:hyperlink r:id="rId84">
         <w:r>
           <w:rPr>
+            <w:rtl/>
+            <w:cs/>
             <w:lang w:val="ar_AE" w:bidi="ar_AE"/>
           </w:rPr>
           <w:rPr>
@@ -1945,6 +2387,8 @@
       </w:hyperlink>
       <w:r>
         <w:rPr>
+          <w:rtl/>
+          <w:cs/>
           <w:lang w:val="ar_AE" w:bidi="ar_AE"/>
         </w:rPr>
         <w:t>). ومنحوا داود ملاذًا للفرار من وجه شاول (</w:t>
@@ -1952,6 +2396,8 @@
       <w:hyperlink r:id="rId85">
         <w:r>
           <w:rPr>
+            <w:rtl/>
+            <w:cs/>
             <w:lang w:val="ar_AE" w:bidi="ar_AE"/>
           </w:rPr>
           <w:rPr>
@@ -1963,6 +2409,8 @@
       </w:hyperlink>
       <w:r>
         <w:rPr>
+          <w:rtl/>
+          <w:cs/>
           <w:lang w:val="ar_AE" w:bidi="ar_AE"/>
         </w:rPr>
         <w:t xml:space="preserve">؛ </w:t>
@@ -1970,6 +2418,8 @@
       <w:hyperlink r:id="rId86">
         <w:r>
           <w:rPr>
+            <w:rtl/>
+            <w:cs/>
             <w:lang w:val="ar_AE" w:bidi="ar_AE"/>
           </w:rPr>
           <w:rPr>
@@ -1981,6 +2431,8 @@
       </w:hyperlink>
       <w:r>
         <w:rPr>
+          <w:rtl/>
+          <w:cs/>
           <w:lang w:val="ar_AE" w:bidi="ar_AE"/>
         </w:rPr>
         <w:t>). ومنعوا داود من القتال ضد شعبه (</w:t>
@@ -1988,6 +2440,8 @@
       <w:hyperlink r:id="rId87">
         <w:r>
           <w:rPr>
+            <w:rtl/>
+            <w:cs/>
             <w:lang w:val="ar_AE" w:bidi="ar_AE"/>
           </w:rPr>
           <w:rPr>
@@ -1999,6 +2453,8 @@
       </w:hyperlink>
       <w:r>
         <w:rPr>
+          <w:rtl/>
+          <w:cs/>
           <w:lang w:val="ar_AE" w:bidi="ar_AE"/>
         </w:rPr>
         <w:t>). ثم قتلوا شاول وأبنائه (</w:t>
@@ -2006,6 +2462,8 @@
       <w:hyperlink r:id="rId70">
         <w:r>
           <w:rPr>
+            <w:rtl/>
+            <w:cs/>
             <w:lang w:val="ar_AE" w:bidi="ar_AE"/>
           </w:rPr>
           <w:rPr>
@@ -2017,6 +2475,8 @@
       </w:hyperlink>
       <w:r>
         <w:rPr>
+          <w:rtl/>
+          <w:cs/>
           <w:lang w:val="ar_AE" w:bidi="ar_AE"/>
         </w:rPr>
         <w:t xml:space="preserve">)، مما أتاح الفرصة لداود ليصبح ملكًا. ومع ذلك، واجه الفلسطينيون في الأخير دينونة الله (انظر </w:t>
@@ -2024,6 +2484,8 @@
       <w:hyperlink r:id="rId88">
         <w:r>
           <w:rPr>
+            <w:rtl/>
+            <w:cs/>
             <w:lang w:val="ar_AE" w:bidi="ar_AE"/>
           </w:rPr>
           <w:rPr>
@@ -2035,6 +2497,8 @@
       </w:hyperlink>
       <w:r>
         <w:rPr>
+          <w:rtl/>
+          <w:cs/>
           <w:lang w:val="ar_AE" w:bidi="ar_AE"/>
         </w:rPr>
         <w:t xml:space="preserve">؛ </w:t>
@@ -2042,6 +2506,8 @@
       <w:hyperlink r:id="rId89">
         <w:r>
           <w:rPr>
+            <w:rtl/>
+            <w:cs/>
             <w:lang w:val="ar_AE" w:bidi="ar_AE"/>
           </w:rPr>
           <w:rPr>
@@ -2053,6 +2519,8 @@
       </w:hyperlink>
       <w:r>
         <w:rPr>
+          <w:rtl/>
+          <w:cs/>
           <w:lang w:val="ar_AE" w:bidi="ar_AE"/>
         </w:rPr>
         <w:t>).</w:t>
@@ -2064,12 +2532,16 @@
       </w:pPr>
       <w:r>
         <w:rPr>
+          <w:rtl/>
+          <w:cs/>
           <w:lang w:val="ar_AE" w:bidi="ar_AE"/>
         </w:rPr>
       </w:r>
       <w:r>
         <w:rPr>
           <w:u w:val="single"/>
+          <w:rtl/>
+          <w:cs/>
           <w:lang w:val="ar_AE" w:bidi="ar_AE"/>
         </w:rPr>
         <w:t>مقاطع كتابية لدراسة أعمق</w:t>
@@ -2081,12 +2553,16 @@
       </w:pPr>
       <w:r>
         <w:rPr>
+          <w:rtl/>
+          <w:cs/>
           <w:lang w:val="ar_AE" w:bidi="ar_AE"/>
         </w:rPr>
       </w:r>
       <w:hyperlink r:id="rId90">
         <w:r>
           <w:rPr>
+            <w:rtl/>
+            <w:cs/>
             <w:lang w:val="ar_AE" w:bidi="ar_AE"/>
           </w:rPr>
           <w:rPr>
@@ -2098,6 +2574,8 @@
       </w:hyperlink>
       <w:r>
         <w:rPr>
+          <w:rtl/>
+          <w:cs/>
           <w:lang w:val="ar_AE" w:bidi="ar_AE"/>
         </w:rPr>
         <w:t xml:space="preserve">؛ </w:t>
@@ -2105,6 +2583,8 @@
       <w:hyperlink r:id="rId91">
         <w:r>
           <w:rPr>
+            <w:rtl/>
+            <w:cs/>
             <w:lang w:val="ar_AE" w:bidi="ar_AE"/>
           </w:rPr>
           <w:rPr>
@@ -2116,6 +2596,8 @@
       </w:hyperlink>
       <w:r>
         <w:rPr>
+          <w:rtl/>
+          <w:cs/>
           <w:lang w:val="ar_AE" w:bidi="ar_AE"/>
         </w:rPr>
         <w:t xml:space="preserve">؛ </w:t>
@@ -2123,6 +2605,8 @@
       <w:hyperlink r:id="rId92">
         <w:r>
           <w:rPr>
+            <w:rtl/>
+            <w:cs/>
             <w:lang w:val="ar_AE" w:bidi="ar_AE"/>
           </w:rPr>
           <w:rPr>
@@ -2134,6 +2618,8 @@
       </w:hyperlink>
       <w:r>
         <w:rPr>
+          <w:rtl/>
+          <w:cs/>
           <w:lang w:val="ar_AE" w:bidi="ar_AE"/>
         </w:rPr>
         <w:t xml:space="preserve">؛ </w:t>
@@ -2141,6 +2627,8 @@
       <w:hyperlink r:id="rId93">
         <w:r>
           <w:rPr>
+            <w:rtl/>
+            <w:cs/>
             <w:lang w:val="ar_AE" w:bidi="ar_AE"/>
           </w:rPr>
           <w:rPr>
@@ -2152,6 +2640,8 @@
       </w:hyperlink>
       <w:r>
         <w:rPr>
+          <w:rtl/>
+          <w:cs/>
           <w:lang w:val="ar_AE" w:bidi="ar_AE"/>
         </w:rPr>
         <w:t xml:space="preserve">؛ </w:t>
@@ -2159,6 +2649,8 @@
       <w:hyperlink r:id="rId94">
         <w:r>
           <w:rPr>
+            <w:rtl/>
+            <w:cs/>
             <w:lang w:val="ar_AE" w:bidi="ar_AE"/>
           </w:rPr>
           <w:rPr>
@@ -2170,6 +2662,8 @@
       </w:hyperlink>
       <w:r>
         <w:rPr>
+          <w:rtl/>
+          <w:cs/>
           <w:lang w:val="ar_AE" w:bidi="ar_AE"/>
         </w:rPr>
         <w:t xml:space="preserve">؛ </w:t>
@@ -2177,6 +2671,8 @@
       <w:hyperlink r:id="rId85">
         <w:r>
           <w:rPr>
+            <w:rtl/>
+            <w:cs/>
             <w:lang w:val="ar_AE" w:bidi="ar_AE"/>
           </w:rPr>
           <w:rPr>
@@ -2188,6 +2684,8 @@
       </w:hyperlink>
       <w:r>
         <w:rPr>
+          <w:rtl/>
+          <w:cs/>
           <w:lang w:val="ar_AE" w:bidi="ar_AE"/>
         </w:rPr>
         <w:t xml:space="preserve">؛ </w:t>
@@ -2195,6 +2693,8 @@
       <w:hyperlink r:id="rId73">
         <w:r>
           <w:rPr>
+            <w:rtl/>
+            <w:cs/>
             <w:lang w:val="ar_AE" w:bidi="ar_AE"/>
           </w:rPr>
           <w:rPr>
@@ -2206,6 +2706,8 @@
       </w:hyperlink>
       <w:r>
         <w:rPr>
+          <w:rtl/>
+          <w:cs/>
           <w:lang w:val="ar_AE" w:bidi="ar_AE"/>
         </w:rPr>
         <w:t xml:space="preserve">، </w:t>
@@ -2213,6 +2715,8 @@
       <w:hyperlink r:id="rId84">
         <w:r>
           <w:rPr>
+            <w:rtl/>
+            <w:cs/>
             <w:lang w:val="ar_AE" w:bidi="ar_AE"/>
           </w:rPr>
           <w:rPr>
@@ -2224,6 +2728,8 @@
       </w:hyperlink>
       <w:r>
         <w:rPr>
+          <w:rtl/>
+          <w:cs/>
           <w:lang w:val="ar_AE" w:bidi="ar_AE"/>
         </w:rPr>
         <w:t xml:space="preserve">؛ </w:t>
@@ -2231,6 +2737,8 @@
       <w:hyperlink r:id="rId95">
         <w:r>
           <w:rPr>
+            <w:rtl/>
+            <w:cs/>
             <w:lang w:val="ar_AE" w:bidi="ar_AE"/>
           </w:rPr>
           <w:rPr>
@@ -2242,6 +2750,8 @@
       </w:hyperlink>
       <w:r>
         <w:rPr>
+          <w:rtl/>
+          <w:cs/>
           <w:lang w:val="ar_AE" w:bidi="ar_AE"/>
         </w:rPr>
         <w:t xml:space="preserve">؛ </w:t>
@@ -2249,6 +2759,8 @@
       <w:hyperlink r:id="rId74">
         <w:r>
           <w:rPr>
+            <w:rtl/>
+            <w:cs/>
             <w:lang w:val="ar_AE" w:bidi="ar_AE"/>
           </w:rPr>
           <w:rPr>
@@ -2260,6 +2772,8 @@
       </w:hyperlink>
       <w:r>
         <w:rPr>
+          <w:rtl/>
+          <w:cs/>
           <w:lang w:val="ar_AE" w:bidi="ar_AE"/>
         </w:rPr>
         <w:t xml:space="preserve">؛ </w:t>
@@ -2267,6 +2781,8 @@
       <w:hyperlink r:id="rId75">
         <w:r>
           <w:rPr>
+            <w:rtl/>
+            <w:cs/>
             <w:lang w:val="ar_AE" w:bidi="ar_AE"/>
           </w:rPr>
           <w:rPr>
@@ -2278,6 +2794,8 @@
       </w:hyperlink>
       <w:r>
         <w:rPr>
+          <w:rtl/>
+          <w:cs/>
           <w:lang w:val="ar_AE" w:bidi="ar_AE"/>
         </w:rPr>
         <w:t xml:space="preserve">؛ </w:t>
@@ -2285,6 +2803,8 @@
       <w:hyperlink r:id="rId96">
         <w:r>
           <w:rPr>
+            <w:rtl/>
+            <w:cs/>
             <w:lang w:val="ar_AE" w:bidi="ar_AE"/>
           </w:rPr>
           <w:rPr>
@@ -2296,6 +2816,8 @@
       </w:hyperlink>
       <w:r>
         <w:rPr>
+          <w:rtl/>
+          <w:cs/>
           <w:lang w:val="ar_AE" w:bidi="ar_AE"/>
         </w:rPr>
         <w:t xml:space="preserve">؛ </w:t>
@@ -2303,6 +2825,8 @@
       <w:hyperlink r:id="rId77">
         <w:r>
           <w:rPr>
+            <w:rtl/>
+            <w:cs/>
             <w:lang w:val="ar_AE" w:bidi="ar_AE"/>
           </w:rPr>
           <w:rPr>
@@ -2314,6 +2838,8 @@
       </w:hyperlink>
       <w:r>
         <w:rPr>
+          <w:rtl/>
+          <w:cs/>
           <w:lang w:val="ar_AE" w:bidi="ar_AE"/>
         </w:rPr>
         <w:t xml:space="preserve">؛ </w:t>
@@ -2321,6 +2847,8 @@
       <w:hyperlink r:id="rId97">
         <w:r>
           <w:rPr>
+            <w:rtl/>
+            <w:cs/>
             <w:lang w:val="ar_AE" w:bidi="ar_AE"/>
           </w:rPr>
           <w:rPr>
@@ -2332,6 +2860,8 @@
       </w:hyperlink>
       <w:r>
         <w:rPr>
+          <w:rtl/>
+          <w:cs/>
           <w:lang w:val="ar_AE" w:bidi="ar_AE"/>
         </w:rPr>
         <w:t xml:space="preserve">؛ </w:t>
@@ -2339,6 +2869,8 @@
       <w:hyperlink r:id="rId79">
         <w:r>
           <w:rPr>
+            <w:rtl/>
+            <w:cs/>
             <w:lang w:val="ar_AE" w:bidi="ar_AE"/>
           </w:rPr>
           <w:rPr>
@@ -2350,6 +2882,8 @@
       </w:hyperlink>
       <w:r>
         <w:rPr>
+          <w:rtl/>
+          <w:cs/>
           <w:lang w:val="ar_AE" w:bidi="ar_AE"/>
         </w:rPr>
         <w:t xml:space="preserve">؛ </w:t>
@@ -2357,6 +2891,8 @@
       <w:hyperlink r:id="rId80">
         <w:r>
           <w:rPr>
+            <w:rtl/>
+            <w:cs/>
             <w:lang w:val="ar_AE" w:bidi="ar_AE"/>
           </w:rPr>
           <w:rPr>
@@ -2368,6 +2904,8 @@
       </w:hyperlink>
       <w:r>
         <w:rPr>
+          <w:rtl/>
+          <w:cs/>
           <w:lang w:val="ar_AE" w:bidi="ar_AE"/>
         </w:rPr>
         <w:t xml:space="preserve">؛ </w:t>
@@ -2375,6 +2913,8 @@
       <w:hyperlink r:id="rId98">
         <w:r>
           <w:rPr>
+            <w:rtl/>
+            <w:cs/>
             <w:lang w:val="ar_AE" w:bidi="ar_AE"/>
           </w:rPr>
           <w:rPr>
@@ -2386,6 +2926,8 @@
       </w:hyperlink>
       <w:r>
         <w:rPr>
+          <w:rtl/>
+          <w:cs/>
           <w:lang w:val="ar_AE" w:bidi="ar_AE"/>
         </w:rPr>
         <w:t xml:space="preserve">؛ </w:t>
@@ -2393,6 +2935,8 @@
       <w:hyperlink r:id="rId99">
         <w:r>
           <w:rPr>
+            <w:rtl/>
+            <w:cs/>
             <w:lang w:val="ar_AE" w:bidi="ar_AE"/>
           </w:rPr>
           <w:rPr>
@@ -2404,6 +2948,8 @@
       </w:hyperlink>
       <w:r>
         <w:rPr>
+          <w:rtl/>
+          <w:cs/>
           <w:lang w:val="ar_AE" w:bidi="ar_AE"/>
         </w:rPr>
         <w:t xml:space="preserve">؛ </w:t>
@@ -2411,6 +2957,8 @@
       <w:hyperlink r:id="rId88">
         <w:r>
           <w:rPr>
+            <w:rtl/>
+            <w:cs/>
             <w:lang w:val="ar_AE" w:bidi="ar_AE"/>
           </w:rPr>
           <w:rPr>
@@ -2422,6 +2970,8 @@
       </w:hyperlink>
       <w:r>
         <w:rPr>
+          <w:rtl/>
+          <w:cs/>
           <w:lang w:val="ar_AE" w:bidi="ar_AE"/>
         </w:rPr>
         <w:t xml:space="preserve">؛ </w:t>
@@ -2429,6 +2979,8 @@
       <w:hyperlink r:id="rId89">
         <w:r>
           <w:rPr>
+            <w:rtl/>
+            <w:cs/>
             <w:lang w:val="ar_AE" w:bidi="ar_AE"/>
           </w:rPr>
           <w:rPr>
@@ -2440,6 +2992,8 @@
       </w:hyperlink>
       <w:r>
         <w:rPr>
+          <w:rtl/>
+          <w:cs/>
           <w:lang w:val="ar_AE" w:bidi="ar_AE"/>
         </w:rPr>
         <w:t xml:space="preserve">؛ </w:t>
@@ -2447,6 +3001,8 @@
       <w:hyperlink r:id="rId100">
         <w:r>
           <w:rPr>
+            <w:rtl/>
+            <w:cs/>
             <w:lang w:val="ar_AE" w:bidi="ar_AE"/>
           </w:rPr>
           <w:rPr>
@@ -2458,17 +3014,23 @@
       </w:hyperlink>
       <w:r>
         <w:rPr>
+          <w:rtl/>
+          <w:cs/>
           <w:lang w:val="ar_AE" w:bidi="ar_AE"/>
         </w:rPr>
         <w:t>.</w:t>
       </w:r>
       <w:r>
         <w:rPr>
-          <w:lang w:val="ar_AE" w:bidi="ar_AE"/>
-        </w:rPr>
-      </w:r>
-      <w:r>
-        <w:rPr>
+          <w:rtl/>
+          <w:cs/>
+          <w:lang w:val="ar_AE" w:bidi="ar_AE"/>
+        </w:rPr>
+      </w:r>
+      <w:r>
+        <w:rPr>
+          <w:rtl/>
+          <w:cs/>
           <w:lang w:val="ar_AE" w:bidi="ar_AE"/>
         </w:rPr>
       </w:r>
@@ -2479,6 +3041,8 @@
       </w:pPr>
       <w:r>
         <w:rPr>
+          <w:rtl/>
+          <w:cs/>
           <w:lang w:val="ar_AE" w:bidi="ar_AE"/>
         </w:rPr>
       </w:r>
@@ -2490,12 +3054,16 @@
       </w:pPr>
       <w:r>
         <w:rPr>
+          <w:rtl/>
+          <w:cs/>
           <w:lang w:val="ar_AE" w:bidi="ar_AE"/>
         </w:rPr>
         <w:t>فرعون</w:t>
       </w:r>
       <w:r>
         <w:rPr>
+          <w:rtl/>
+          <w:cs/>
           <w:lang w:val="ar_AE" w:bidi="ar_AE"/>
         </w:rPr>
       </w:r>
@@ -2506,11 +3074,15 @@
       </w:pPr>
       <w:r>
         <w:rPr>
-          <w:lang w:val="ar_AE" w:bidi="ar_AE"/>
-        </w:rPr>
-      </w:r>
-      <w:r>
-        <w:rPr>
+          <w:rtl/>
+          <w:cs/>
+          <w:lang w:val="ar_AE" w:bidi="ar_AE"/>
+        </w:rPr>
+      </w:r>
+      <w:r>
+        <w:rPr>
+          <w:rtl/>
+          <w:cs/>
           <w:lang w:val="ar_AE" w:bidi="ar_AE"/>
         </w:rPr>
         <w:t>إن كلمة "فرعون" كلمة مصرية تعني "البيت العظيم". فهي تشير إلى القصر الملكي وهي أيضًا لقب لملك مصر. وقد نال بنو إسرائيل نعمة في عيني فرعون مصر في زمن يُوسُف؛ إذ فسّر يُوسُف أحلام الفرعون، فنال ترقية ليصبح الرجل الثاني من بعد فرعون في حكم مصر وقيادتها (</w:t>
@@ -2518,6 +3090,8 @@
       <w:hyperlink r:id="rId101">
         <w:r>
           <w:rPr>
+            <w:rtl/>
+            <w:cs/>
             <w:lang w:val="ar_AE" w:bidi="ar_AE"/>
           </w:rPr>
           <w:rPr>
@@ -2529,6 +3103,8 @@
       </w:hyperlink>
       <w:r>
         <w:rPr>
+          <w:rtl/>
+          <w:cs/>
           <w:lang w:val="ar_AE" w:bidi="ar_AE"/>
         </w:rPr>
         <w:t>). وأعطى فرعون أفضل الأراضي في مصر لعائلة يُوسُف (</w:t>
@@ -2536,6 +3112,8 @@
       <w:hyperlink r:id="rId102">
         <w:r>
           <w:rPr>
+            <w:rtl/>
+            <w:cs/>
             <w:lang w:val="ar_AE" w:bidi="ar_AE"/>
           </w:rPr>
           <w:rPr>
@@ -2547,6 +3125,8 @@
       </w:hyperlink>
       <w:r>
         <w:rPr>
+          <w:rtl/>
+          <w:cs/>
           <w:lang w:val="ar_AE" w:bidi="ar_AE"/>
         </w:rPr>
         <w:t>). ازداد عدد بني إسرائيل وازدهروا هناك.</w:t>
@@ -2558,11 +3138,15 @@
       </w:pPr>
       <w:r>
         <w:rPr>
-          <w:lang w:val="ar_AE" w:bidi="ar_AE"/>
-        </w:rPr>
-      </w:r>
-      <w:r>
-        <w:rPr>
+          <w:rtl/>
+          <w:cs/>
+          <w:lang w:val="ar_AE" w:bidi="ar_AE"/>
+        </w:rPr>
+      </w:r>
+      <w:r>
+        <w:rPr>
+          <w:rtl/>
+          <w:cs/>
           <w:lang w:val="ar_AE" w:bidi="ar_AE"/>
         </w:rPr>
         <w:t xml:space="preserve">يرد في سفر الخروج ذكر فرعونين، ولم يعط أي منهما أهمية ولا احترامًا للشعب العبري (انظر </w:t>
@@ -2570,6 +3154,8 @@
       <w:hyperlink r:id="rId103">
         <w:r>
           <w:rPr>
+            <w:rtl/>
+            <w:cs/>
             <w:lang w:val="ar_AE" w:bidi="ar_AE"/>
           </w:rPr>
           <w:rPr>
@@ -2581,6 +3167,8 @@
       </w:hyperlink>
       <w:r>
         <w:rPr>
+          <w:rtl/>
+          <w:cs/>
           <w:lang w:val="ar_AE" w:bidi="ar_AE"/>
         </w:rPr>
         <w:t>). الفرعون الأول حكم عندما وُلد موسى. وكان يخشى العبرانيين فأمر بقتل جميع الأطفال العبرانيين. نجا موسى من الموت وتربّى في قصر الفرعون على يد ابنته. ومات هذا الفرعون بعد هروب موسى من مصر (</w:t>
@@ -2588,6 +3176,8 @@
       <w:hyperlink r:id="rId104">
         <w:r>
           <w:rPr>
+            <w:rtl/>
+            <w:cs/>
             <w:lang w:val="ar_AE" w:bidi="ar_AE"/>
           </w:rPr>
           <w:rPr>
@@ -2599,6 +3189,8 @@
       </w:hyperlink>
       <w:r>
         <w:rPr>
+          <w:rtl/>
+          <w:cs/>
           <w:lang w:val="ar_AE" w:bidi="ar_AE"/>
         </w:rPr>
         <w:t>).</w:t>
@@ -2610,11 +3202,15 @@
       </w:pPr>
       <w:r>
         <w:rPr>
-          <w:lang w:val="ar_AE" w:bidi="ar_AE"/>
-        </w:rPr>
-      </w:r>
-      <w:r>
-        <w:rPr>
+          <w:rtl/>
+          <w:cs/>
+          <w:lang w:val="ar_AE" w:bidi="ar_AE"/>
+        </w:rPr>
+      </w:r>
+      <w:r>
+        <w:rPr>
+          <w:rtl/>
+          <w:cs/>
           <w:lang w:val="ar_AE" w:bidi="ar_AE"/>
         </w:rPr>
         <w:t xml:space="preserve">تولى فرعون جديد زمام السلطة، وواجهه موسى وهارون فيمَا بعد. هذا الفرعون كان مُصرًّا على إبقاء بني إسرائيل في مصر. وظل عنيدًا حتى عندما شهد قوة الله. كما يصف الكتاب المقدس قساوة قلبه وصلابة رأيه في عدم خروج الشعب (انظر </w:t>
@@ -2622,6 +3218,8 @@
       <w:hyperlink r:id="rId105">
         <w:r>
           <w:rPr>
+            <w:rtl/>
+            <w:cs/>
             <w:lang w:val="ar_AE" w:bidi="ar_AE"/>
           </w:rPr>
           <w:rPr>
@@ -2633,6 +3231,8 @@
       </w:hyperlink>
       <w:r>
         <w:rPr>
+          <w:rtl/>
+          <w:cs/>
           <w:lang w:val="ar_AE" w:bidi="ar_AE"/>
         </w:rPr>
         <w:t xml:space="preserve">؛ </w:t>
@@ -2640,6 +3240,8 @@
       <w:hyperlink r:id="rId106">
         <w:r>
           <w:rPr>
+            <w:rtl/>
+            <w:cs/>
             <w:lang w:val="ar_AE" w:bidi="ar_AE"/>
           </w:rPr>
           <w:rPr>
@@ -2651,6 +3253,8 @@
       </w:hyperlink>
       <w:r>
         <w:rPr>
+          <w:rtl/>
+          <w:cs/>
           <w:lang w:val="ar_AE" w:bidi="ar_AE"/>
         </w:rPr>
         <w:t xml:space="preserve"> </w:t>
@@ -2658,6 +3262,8 @@
       <w:hyperlink r:id="rId107">
         <w:r>
           <w:rPr>
+            <w:rtl/>
+            <w:cs/>
             <w:lang w:val="ar_AE" w:bidi="ar_AE"/>
           </w:rPr>
           <w:rPr>
@@ -2669,6 +3275,8 @@
       </w:hyperlink>
       <w:r>
         <w:rPr>
+          <w:rtl/>
+          <w:cs/>
           <w:lang w:val="ar_AE" w:bidi="ar_AE"/>
         </w:rPr>
         <w:t xml:space="preserve">؛ قارن </w:t>
@@ -2676,6 +3284,8 @@
       <w:hyperlink r:id="rId108">
         <w:r>
           <w:rPr>
+            <w:rtl/>
+            <w:cs/>
             <w:lang w:val="ar_AE" w:bidi="ar_AE"/>
           </w:rPr>
           <w:rPr>
@@ -2687,6 +3297,8 @@
       </w:hyperlink>
       <w:r>
         <w:rPr>
+          <w:rtl/>
+          <w:cs/>
           <w:lang w:val="ar_AE" w:bidi="ar_AE"/>
         </w:rPr>
         <w:t>).</w:t>
@@ -2698,11 +3310,15 @@
       </w:pPr>
       <w:r>
         <w:rPr>
-          <w:lang w:val="ar_AE" w:bidi="ar_AE"/>
-        </w:rPr>
-      </w:r>
-      <w:r>
-        <w:rPr>
+          <w:rtl/>
+          <w:cs/>
+          <w:lang w:val="ar_AE" w:bidi="ar_AE"/>
+        </w:rPr>
+      </w:r>
+      <w:r>
+        <w:rPr>
+          <w:rtl/>
+          <w:cs/>
           <w:lang w:val="ar_AE" w:bidi="ar_AE"/>
         </w:rPr>
         <w:t xml:space="preserve">كان الفرعون ملكًا يمثل حكم الآلهة على مصر، مما منحه سلطة مطلقة. كانت الضربات هجمات من الله على آلهة مصر الزائفة (انظر </w:t>
@@ -2710,6 +3326,8 @@
       <w:hyperlink r:id="rId109">
         <w:r>
           <w:rPr>
+            <w:rtl/>
+            <w:cs/>
             <w:lang w:val="ar_AE" w:bidi="ar_AE"/>
           </w:rPr>
           <w:rPr>
@@ -2721,18 +3339,24 @@
       </w:hyperlink>
       <w:r>
         <w:rPr>
+          <w:rtl/>
+          <w:cs/>
           <w:lang w:val="ar_AE" w:bidi="ar_AE"/>
         </w:rPr>
         <w:t xml:space="preserve">). كانت الضربة الأخيرة، هي موت الأبكار، التي استهدفت بيت الفرعون. هذه الضربة الحاسمة أقنعت الفرعون بإطلاق سراح بني إسرائيل، وخروجهم من أرض مصر. ومع ذلك، فبعد مغادرة بني إسرائيل، غيّر الفرعون رأيه، وطاردهم، إذ سعى خلفهم إلى البحر الأحمر. إن إنقاذ الله لبني إسرائيل العُزّل، وغرق المصريين الأقوياء في البحر الأحمر وهلاكهم هو واحد من أكثر مهام الإنقاذ الأكثر إثارة في العهد القديم. وفي البحر الأحمر، كشف الرب عن نفسه بصفته </w:t>
       </w:r>
       <w:r>
         <w:rPr>
+          <w:rtl/>
+          <w:cs/>
           <w:lang w:val="ar_AE" w:bidi="ar_AE"/>
         </w:rPr>
         <w:t xml:space="preserve">رَجُلُ حَرْب، </w:t>
       </w:r>
       <w:r>
         <w:rPr>
+          <w:rtl/>
+          <w:cs/>
           <w:lang w:val="ar_AE" w:bidi="ar_AE"/>
         </w:rPr>
         <w:t>قاتل من أجل شعبه (</w:t>
@@ -2740,6 +3364,8 @@
       <w:hyperlink r:id="rId110">
         <w:r>
           <w:rPr>
+            <w:rtl/>
+            <w:cs/>
             <w:lang w:val="ar_AE" w:bidi="ar_AE"/>
           </w:rPr>
           <w:rPr>
@@ -2751,6 +3377,8 @@
       </w:hyperlink>
       <w:r>
         <w:rPr>
+          <w:rtl/>
+          <w:cs/>
           <w:lang w:val="ar_AE" w:bidi="ar_AE"/>
         </w:rPr>
         <w:t xml:space="preserve">). </w:t>
@@ -2762,11 +3390,15 @@
       </w:pPr>
       <w:r>
         <w:rPr>
-          <w:lang w:val="ar_AE" w:bidi="ar_AE"/>
-        </w:rPr>
-      </w:r>
-      <w:r>
-        <w:rPr>
+          <w:rtl/>
+          <w:cs/>
+          <w:lang w:val="ar_AE" w:bidi="ar_AE"/>
+        </w:rPr>
+      </w:r>
+      <w:r>
+        <w:rPr>
+          <w:rtl/>
+          <w:cs/>
           <w:lang w:val="ar_AE" w:bidi="ar_AE"/>
         </w:rPr>
         <w:t>لم يرد ذكر أسماء للفراعنة في سفر الخروج، ربما اتباعًا للتقليد المصري. إذا غادر بنو إسرائيل مصر في القرن الرابع عشر قبل الميلاد، فعلى الأرجح يكون فرعون الخروج هو تحتمس الثالث، الذي حكم من حوالي 1504 إلى 1450 قبل الميلاد. أما إذا حدث ذلك في القرن الثاني عشر قبل الميلاد، وفقًا لجدول زمني آخر، فعلى الأرجح يكون فرعون الخروج هو رمسيس الثاني، الذي حكم من حوالي 1279 إلى 1213 قبل الميلاد.</w:t>
@@ -2778,12 +3410,16 @@
       </w:pPr>
       <w:r>
         <w:rPr>
+          <w:rtl/>
+          <w:cs/>
           <w:lang w:val="ar_AE" w:bidi="ar_AE"/>
         </w:rPr>
       </w:r>
       <w:r>
         <w:rPr>
           <w:u w:val="single"/>
+          <w:rtl/>
+          <w:cs/>
           <w:lang w:val="ar_AE" w:bidi="ar_AE"/>
         </w:rPr>
         <w:t>مقاطع كتابية لدراسة أعمق</w:t>
@@ -2795,12 +3431,16 @@
       </w:pPr>
       <w:r>
         <w:rPr>
+          <w:rtl/>
+          <w:cs/>
           <w:lang w:val="ar_AE" w:bidi="ar_AE"/>
         </w:rPr>
       </w:r>
       <w:hyperlink r:id="rId111">
         <w:r>
           <w:rPr>
+            <w:rtl/>
+            <w:cs/>
             <w:lang w:val="ar_AE" w:bidi="ar_AE"/>
           </w:rPr>
           <w:rPr>
@@ -2812,6 +3452,8 @@
       </w:hyperlink>
       <w:r>
         <w:rPr>
+          <w:rtl/>
+          <w:cs/>
           <w:lang w:val="ar_AE" w:bidi="ar_AE"/>
         </w:rPr>
         <w:t xml:space="preserve">؛ </w:t>
@@ -2819,6 +3461,8 @@
       <w:hyperlink r:id="rId112">
         <w:r>
           <w:rPr>
+            <w:rtl/>
+            <w:cs/>
             <w:lang w:val="ar_AE" w:bidi="ar_AE"/>
           </w:rPr>
           <w:rPr>
@@ -2830,6 +3474,8 @@
       </w:hyperlink>
       <w:r>
         <w:rPr>
+          <w:rtl/>
+          <w:cs/>
           <w:lang w:val="ar_AE" w:bidi="ar_AE"/>
         </w:rPr>
         <w:t xml:space="preserve">، </w:t>
@@ -2837,6 +3483,8 @@
       <w:hyperlink r:id="rId104">
         <w:r>
           <w:rPr>
+            <w:rtl/>
+            <w:cs/>
             <w:lang w:val="ar_AE" w:bidi="ar_AE"/>
           </w:rPr>
           <w:rPr>
@@ -2848,6 +3496,8 @@
       </w:hyperlink>
       <w:r>
         <w:rPr>
+          <w:rtl/>
+          <w:cs/>
           <w:lang w:val="ar_AE" w:bidi="ar_AE"/>
         </w:rPr>
         <w:t xml:space="preserve">؛ </w:t>
@@ -2855,6 +3505,8 @@
       <w:hyperlink r:id="rId113">
         <w:r>
           <w:rPr>
+            <w:rtl/>
+            <w:cs/>
             <w:lang w:val="ar_AE" w:bidi="ar_AE"/>
           </w:rPr>
           <w:rPr>
@@ -2866,11 +3518,15 @@
       </w:hyperlink>
       <w:r>
         <w:rPr>
-          <w:lang w:val="ar_AE" w:bidi="ar_AE"/>
-        </w:rPr>
-      </w:r>
-      <w:r>
-        <w:rPr>
+          <w:rtl/>
+          <w:cs/>
+          <w:lang w:val="ar_AE" w:bidi="ar_AE"/>
+        </w:rPr>
+      </w:r>
+      <w:r>
+        <w:rPr>
+          <w:rtl/>
+          <w:cs/>
           <w:lang w:val="ar_AE" w:bidi="ar_AE"/>
         </w:rPr>
       </w:r>
@@ -2881,6 +3537,8 @@
       </w:pPr>
       <w:r>
         <w:rPr>
+          <w:rtl/>
+          <w:cs/>
           <w:lang w:val="ar_AE" w:bidi="ar_AE"/>
         </w:rPr>
       </w:r>
@@ -2892,12 +3550,16 @@
       </w:pPr>
       <w:r>
         <w:rPr>
+          <w:rtl/>
+          <w:cs/>
           <w:lang w:val="ar_AE" w:bidi="ar_AE"/>
         </w:rPr>
         <w:t>فِيلُبُّس</w:t>
       </w:r>
       <w:r>
         <w:rPr>
+          <w:rtl/>
+          <w:cs/>
           <w:lang w:val="ar_AE" w:bidi="ar_AE"/>
         </w:rPr>
       </w:r>
@@ -2908,11 +3570,15 @@
       </w:pPr>
       <w:r>
         <w:rPr>
-          <w:lang w:val="ar_AE" w:bidi="ar_AE"/>
-        </w:rPr>
-      </w:r>
-      <w:r>
-        <w:rPr>
+          <w:rtl/>
+          <w:cs/>
+          <w:lang w:val="ar_AE" w:bidi="ar_AE"/>
+        </w:rPr>
+      </w:r>
+      <w:r>
+        <w:rPr>
+          <w:rtl/>
+          <w:cs/>
           <w:lang w:val="ar_AE" w:bidi="ar_AE"/>
         </w:rPr>
         <w:t>كان فِيلُبُّس من بين الأوائل الذين كرزوا ببشارة يسوع إلى الناس خارج دائرة يهوذا. وقد حظي باحترام كبير من جانب المؤمنين المسيحيين الأوائل، وكان واحدًا من سبعة رجال جرى اختيارهم لإدارة خطّة توزيع الطعام للمؤمنين المحتاجين في أورشليم (</w:t>
@@ -2920,6 +3586,8 @@
       <w:hyperlink r:id="rId114">
         <w:r>
           <w:rPr>
+            <w:rtl/>
+            <w:cs/>
             <w:lang w:val="ar_AE" w:bidi="ar_AE"/>
           </w:rPr>
           <w:rPr>
@@ -2931,6 +3599,8 @@
       </w:hyperlink>
       <w:r>
         <w:rPr>
+          <w:rtl/>
+          <w:cs/>
           <w:lang w:val="ar_AE" w:bidi="ar_AE"/>
         </w:rPr>
         <w:t xml:space="preserve">). وبفضل قوة الروح القدس، كان فِيلُبُّس مبشرًا جسورًا وفعالًا (فكرز بالخبر السار) </w:t>
@@ -2942,35 +3612,47 @@
       </w:pPr>
       <w:r>
         <w:rPr>
-          <w:lang w:val="ar_AE" w:bidi="ar_AE"/>
-        </w:rPr>
-      </w:r>
-      <w:r>
-        <w:rPr>
+          <w:rtl/>
+          <w:cs/>
+          <w:lang w:val="ar_AE" w:bidi="ar_AE"/>
+        </w:rPr>
+      </w:r>
+      <w:r>
+        <w:rPr>
+          <w:rtl/>
+          <w:cs/>
           <w:lang w:val="ar_AE" w:bidi="ar_AE"/>
         </w:rPr>
         <w:t xml:space="preserve">بعد موت </w:t>
       </w:r>
       <w:r>
         <w:rPr>
+          <w:rtl/>
+          <w:cs/>
           <w:lang w:val="ar_AE" w:bidi="ar_AE"/>
         </w:rPr>
         <w:t>اسْتِفَانُوس رجمًا</w:t>
       </w:r>
       <w:r>
         <w:rPr>
+          <w:rtl/>
+          <w:cs/>
           <w:lang w:val="ar_AE" w:bidi="ar_AE"/>
         </w:rPr>
         <w:t xml:space="preserve">، </w:t>
       </w:r>
       <w:r>
         <w:rPr>
+          <w:rtl/>
+          <w:cs/>
           <w:lang w:val="ar_AE" w:bidi="ar_AE"/>
         </w:rPr>
         <w:t>تَشَتَّت ا</w:t>
       </w:r>
       <w:r>
         <w:rPr>
+          <w:rtl/>
+          <w:cs/>
           <w:lang w:val="ar_AE" w:bidi="ar_AE"/>
         </w:rPr>
         <w:t>لمسيحيون من أورشليم (</w:t>
@@ -2978,6 +3660,8 @@
       <w:hyperlink r:id="rId115">
         <w:r>
           <w:rPr>
+            <w:rtl/>
+            <w:cs/>
             <w:lang w:val="ar_AE" w:bidi="ar_AE"/>
           </w:rPr>
           <w:rPr>
@@ -2989,6 +3673,8 @@
       </w:hyperlink>
       <w:r>
         <w:rPr>
+          <w:rtl/>
+          <w:cs/>
           <w:lang w:val="ar_AE" w:bidi="ar_AE"/>
         </w:rPr>
         <w:t>). فحمل فِيلُبُّس رسالة المسيح إلى السامرة، وهي مدينة تضم أناسًا من خلفيات متنوعة. وهناك، شفى كثيرين وطرد أرواح شريرة، وقَبِل الناس رسالته بشوق وحماس منقطع النظير (</w:t>
@@ -2996,6 +3682,8 @@
       <w:hyperlink r:id="rId116">
         <w:r>
           <w:rPr>
+            <w:rtl/>
+            <w:cs/>
             <w:lang w:val="ar_AE" w:bidi="ar_AE"/>
           </w:rPr>
           <w:rPr>
@@ -3007,18 +3695,24 @@
       </w:hyperlink>
       <w:r>
         <w:rPr>
+          <w:rtl/>
+          <w:cs/>
           <w:lang w:val="ar_AE" w:bidi="ar_AE"/>
         </w:rPr>
         <w:t>). كما ا</w:t>
       </w:r>
       <w:r>
         <w:rPr>
+          <w:rtl/>
+          <w:cs/>
           <w:lang w:val="ar_AE" w:bidi="ar_AE"/>
         </w:rPr>
         <w:t xml:space="preserve">عْتَمَد </w:t>
       </w:r>
       <w:r>
         <w:rPr>
+          <w:rtl/>
+          <w:cs/>
           <w:lang w:val="ar_AE" w:bidi="ar_AE"/>
         </w:rPr>
         <w:t>كثيرون، ومن بينهم ساحر ذائِعُ الصّيت</w:t>
@@ -3026,24 +3720,32 @@
       <w:r>
         <w:rPr>
           <w:b/>
+          <w:rtl/>
+          <w:cs/>
           <w:lang w:val="ar_AE" w:bidi="ar_AE"/>
         </w:rPr>
         <w:t xml:space="preserve"> </w:t>
       </w:r>
       <w:r>
         <w:rPr>
+          <w:rtl/>
+          <w:cs/>
           <w:lang w:val="ar_AE" w:bidi="ar_AE"/>
         </w:rPr>
         <w:t xml:space="preserve">يُدعى </w:t>
       </w:r>
       <w:r>
         <w:rPr>
+          <w:rtl/>
+          <w:cs/>
           <w:lang w:val="ar_AE" w:bidi="ar_AE"/>
         </w:rPr>
         <w:t>سِيمُون</w:t>
       </w:r>
       <w:r>
         <w:rPr>
+          <w:rtl/>
+          <w:cs/>
           <w:lang w:val="ar_AE" w:bidi="ar_AE"/>
         </w:rPr>
         <w:t xml:space="preserve"> (</w:t>
@@ -3051,6 +3753,8 @@
       <w:hyperlink r:id="rId117">
         <w:r>
           <w:rPr>
+            <w:rtl/>
+            <w:cs/>
             <w:lang w:val="ar_AE" w:bidi="ar_AE"/>
           </w:rPr>
           <w:rPr>
@@ -3062,6 +3766,8 @@
       </w:hyperlink>
       <w:r>
         <w:rPr>
+          <w:rtl/>
+          <w:cs/>
           <w:lang w:val="ar_AE" w:bidi="ar_AE"/>
         </w:rPr>
         <w:t>).</w:t>
@@ -3073,11 +3779,15 @@
       </w:pPr>
       <w:r>
         <w:rPr>
-          <w:lang w:val="ar_AE" w:bidi="ar_AE"/>
-        </w:rPr>
-      </w:r>
-      <w:r>
-        <w:rPr>
+          <w:rtl/>
+          <w:cs/>
+          <w:lang w:val="ar_AE" w:bidi="ar_AE"/>
+        </w:rPr>
+      </w:r>
+      <w:r>
+        <w:rPr>
+          <w:rtl/>
+          <w:cs/>
           <w:lang w:val="ar_AE" w:bidi="ar_AE"/>
         </w:rPr>
         <w:t>كما قاد ملاك فِيلُبُّس للانتقال إلى جَنُوب غرب أورشليم نحو غزّة (</w:t>
@@ -3085,6 +3795,8 @@
       <w:hyperlink r:id="rId118">
         <w:r>
           <w:rPr>
+            <w:rtl/>
+            <w:cs/>
             <w:lang w:val="ar_AE" w:bidi="ar_AE"/>
           </w:rPr>
           <w:rPr>
@@ -3096,6 +3808,8 @@
       </w:hyperlink>
       <w:r>
         <w:rPr>
+          <w:rtl/>
+          <w:cs/>
           <w:lang w:val="ar_AE" w:bidi="ar_AE"/>
         </w:rPr>
         <w:t>). وهناك، قاده الروح للقاء وزير مالية كوش (أثيوبيا )، الذي كان عائدًا إلى وطنه من أورشليم (</w:t>
@@ -3103,6 +3817,8 @@
       <w:hyperlink r:id="rId119">
         <w:r>
           <w:rPr>
+            <w:rtl/>
+            <w:cs/>
             <w:lang w:val="ar_AE" w:bidi="ar_AE"/>
           </w:rPr>
           <w:rPr>
@@ -3114,6 +3830,8 @@
       </w:hyperlink>
       <w:r>
         <w:rPr>
+          <w:rtl/>
+          <w:cs/>
           <w:lang w:val="ar_AE" w:bidi="ar_AE"/>
         </w:rPr>
         <w:t xml:space="preserve">). طلب هذا الإثيوبي من فِيلُبُّس أن يشرح له </w:t>
@@ -3121,6 +3839,8 @@
       <w:hyperlink r:id="rId120">
         <w:r>
           <w:rPr>
+            <w:rtl/>
+            <w:cs/>
             <w:lang w:val="ar_AE" w:bidi="ar_AE"/>
           </w:rPr>
           <w:rPr>
@@ -3132,6 +3852,8 @@
       </w:hyperlink>
       <w:r>
         <w:rPr>
+          <w:rtl/>
+          <w:cs/>
           <w:lang w:val="ar_AE" w:bidi="ar_AE"/>
         </w:rPr>
         <w:t>. فكرز فِيلُبُّس لللخصي الحبشي عن يسوع، ورسالة الخلاص (</w:t>
@@ -3139,6 +3861,8 @@
       <w:hyperlink r:id="rId121">
         <w:r>
           <w:rPr>
+            <w:rtl/>
+            <w:cs/>
             <w:lang w:val="ar_AE" w:bidi="ar_AE"/>
           </w:rPr>
           <w:rPr>
@@ -3150,6 +3874,8 @@
       </w:hyperlink>
       <w:r>
         <w:rPr>
+          <w:rtl/>
+          <w:cs/>
           <w:lang w:val="ar_AE" w:bidi="ar_AE"/>
         </w:rPr>
         <w:t>) وعمّد الرجل على جانب الطريق (</w:t>
@@ -3157,6 +3883,8 @@
       <w:hyperlink r:id="rId122">
         <w:r>
           <w:rPr>
+            <w:rtl/>
+            <w:cs/>
             <w:lang w:val="ar_AE" w:bidi="ar_AE"/>
           </w:rPr>
           <w:rPr>
@@ -3168,18 +3896,24 @@
       </w:hyperlink>
       <w:r>
         <w:rPr>
+          <w:rtl/>
+          <w:cs/>
           <w:lang w:val="ar_AE" w:bidi="ar_AE"/>
         </w:rPr>
         <w:t xml:space="preserve">). ثم </w:t>
       </w:r>
       <w:r>
         <w:rPr>
+          <w:rtl/>
+          <w:cs/>
           <w:lang w:val="ar_AE" w:bidi="ar_AE"/>
         </w:rPr>
         <w:t xml:space="preserve">خَطِف </w:t>
       </w:r>
       <w:r>
         <w:rPr>
+          <w:rtl/>
+          <w:cs/>
           <w:lang w:val="ar_AE" w:bidi="ar_AE"/>
         </w:rPr>
         <w:t>روح الله فِيلُبُّس فجأة إلى أشدود (</w:t>
@@ -3187,6 +3921,8 @@
       <w:hyperlink r:id="rId123">
         <w:r>
           <w:rPr>
+            <w:rtl/>
+            <w:cs/>
             <w:lang w:val="ar_AE" w:bidi="ar_AE"/>
           </w:rPr>
           <w:rPr>
@@ -3198,6 +3934,8 @@
       </w:hyperlink>
       <w:r>
         <w:rPr>
+          <w:rtl/>
+          <w:cs/>
           <w:lang w:val="ar_AE" w:bidi="ar_AE"/>
         </w:rPr>
         <w:t>). وبشر فِيلُبُّس هناك برسالة الخلاص، وسافر عبر مدن ساحلية إلى أن وصل إلى قيصريّة، وهي مدينة رومانية كبيرة، يُرجَح أنه استقر بها (</w:t>
@@ -3205,6 +3943,8 @@
       <w:hyperlink r:id="rId124">
         <w:r>
           <w:rPr>
+            <w:rtl/>
+            <w:cs/>
             <w:lang w:val="ar_AE" w:bidi="ar_AE"/>
           </w:rPr>
           <w:rPr>
@@ -3216,6 +3956,8 @@
       </w:hyperlink>
       <w:r>
         <w:rPr>
+          <w:rtl/>
+          <w:cs/>
           <w:lang w:val="ar_AE" w:bidi="ar_AE"/>
         </w:rPr>
         <w:t xml:space="preserve">; </w:t>
@@ -3223,6 +3965,8 @@
       <w:hyperlink r:id="rId125">
         <w:r>
           <w:rPr>
+            <w:rtl/>
+            <w:cs/>
             <w:lang w:val="ar_AE" w:bidi="ar_AE"/>
           </w:rPr>
           <w:rPr>
@@ -3234,6 +3978,8 @@
       </w:hyperlink>
       <w:r>
         <w:rPr>
+          <w:rtl/>
+          <w:cs/>
           <w:lang w:val="ar_AE" w:bidi="ar_AE"/>
         </w:rPr>
         <w:t>).</w:t>
@@ -3245,11 +3991,15 @@
       </w:pPr>
       <w:r>
         <w:rPr>
-          <w:lang w:val="ar_AE" w:bidi="ar_AE"/>
-        </w:rPr>
-      </w:r>
-      <w:r>
-        <w:rPr>
+          <w:rtl/>
+          <w:cs/>
+          <w:lang w:val="ar_AE" w:bidi="ar_AE"/>
+        </w:rPr>
+      </w:r>
+      <w:r>
+        <w:rPr>
+          <w:rtl/>
+          <w:cs/>
           <w:lang w:val="ar_AE" w:bidi="ar_AE"/>
         </w:rPr>
         <w:t>بعد سنوات عدّة، قضى بولس ليلته في بيت فِيلُبُّس في قيصريّة (</w:t>
@@ -3257,6 +4007,8 @@
       <w:hyperlink r:id="rId126">
         <w:r>
           <w:rPr>
+            <w:rtl/>
+            <w:cs/>
             <w:lang w:val="ar_AE" w:bidi="ar_AE"/>
           </w:rPr>
           <w:rPr>
@@ -3268,6 +4020,8 @@
       </w:hyperlink>
       <w:r>
         <w:rPr>
+          <w:rtl/>
+          <w:cs/>
           <w:lang w:val="ar_AE" w:bidi="ar_AE"/>
         </w:rPr>
         <w:t>). في ذلك الوقت، كان الناس يعرفون فِيلُبُّس باسم فيلبّس المُبشّر. كان لديه أربع بنات غير متزوجات، وجميعهن كن يمتلكن موهبة النبوة (</w:t>
@@ -3275,6 +4029,8 @@
       <w:hyperlink r:id="rId127">
         <w:r>
           <w:rPr>
+            <w:rtl/>
+            <w:cs/>
             <w:lang w:val="ar_AE" w:bidi="ar_AE"/>
           </w:rPr>
           <w:rPr>
@@ -3286,6 +4042,8 @@
       </w:hyperlink>
       <w:r>
         <w:rPr>
+          <w:rtl/>
+          <w:cs/>
           <w:lang w:val="ar_AE" w:bidi="ar_AE"/>
         </w:rPr>
         <w:t xml:space="preserve">). </w:t>
@@ -3297,11 +4055,15 @@
       </w:pPr>
       <w:r>
         <w:rPr>
-          <w:lang w:val="ar_AE" w:bidi="ar_AE"/>
-        </w:rPr>
-      </w:r>
-      <w:r>
-        <w:rPr>
+          <w:rtl/>
+          <w:cs/>
+          <w:lang w:val="ar_AE" w:bidi="ar_AE"/>
+        </w:rPr>
+      </w:r>
+      <w:r>
+        <w:rPr>
+          <w:rtl/>
+          <w:cs/>
           <w:lang w:val="ar_AE" w:bidi="ar_AE"/>
         </w:rPr>
         <w:t>فِيلُبُّس يجسد نموذج المبشرين المسيحيين الأولين، الذين منحهم الرُّوح القُدُس القدْرة والإرشاد، فمَكَّنهم من إعلان بشارة الإنجيل</w:t>
@@ -3309,12 +4071,16 @@
       <w:r>
         <w:rPr>
           <w:b/>
+          <w:rtl/>
+          <w:cs/>
           <w:lang w:val="ar_AE" w:bidi="ar_AE"/>
         </w:rPr>
         <w:t xml:space="preserve"> </w:t>
       </w:r>
       <w:r>
         <w:rPr>
+          <w:rtl/>
+          <w:cs/>
           <w:lang w:val="ar_AE" w:bidi="ar_AE"/>
         </w:rPr>
         <w:t xml:space="preserve">(انظر أيضًا </w:t>
@@ -3322,6 +4088,8 @@
       <w:hyperlink r:id="rId128">
         <w:r>
           <w:rPr>
+            <w:rtl/>
+            <w:cs/>
             <w:lang w:val="ar_AE" w:bidi="ar_AE"/>
           </w:rPr>
           <w:rPr>
@@ -3333,6 +4101,8 @@
       </w:hyperlink>
       <w:r>
         <w:rPr>
+          <w:rtl/>
+          <w:cs/>
           <w:lang w:val="ar_AE" w:bidi="ar_AE"/>
         </w:rPr>
         <w:t xml:space="preserve">؛ </w:t>
@@ -3340,6 +4110,8 @@
       <w:hyperlink r:id="rId129">
         <w:r>
           <w:rPr>
+            <w:rtl/>
+            <w:cs/>
             <w:lang w:val="ar_AE" w:bidi="ar_AE"/>
           </w:rPr>
           <w:rPr>
@@ -3351,6 +4123,8 @@
       </w:hyperlink>
       <w:r>
         <w:rPr>
+          <w:rtl/>
+          <w:cs/>
           <w:lang w:val="ar_AE" w:bidi="ar_AE"/>
         </w:rPr>
         <w:t xml:space="preserve">؛ </w:t>
@@ -3358,6 +4132,8 @@
       <w:hyperlink r:id="rId130">
         <w:r>
           <w:rPr>
+            <w:rtl/>
+            <w:cs/>
             <w:lang w:val="ar_AE" w:bidi="ar_AE"/>
           </w:rPr>
           <w:rPr>
@@ -3369,6 +4145,8 @@
       </w:hyperlink>
       <w:r>
         <w:rPr>
+          <w:rtl/>
+          <w:cs/>
           <w:lang w:val="ar_AE" w:bidi="ar_AE"/>
         </w:rPr>
         <w:t xml:space="preserve">؛ </w:t>
@@ -3376,6 +4154,8 @@
       <w:hyperlink r:id="rId131">
         <w:r>
           <w:rPr>
+            <w:rtl/>
+            <w:cs/>
             <w:lang w:val="ar_AE" w:bidi="ar_AE"/>
           </w:rPr>
           <w:rPr>
@@ -3387,6 +4167,8 @@
       </w:hyperlink>
       <w:r>
         <w:rPr>
+          <w:rtl/>
+          <w:cs/>
           <w:lang w:val="ar_AE" w:bidi="ar_AE"/>
         </w:rPr>
         <w:t xml:space="preserve">؛ </w:t>
@@ -3394,6 +4176,8 @@
       <w:hyperlink r:id="rId132">
         <w:r>
           <w:rPr>
+            <w:rtl/>
+            <w:cs/>
             <w:lang w:val="ar_AE" w:bidi="ar_AE"/>
           </w:rPr>
           <w:rPr>
@@ -3405,6 +4189,8 @@
       </w:hyperlink>
       <w:r>
         <w:rPr>
+          <w:rtl/>
+          <w:cs/>
           <w:lang w:val="ar_AE" w:bidi="ar_AE"/>
         </w:rPr>
         <w:t xml:space="preserve">؛ </w:t>
@@ -3412,6 +4198,8 @@
       <w:hyperlink r:id="rId133">
         <w:r>
           <w:rPr>
+            <w:rtl/>
+            <w:cs/>
             <w:lang w:val="ar_AE" w:bidi="ar_AE"/>
           </w:rPr>
           <w:rPr>
@@ -3423,6 +4211,8 @@
       </w:hyperlink>
       <w:r>
         <w:rPr>
+          <w:rtl/>
+          <w:cs/>
           <w:lang w:val="ar_AE" w:bidi="ar_AE"/>
         </w:rPr>
         <w:t xml:space="preserve">؛ </w:t>
@@ -3430,6 +4220,8 @@
       <w:hyperlink r:id="rId134">
         <w:r>
           <w:rPr>
+            <w:rtl/>
+            <w:cs/>
             <w:lang w:val="ar_AE" w:bidi="ar_AE"/>
           </w:rPr>
           <w:rPr>
@@ -3441,6 +4233,8 @@
       </w:hyperlink>
       <w:r>
         <w:rPr>
+          <w:rtl/>
+          <w:cs/>
           <w:lang w:val="ar_AE" w:bidi="ar_AE"/>
         </w:rPr>
         <w:t xml:space="preserve">؛ </w:t>
@@ -3448,6 +4242,8 @@
       <w:hyperlink r:id="rId135">
         <w:r>
           <w:rPr>
+            <w:rtl/>
+            <w:cs/>
             <w:lang w:val="ar_AE" w:bidi="ar_AE"/>
           </w:rPr>
           <w:rPr>
@@ -3459,6 +4255,8 @@
       </w:hyperlink>
       <w:r>
         <w:rPr>
+          <w:rtl/>
+          <w:cs/>
           <w:lang w:val="ar_AE" w:bidi="ar_AE"/>
         </w:rPr>
         <w:t xml:space="preserve">؛ </w:t>
@@ -3466,6 +4264,8 @@
       <w:hyperlink r:id="rId136">
         <w:r>
           <w:rPr>
+            <w:rtl/>
+            <w:cs/>
             <w:lang w:val="ar_AE" w:bidi="ar_AE"/>
           </w:rPr>
           <w:rPr>
@@ -3477,6 +4277,8 @@
       </w:hyperlink>
       <w:r>
         <w:rPr>
+          <w:rtl/>
+          <w:cs/>
           <w:lang w:val="ar_AE" w:bidi="ar_AE"/>
         </w:rPr>
         <w:t>). اتبع فِيلُبُّس قوة الروح وإرشاده، واستخدمه الله لنشر الخبر السار خارج دائرة يهوذا.</w:t>
@@ -3488,12 +4290,16 @@
       </w:pPr>
       <w:r>
         <w:rPr>
+          <w:rtl/>
+          <w:cs/>
           <w:lang w:val="ar_AE" w:bidi="ar_AE"/>
         </w:rPr>
       </w:r>
       <w:r>
         <w:rPr>
           <w:u w:val="single"/>
+          <w:rtl/>
+          <w:cs/>
           <w:lang w:val="ar_AE" w:bidi="ar_AE"/>
         </w:rPr>
         <w:t>مقاطع كتابية لدراسة أعمق</w:t>
@@ -3505,12 +4311,16 @@
       </w:pPr>
       <w:r>
         <w:rPr>
+          <w:rtl/>
+          <w:cs/>
           <w:lang w:val="ar_AE" w:bidi="ar_AE"/>
         </w:rPr>
       </w:r>
       <w:hyperlink r:id="rId137">
         <w:r>
           <w:rPr>
+            <w:rtl/>
+            <w:cs/>
             <w:lang w:val="ar_AE" w:bidi="ar_AE"/>
           </w:rPr>
           <w:rPr>
@@ -3522,6 +4332,8 @@
       </w:hyperlink>
       <w:r>
         <w:rPr>
+          <w:rtl/>
+          <w:cs/>
           <w:lang w:val="ar_AE" w:bidi="ar_AE"/>
         </w:rPr>
         <w:t xml:space="preserve">؛ </w:t>
@@ -3529,6 +4341,8 @@
       <w:hyperlink r:id="rId138">
         <w:r>
           <w:rPr>
+            <w:rtl/>
+            <w:cs/>
             <w:lang w:val="ar_AE" w:bidi="ar_AE"/>
           </w:rPr>
           <w:rPr>
@@ -3540,6 +4354,8 @@
       </w:hyperlink>
       <w:r>
         <w:rPr>
+          <w:rtl/>
+          <w:cs/>
           <w:lang w:val="ar_AE" w:bidi="ar_AE"/>
         </w:rPr>
         <w:t xml:space="preserve"> </w:t>
@@ -3547,6 +4363,8 @@
       <w:hyperlink r:id="rId139">
         <w:r>
           <w:rPr>
+            <w:rtl/>
+            <w:cs/>
             <w:lang w:val="ar_AE" w:bidi="ar_AE"/>
           </w:rPr>
           <w:rPr>
@@ -3558,6 +4376,8 @@
       </w:hyperlink>
       <w:r>
         <w:rPr>
+          <w:rtl/>
+          <w:cs/>
           <w:lang w:val="ar_AE" w:bidi="ar_AE"/>
         </w:rPr>
         <w:t xml:space="preserve">؛ </w:t>
@@ -3565,6 +4385,8 @@
       <w:hyperlink r:id="rId125">
         <w:r>
           <w:rPr>
+            <w:rtl/>
+            <w:cs/>
             <w:lang w:val="ar_AE" w:bidi="ar_AE"/>
           </w:rPr>
           <w:rPr>
@@ -3576,17 +4398,23 @@
       </w:hyperlink>
       <w:r>
         <w:rPr>
+          <w:rtl/>
+          <w:cs/>
           <w:lang w:val="ar_AE" w:bidi="ar_AE"/>
         </w:rPr>
         <w:t>.</w:t>
       </w:r>
       <w:r>
         <w:rPr>
-          <w:lang w:val="ar_AE" w:bidi="ar_AE"/>
-        </w:rPr>
-      </w:r>
-      <w:r>
-        <w:rPr>
+          <w:rtl/>
+          <w:cs/>
+          <w:lang w:val="ar_AE" w:bidi="ar_AE"/>
+        </w:rPr>
+      </w:r>
+      <w:r>
+        <w:rPr>
+          <w:rtl/>
+          <w:cs/>
           <w:lang w:val="ar_AE" w:bidi="ar_AE"/>
         </w:rPr>
       </w:r>
@@ -3597,6 +4425,8 @@
       </w:pPr>
       <w:r>
         <w:rPr>
+          <w:rtl/>
+          <w:cs/>
           <w:lang w:val="ar_AE" w:bidi="ar_AE"/>
         </w:rPr>
       </w:r>
@@ -3608,12 +4438,16 @@
       </w:pPr>
       <w:r>
         <w:rPr>
+          <w:rtl/>
+          <w:cs/>
           <w:lang w:val="ar_AE" w:bidi="ar_AE"/>
         </w:rPr>
         <w:t>فيلبّي</w:t>
       </w:r>
       <w:r>
         <w:rPr>
+          <w:rtl/>
+          <w:cs/>
           <w:lang w:val="ar_AE" w:bidi="ar_AE"/>
         </w:rPr>
       </w:r>
@@ -3624,11 +4458,15 @@
       </w:pPr>
       <w:r>
         <w:rPr>
-          <w:lang w:val="ar_AE" w:bidi="ar_AE"/>
-        </w:rPr>
-      </w:r>
-      <w:r>
-        <w:rPr>
+          <w:rtl/>
+          <w:cs/>
+          <w:lang w:val="ar_AE" w:bidi="ar_AE"/>
+        </w:rPr>
+      </w:r>
+      <w:r>
+        <w:rPr>
+          <w:rtl/>
+          <w:cs/>
           <w:lang w:val="ar_AE" w:bidi="ar_AE"/>
         </w:rPr>
         <w:t>كانت فيلبّي قرية صغيرة في تراقيَا إلى عام 357 قبل الميلاد تقريبًا. ثم جاء فيلبّس الثاني المقدوني، والد الإسكندر الأكبر، وغزا فيلبّي وانْتَصَر عليها، وأعاد بنائها. وسمّى القرية على اسمه، وحصّنها قاعدةً عسكرية له، واستغل مناجم الذهب بالقرب منها. اشتهرت فيلبّي عالميًا في عام 42 قبل الميلاد، إذ شهدت هزيمة بروتوس وكاسيوس -قتلة يوليوس قيصر- على يد الجيوش الإمبراطورية لأوكتافيان ومارك أنطوني. وقد مهد هذا الانتصار الطريق لقيام الإمبراطورية الرومانية تحت حكم أوكتافيان أوغسطس.</w:t>
@@ -3640,11 +4478,15 @@
       </w:pPr>
       <w:r>
         <w:rPr>
-          <w:lang w:val="ar_AE" w:bidi="ar_AE"/>
-        </w:rPr>
-      </w:r>
-      <w:r>
-        <w:rPr>
+          <w:rtl/>
+          <w:cs/>
+          <w:lang w:val="ar_AE" w:bidi="ar_AE"/>
+        </w:rPr>
+      </w:r>
+      <w:r>
+        <w:rPr>
+          <w:rtl/>
+          <w:cs/>
           <w:lang w:val="ar_AE" w:bidi="ar_AE"/>
         </w:rPr>
         <w:t xml:space="preserve">استقر كثيرون من المحاربين القدامى من حرب 42 قبل الميلاد ومعارك أخرى في فيلبّي. عندما زار بولس المدينة، كانت لا تزل تحتفظ بتراثها العسكري الروماني. تقع فيلبّي على طريق إجناتيا Via Egnatia وكانت محطة مهمة على الطريق العسكري الرئيس الذي يربط البحر الأدرياتي ببحر إيجة. تميّزت فيلبّي بطابع قوي من الاعتزاز والفخر المدني باعتبارها مستعمرة رومانية، وحظيت بامتيازات عدّة كالإعفاء الضريبي، كما اعتمدت اللغة اللاتينية لغة رسمية لها وعملت على انتشارها. وتأسست حكومتها على الدستور الروماني، وكان أهل المدينة يعتبرون أنفسهم رومان (انظر </w:t>
@@ -3652,6 +4494,8 @@
       <w:hyperlink r:id="rId140">
         <w:r>
           <w:rPr>
+            <w:rtl/>
+            <w:cs/>
             <w:lang w:val="ar_AE" w:bidi="ar_AE"/>
           </w:rPr>
           <w:rPr>
@@ -3663,6 +4507,8 @@
       </w:hyperlink>
       <w:r>
         <w:rPr>
+          <w:rtl/>
+          <w:cs/>
           <w:lang w:val="ar_AE" w:bidi="ar_AE"/>
         </w:rPr>
         <w:t>).</w:t>
@@ -3674,11 +4520,15 @@
       </w:pPr>
       <w:r>
         <w:rPr>
-          <w:lang w:val="ar_AE" w:bidi="ar_AE"/>
-        </w:rPr>
-      </w:r>
-      <w:r>
-        <w:rPr>
+          <w:rtl/>
+          <w:cs/>
+          <w:lang w:val="ar_AE" w:bidi="ar_AE"/>
+        </w:rPr>
+      </w:r>
+      <w:r>
+        <w:rPr>
+          <w:rtl/>
+          <w:cs/>
           <w:lang w:val="ar_AE" w:bidi="ar_AE"/>
         </w:rPr>
         <w:t>زار بولس المدينة في رحلته التبشيرية الثانية، ويصف سفر أعمال الرسل هذه الزيارة بالتفصيل (</w:t>
@@ -3686,6 +4536,8 @@
       <w:hyperlink r:id="rId141">
         <w:r>
           <w:rPr>
+            <w:rtl/>
+            <w:cs/>
             <w:lang w:val="ar_AE" w:bidi="ar_AE"/>
           </w:rPr>
           <w:rPr>
@@ -3697,6 +4549,8 @@
       </w:hyperlink>
       <w:r>
         <w:rPr>
+          <w:rtl/>
+          <w:cs/>
           <w:lang w:val="ar_AE" w:bidi="ar_AE"/>
         </w:rPr>
         <w:t>). كثيرًا ما تبرز القصة الوادرةفي سفر الأعمال الخلفية الرومانية للمدينة. فقد أحسن بولس استخدام جنسيته الرومانية للدفاع عن نفسه بنجاح (</w:t>
@@ -3704,6 +4558,8 @@
       <w:hyperlink r:id="rId142">
         <w:r>
           <w:rPr>
+            <w:rtl/>
+            <w:cs/>
             <w:lang w:val="ar_AE" w:bidi="ar_AE"/>
           </w:rPr>
           <w:rPr>
@@ -3715,6 +4571,8 @@
       </w:hyperlink>
       <w:r>
         <w:rPr>
+          <w:rtl/>
+          <w:cs/>
           <w:lang w:val="ar_AE" w:bidi="ar_AE"/>
         </w:rPr>
         <w:t xml:space="preserve">). كان قادة المدينة يحملون اللقب اللاتيني </w:t>
@@ -3722,12 +4580,16 @@
       <w:r>
         <w:rPr>
           <w:i/>
+          <w:rtl/>
+          <w:cs/>
           <w:lang w:val="ar_AE" w:bidi="ar_AE"/>
         </w:rPr>
         <w:t>praetor</w:t>
       </w:r>
       <w:r>
         <w:rPr>
+          <w:rtl/>
+          <w:cs/>
           <w:lang w:val="ar_AE" w:bidi="ar_AE"/>
         </w:rPr>
         <w:t xml:space="preserve">، الذي يُترجم إلى </w:t>
@@ -3735,24 +4597,32 @@
       <w:r>
         <w:rPr>
           <w:i/>
+          <w:rtl/>
+          <w:cs/>
           <w:lang w:val="ar_AE" w:bidi="ar_AE"/>
         </w:rPr>
         <w:t>stratēgos</w:t>
       </w:r>
       <w:r>
         <w:rPr>
+          <w:rtl/>
+          <w:cs/>
           <w:lang w:val="ar_AE" w:bidi="ar_AE"/>
         </w:rPr>
         <w:t xml:space="preserve"> في اليونانية- بمعنى </w:t>
       </w:r>
       <w:r>
         <w:rPr>
+          <w:rtl/>
+          <w:cs/>
           <w:lang w:val="ar_AE" w:bidi="ar_AE"/>
         </w:rPr>
         <w:t>الوُلَاة</w:t>
       </w:r>
       <w:r>
         <w:rPr>
+          <w:rtl/>
+          <w:cs/>
           <w:lang w:val="ar_AE" w:bidi="ar_AE"/>
         </w:rPr>
         <w:t xml:space="preserve"> (</w:t>
@@ -3760,6 +4630,8 @@
       <w:hyperlink r:id="rId143">
         <w:r>
           <w:rPr>
+            <w:rtl/>
+            <w:cs/>
             <w:lang w:val="ar_AE" w:bidi="ar_AE"/>
           </w:rPr>
           <w:rPr>
@@ -3771,6 +4643,8 @@
       </w:hyperlink>
       <w:r>
         <w:rPr>
+          <w:rtl/>
+          <w:cs/>
           <w:lang w:val="ar_AE" w:bidi="ar_AE"/>
         </w:rPr>
         <w:t xml:space="preserve">، </w:t>
@@ -3778,6 +4652,8 @@
       <w:hyperlink r:id="rId144">
         <w:r>
           <w:rPr>
+            <w:rtl/>
+            <w:cs/>
             <w:lang w:val="ar_AE" w:bidi="ar_AE"/>
           </w:rPr>
           <w:rPr>
@@ -3789,6 +4665,8 @@
       </w:hyperlink>
       <w:r>
         <w:rPr>
+          <w:rtl/>
+          <w:cs/>
           <w:lang w:val="ar_AE" w:bidi="ar_AE"/>
         </w:rPr>
         <w:t>). على الأرجح كان بالمدينة مجتمع يهودي مُصغّر.</w:t>
@@ -3800,23 +4678,31 @@
       </w:pPr>
       <w:r>
         <w:rPr>
-          <w:lang w:val="ar_AE" w:bidi="ar_AE"/>
-        </w:rPr>
-      </w:r>
-      <w:r>
-        <w:rPr>
+          <w:rtl/>
+          <w:cs/>
+          <w:lang w:val="ar_AE" w:bidi="ar_AE"/>
+        </w:rPr>
+      </w:r>
+      <w:r>
+        <w:rPr>
+          <w:rtl/>
+          <w:cs/>
           <w:lang w:val="ar_AE" w:bidi="ar_AE"/>
         </w:rPr>
         <w:t xml:space="preserve">بدأت الكنيسة بنساء يهوديات آمنّ واجتمعن خارج المدينة نظرًا لعدم وجود مجمع. وكنّ يجتمعن فيمَا بعد، في بيت امرأة عُرف أنها قد آمنت بالرب تدعى </w:t>
       </w:r>
       <w:r>
         <w:rPr>
+          <w:rtl/>
+          <w:cs/>
           <w:lang w:val="ar_AE" w:bidi="ar_AE"/>
         </w:rPr>
         <w:t xml:space="preserve">لِيدِيَّة </w:t>
       </w:r>
       <w:r>
         <w:rPr>
+          <w:rtl/>
+          <w:cs/>
           <w:lang w:val="ar_AE" w:bidi="ar_AE"/>
         </w:rPr>
         <w:t>(</w:t>
@@ -3824,6 +4710,8 @@
       <w:hyperlink r:id="rId145">
         <w:r>
           <w:rPr>
+            <w:rtl/>
+            <w:cs/>
             <w:lang w:val="ar_AE" w:bidi="ar_AE"/>
           </w:rPr>
           <w:rPr>
@@ -3835,6 +4723,8 @@
       </w:hyperlink>
       <w:r>
         <w:rPr>
+          <w:rtl/>
+          <w:cs/>
           <w:lang w:val="ar_AE" w:bidi="ar_AE"/>
         </w:rPr>
         <w:t xml:space="preserve">، </w:t>
@@ -3842,6 +4732,8 @@
       <w:hyperlink r:id="rId146">
         <w:r>
           <w:rPr>
+            <w:rtl/>
+            <w:cs/>
             <w:lang w:val="ar_AE" w:bidi="ar_AE"/>
           </w:rPr>
           <w:rPr>
@@ -3853,6 +4745,8 @@
       </w:hyperlink>
       <w:r>
         <w:rPr>
+          <w:rtl/>
+          <w:cs/>
           <w:lang w:val="ar_AE" w:bidi="ar_AE"/>
         </w:rPr>
         <w:t>). على الأرجح بقي لوقا في فيلبّي حينما غادر بولس إلى تسالونيكي (</w:t>
@@ -3860,6 +4754,8 @@
       <w:hyperlink r:id="rId147">
         <w:r>
           <w:rPr>
+            <w:rtl/>
+            <w:cs/>
             <w:lang w:val="ar_AE" w:bidi="ar_AE"/>
           </w:rPr>
           <w:rPr>
@@ -3871,6 +4767,8 @@
       </w:hyperlink>
       <w:r>
         <w:rPr>
+          <w:rtl/>
+          <w:cs/>
           <w:lang w:val="ar_AE" w:bidi="ar_AE"/>
         </w:rPr>
         <w:t xml:space="preserve">، </w:t>
@@ -3878,6 +4776,8 @@
       <w:hyperlink r:id="rId146">
         <w:r>
           <w:rPr>
+            <w:rtl/>
+            <w:cs/>
             <w:lang w:val="ar_AE" w:bidi="ar_AE"/>
           </w:rPr>
           <w:rPr>
@@ -3889,6 +4789,8 @@
       </w:hyperlink>
       <w:r>
         <w:rPr>
+          <w:rtl/>
+          <w:cs/>
           <w:lang w:val="ar_AE" w:bidi="ar_AE"/>
         </w:rPr>
         <w:t>) وانضم مجددًا إلى بولس في فيلبّي في أثناء الرحلة التبشيرية الثالثة لبولس بعد عدة سنوات (</w:t>
@@ -3896,6 +4798,8 @@
       <w:hyperlink r:id="rId148">
         <w:r>
           <w:rPr>
+            <w:rtl/>
+            <w:cs/>
             <w:lang w:val="ar_AE" w:bidi="ar_AE"/>
           </w:rPr>
           <w:rPr>
@@ -3907,6 +4811,8 @@
       </w:hyperlink>
       <w:r>
         <w:rPr>
+          <w:rtl/>
+          <w:cs/>
           <w:lang w:val="ar_AE" w:bidi="ar_AE"/>
         </w:rPr>
         <w:t>). كتب بولس رسالة ودية إلى الكنيسة في فيلبّي في أثناء إحدى فترات سجنه.</w:t>
@@ -3918,12 +4824,16 @@
       </w:pPr>
       <w:r>
         <w:rPr>
+          <w:rtl/>
+          <w:cs/>
           <w:lang w:val="ar_AE" w:bidi="ar_AE"/>
         </w:rPr>
       </w:r>
       <w:r>
         <w:rPr>
           <w:u w:val="single"/>
+          <w:rtl/>
+          <w:cs/>
           <w:lang w:val="ar_AE" w:bidi="ar_AE"/>
         </w:rPr>
         <w:t>مقاطع كتابية لدراسة أعمق</w:t>
@@ -3935,12 +4845,16 @@
       </w:pPr>
       <w:r>
         <w:rPr>
+          <w:rtl/>
+          <w:cs/>
           <w:lang w:val="ar_AE" w:bidi="ar_AE"/>
         </w:rPr>
       </w:r>
       <w:hyperlink r:id="rId141">
         <w:r>
           <w:rPr>
+            <w:rtl/>
+            <w:cs/>
             <w:lang w:val="ar_AE" w:bidi="ar_AE"/>
           </w:rPr>
           <w:rPr>
@@ -3952,6 +4866,8 @@
       </w:hyperlink>
       <w:r>
         <w:rPr>
+          <w:rtl/>
+          <w:cs/>
           <w:lang w:val="ar_AE" w:bidi="ar_AE"/>
         </w:rPr>
         <w:t xml:space="preserve">؛ </w:t>
@@ -3959,6 +4875,8 @@
       <w:hyperlink r:id="rId148">
         <w:r>
           <w:rPr>
+            <w:rtl/>
+            <w:cs/>
             <w:lang w:val="ar_AE" w:bidi="ar_AE"/>
           </w:rPr>
           <w:rPr>
@@ -3970,6 +4888,8 @@
       </w:hyperlink>
       <w:r>
         <w:rPr>
+          <w:rtl/>
+          <w:cs/>
           <w:lang w:val="ar_AE" w:bidi="ar_AE"/>
         </w:rPr>
         <w:t xml:space="preserve">؛ </w:t>
@@ -3977,6 +4897,8 @@
       <w:hyperlink r:id="rId149">
         <w:r>
           <w:rPr>
+            <w:rtl/>
+            <w:cs/>
             <w:lang w:val="ar_AE" w:bidi="ar_AE"/>
           </w:rPr>
           <w:rPr>
@@ -3988,6 +4910,8 @@
       </w:hyperlink>
       <w:r>
         <w:rPr>
+          <w:rtl/>
+          <w:cs/>
           <w:lang w:val="ar_AE" w:bidi="ar_AE"/>
         </w:rPr>
         <w:t xml:space="preserve">؛ </w:t>
@@ -3995,6 +4919,8 @@
       <w:hyperlink r:id="rId150">
         <w:r>
           <w:rPr>
+            <w:rtl/>
+            <w:cs/>
             <w:lang w:val="ar_AE" w:bidi="ar_AE"/>
           </w:rPr>
           <w:rPr>
@@ -4006,6 +4932,8 @@
       </w:hyperlink>
       <w:r>
         <w:rPr>
+          <w:rtl/>
+          <w:cs/>
           <w:lang w:val="ar_AE" w:bidi="ar_AE"/>
         </w:rPr>
         <w:t xml:space="preserve">؛ </w:t>
@@ -4013,6 +4941,8 @@
       <w:hyperlink r:id="rId151">
         <w:r>
           <w:rPr>
+            <w:rtl/>
+            <w:cs/>
             <w:lang w:val="ar_AE" w:bidi="ar_AE"/>
           </w:rPr>
           <w:rPr>
@@ -4024,6 +4954,8 @@
       </w:hyperlink>
       <w:r>
         <w:rPr>
+          <w:rtl/>
+          <w:cs/>
           <w:lang w:val="ar_AE" w:bidi="ar_AE"/>
         </w:rPr>
         <w:t xml:space="preserve">، </w:t>
@@ -4031,6 +4963,8 @@
       <w:hyperlink r:id="rId152">
         <w:r>
           <w:rPr>
+            <w:rtl/>
+            <w:cs/>
             <w:lang w:val="ar_AE" w:bidi="ar_AE"/>
           </w:rPr>
           <w:rPr>
@@ -4042,6 +4976,8 @@
       </w:hyperlink>
       <w:r>
         <w:rPr>
+          <w:rtl/>
+          <w:cs/>
           <w:lang w:val="ar_AE" w:bidi="ar_AE"/>
         </w:rPr>
         <w:t xml:space="preserve">؛ </w:t>
@@ -4049,6 +4985,8 @@
       <w:hyperlink r:id="rId153">
         <w:r>
           <w:rPr>
+            <w:rtl/>
+            <w:cs/>
             <w:lang w:val="ar_AE" w:bidi="ar_AE"/>
           </w:rPr>
           <w:rPr>
@@ -4060,11 +4998,15 @@
       </w:hyperlink>
       <w:r>
         <w:rPr>
-          <w:lang w:val="ar_AE" w:bidi="ar_AE"/>
-        </w:rPr>
-      </w:r>
-      <w:r>
-        <w:rPr>
+          <w:rtl/>
+          <w:cs/>
+          <w:lang w:val="ar_AE" w:bidi="ar_AE"/>
+        </w:rPr>
+      </w:r>
+      <w:r>
+        <w:rPr>
+          <w:rtl/>
+          <w:cs/>
           <w:lang w:val="ar_AE" w:bidi="ar_AE"/>
         </w:rPr>
       </w:r>

--- a/arb/docx/007.content.docx
+++ b/arb/docx/007.content.docx
@@ -437,20 +437,14 @@
         </w:rPr>
         <w:t xml:space="preserve">كان الفريسيون مجموعة صغيرة، لكنهم كانوا يتمتعون بنفوذ كبير في إسرائيل (انظر </w:t>
       </w:r>
-      <w:hyperlink r:id="rId13">
-        <w:r>
-          <w:rPr>
-            <w:rtl/>
-            <w:cs/>
-            <w:lang w:val="ar_AE" w:bidi="ar_AE"/>
-          </w:rPr>
-          <w:rPr>
-            <w:color w:val="0000EE"/>
-            <w:u w:val="single"/>
-          </w:rPr>
-          <w:t>متّى 15:12–14</w:t>
-        </w:r>
-      </w:hyperlink>
+      <w:r>
+        <w:rPr>
+          <w:rtl/>
+          <w:cs/>
+          <w:lang w:val="ar_AE" w:bidi="ar_AE"/>
+        </w:rPr>
+        <w:t>متّى 15:12–14</w:t>
+      </w:r>
       <w:r>
         <w:rPr>
           <w:rtl/>
@@ -513,20 +507,14 @@
         </w:rPr>
         <w:t xml:space="preserve">على عكس الصدوقيين، كان الفريسيون يؤمنون بقوة بقيامة الأموات (انظر </w:t>
       </w:r>
-      <w:hyperlink r:id="rId14">
-        <w:r>
-          <w:rPr>
-            <w:rtl/>
-            <w:cs/>
-            <w:lang w:val="ar_AE" w:bidi="ar_AE"/>
-          </w:rPr>
-          <w:rPr>
-            <w:color w:val="0000EE"/>
-            <w:u w:val="single"/>
-          </w:rPr>
-          <w:t>أعمال الرسل 23:6–8</w:t>
-        </w:r>
-      </w:hyperlink>
+      <w:r>
+        <w:rPr>
+          <w:rtl/>
+          <w:cs/>
+          <w:lang w:val="ar_AE" w:bidi="ar_AE"/>
+        </w:rPr>
+        <w:t>أعمال الرسل 23:6–8</w:t>
+      </w:r>
       <w:r>
         <w:rPr>
           <w:rtl/>
@@ -555,20 +543,14 @@
         </w:rPr>
         <w:t xml:space="preserve">ولطالما كان الخلاف قائمًا ما بين يسوع والفريسيين. فاتهمهم يسوع بالنفاق- الرياء (قول شيء وفعل عكسه تمامًا) وتفضيل قوانين البشر على معايير الله العادلة. وعارضهم لأنه كانوا يضلّون الناس فيقودونهم بعيدًا عن خُطَّة الله للفداء. مع أنّهم كانوا قادة إسرائيل الدينيين، انتقدهم يسوع ريائهم لتشويههم التعاليم والممارسات (انظر </w:t>
       </w:r>
-      <w:hyperlink r:id="rId15">
-        <w:r>
-          <w:rPr>
-            <w:rtl/>
-            <w:cs/>
-            <w:lang w:val="ar_AE" w:bidi="ar_AE"/>
-          </w:rPr>
-          <w:rPr>
-            <w:color w:val="0000EE"/>
-            <w:u w:val="single"/>
-          </w:rPr>
-          <w:t>متّى 23</w:t>
-        </w:r>
-      </w:hyperlink>
+      <w:r>
+        <w:rPr>
+          <w:rtl/>
+          <w:cs/>
+          <w:lang w:val="ar_AE" w:bidi="ar_AE"/>
+        </w:rPr>
+        <w:t>متّى 23</w:t>
+      </w:r>
       <w:r>
         <w:rPr>
           <w:rtl/>
@@ -577,20 +559,14 @@
         </w:rPr>
         <w:t xml:space="preserve">). عارض الفريسيون يسوع ورفضوا خدمته وعمله لأنه في المقام الأول تجاهل تقاليدهم (انظر، على سبيل المثال، </w:t>
       </w:r>
-      <w:hyperlink r:id="rId16">
-        <w:r>
-          <w:rPr>
-            <w:rtl/>
-            <w:cs/>
-            <w:lang w:val="ar_AE" w:bidi="ar_AE"/>
-          </w:rPr>
-          <w:rPr>
-            <w:color w:val="0000EE"/>
-            <w:u w:val="single"/>
-          </w:rPr>
-          <w:t>متّى 15:1–20</w:t>
-        </w:r>
-      </w:hyperlink>
+      <w:r>
+        <w:rPr>
+          <w:rtl/>
+          <w:cs/>
+          <w:lang w:val="ar_AE" w:bidi="ar_AE"/>
+        </w:rPr>
+        <w:t>متّى 15:1–20</w:t>
+      </w:r>
       <w:r>
         <w:rPr>
           <w:rtl/>
@@ -632,20 +608,14 @@
           <w:lang w:val="ar_AE" w:bidi="ar_AE"/>
         </w:rPr>
       </w:r>
-      <w:hyperlink r:id="rId17">
-        <w:r>
-          <w:rPr>
-            <w:rtl/>
-            <w:cs/>
-            <w:lang w:val="ar_AE" w:bidi="ar_AE"/>
-          </w:rPr>
-          <w:rPr>
-            <w:color w:val="0000EE"/>
-            <w:u w:val="single"/>
-          </w:rPr>
-          <w:t>متى 3:7</w:t>
-        </w:r>
-      </w:hyperlink>
+      <w:r>
+        <w:rPr>
+          <w:rtl/>
+          <w:cs/>
+          <w:lang w:val="ar_AE" w:bidi="ar_AE"/>
+        </w:rPr>
+        <w:t>متى 3:7</w:t>
+      </w:r>
       <w:r>
         <w:rPr>
           <w:rtl/>
@@ -654,20 +624,14 @@
         </w:rPr>
         <w:t xml:space="preserve">؛ </w:t>
       </w:r>
-      <w:hyperlink r:id="rId18">
-        <w:r>
-          <w:rPr>
-            <w:rtl/>
-            <w:cs/>
-            <w:lang w:val="ar_AE" w:bidi="ar_AE"/>
-          </w:rPr>
-          <w:rPr>
-            <w:color w:val="0000EE"/>
-            <w:u w:val="single"/>
-          </w:rPr>
-          <w:t>5:20</w:t>
-        </w:r>
-      </w:hyperlink>
+      <w:r>
+        <w:rPr>
+          <w:rtl/>
+          <w:cs/>
+          <w:lang w:val="ar_AE" w:bidi="ar_AE"/>
+        </w:rPr>
+        <w:t>5:20</w:t>
+      </w:r>
       <w:r>
         <w:rPr>
           <w:rtl/>
@@ -676,20 +640,14 @@
         </w:rPr>
         <w:t xml:space="preserve">؛ </w:t>
       </w:r>
-      <w:hyperlink r:id="rId19">
-        <w:r>
-          <w:rPr>
-            <w:rtl/>
-            <w:cs/>
-            <w:lang w:val="ar_AE" w:bidi="ar_AE"/>
-          </w:rPr>
-          <w:rPr>
-            <w:color w:val="0000EE"/>
-            <w:u w:val="single"/>
-          </w:rPr>
-          <w:t>9:10–14</w:t>
-        </w:r>
-      </w:hyperlink>
+      <w:r>
+        <w:rPr>
+          <w:rtl/>
+          <w:cs/>
+          <w:lang w:val="ar_AE" w:bidi="ar_AE"/>
+        </w:rPr>
+        <w:t>9:10–14</w:t>
+      </w:r>
       <w:r>
         <w:rPr>
           <w:rtl/>
@@ -698,20 +656,14 @@
         </w:rPr>
         <w:t xml:space="preserve">، </w:t>
       </w:r>
-      <w:hyperlink r:id="rId20">
-        <w:r>
-          <w:rPr>
-            <w:rtl/>
-            <w:cs/>
-            <w:lang w:val="ar_AE" w:bidi="ar_AE"/>
-          </w:rPr>
-          <w:rPr>
-            <w:color w:val="0000EE"/>
-            <w:u w:val="single"/>
-          </w:rPr>
-          <w:t>34</w:t>
-        </w:r>
-      </w:hyperlink>
+      <w:r>
+        <w:rPr>
+          <w:rtl/>
+          <w:cs/>
+          <w:lang w:val="ar_AE" w:bidi="ar_AE"/>
+        </w:rPr>
+        <w:t>34</w:t>
+      </w:r>
       <w:r>
         <w:rPr>
           <w:rtl/>
@@ -720,20 +672,14 @@
         </w:rPr>
         <w:t xml:space="preserve">؛ </w:t>
       </w:r>
-      <w:hyperlink r:id="rId21">
-        <w:r>
-          <w:rPr>
-            <w:rtl/>
-            <w:cs/>
-            <w:lang w:val="ar_AE" w:bidi="ar_AE"/>
-          </w:rPr>
-          <w:rPr>
-            <w:color w:val="0000EE"/>
-            <w:u w:val="single"/>
-          </w:rPr>
-          <w:t>12:1–14</w:t>
-        </w:r>
-      </w:hyperlink>
+      <w:r>
+        <w:rPr>
+          <w:rtl/>
+          <w:cs/>
+          <w:lang w:val="ar_AE" w:bidi="ar_AE"/>
+        </w:rPr>
+        <w:t>12:1–14</w:t>
+      </w:r>
       <w:r>
         <w:rPr>
           <w:rtl/>
@@ -742,20 +688,14 @@
         </w:rPr>
         <w:t xml:space="preserve">، </w:t>
       </w:r>
-      <w:hyperlink r:id="rId22">
-        <w:r>
-          <w:rPr>
-            <w:rtl/>
-            <w:cs/>
-            <w:lang w:val="ar_AE" w:bidi="ar_AE"/>
-          </w:rPr>
-          <w:rPr>
-            <w:color w:val="0000EE"/>
-            <w:u w:val="single"/>
-          </w:rPr>
-          <w:t>22–24</w:t>
-        </w:r>
-      </w:hyperlink>
+      <w:r>
+        <w:rPr>
+          <w:rtl/>
+          <w:cs/>
+          <w:lang w:val="ar_AE" w:bidi="ar_AE"/>
+        </w:rPr>
+        <w:t>22–24</w:t>
+      </w:r>
       <w:r>
         <w:rPr>
           <w:rtl/>
@@ -764,20 +704,14 @@
         </w:rPr>
         <w:t xml:space="preserve">، </w:t>
       </w:r>
-      <w:hyperlink r:id="rId23">
-        <w:r>
-          <w:rPr>
-            <w:rtl/>
-            <w:cs/>
-            <w:lang w:val="ar_AE" w:bidi="ar_AE"/>
-          </w:rPr>
-          <w:rPr>
-            <w:color w:val="0000EE"/>
-            <w:u w:val="single"/>
-          </w:rPr>
-          <w:t>38–40</w:t>
-        </w:r>
-      </w:hyperlink>
+      <w:r>
+        <w:rPr>
+          <w:rtl/>
+          <w:cs/>
+          <w:lang w:val="ar_AE" w:bidi="ar_AE"/>
+        </w:rPr>
+        <w:t>38–40</w:t>
+      </w:r>
       <w:r>
         <w:rPr>
           <w:rtl/>
@@ -786,20 +720,14 @@
         </w:rPr>
         <w:t xml:space="preserve">؛ </w:t>
       </w:r>
-      <w:hyperlink r:id="rId24">
-        <w:r>
-          <w:rPr>
-            <w:rtl/>
-            <w:cs/>
-            <w:lang w:val="ar_AE" w:bidi="ar_AE"/>
-          </w:rPr>
-          <w:rPr>
-            <w:color w:val="0000EE"/>
-            <w:u w:val="single"/>
-          </w:rPr>
-          <w:t>15:1–14</w:t>
-        </w:r>
-      </w:hyperlink>
+      <w:r>
+        <w:rPr>
+          <w:rtl/>
+          <w:cs/>
+          <w:lang w:val="ar_AE" w:bidi="ar_AE"/>
+        </w:rPr>
+        <w:t>15:1–14</w:t>
+      </w:r>
       <w:r>
         <w:rPr>
           <w:rtl/>
@@ -808,20 +736,14 @@
         </w:rPr>
         <w:t xml:space="preserve">؛ </w:t>
       </w:r>
-      <w:hyperlink r:id="rId25">
-        <w:r>
-          <w:rPr>
-            <w:rtl/>
-            <w:cs/>
-            <w:lang w:val="ar_AE" w:bidi="ar_AE"/>
-          </w:rPr>
-          <w:rPr>
-            <w:color w:val="0000EE"/>
-            <w:u w:val="single"/>
-          </w:rPr>
-          <w:t>16:1–12</w:t>
-        </w:r>
-      </w:hyperlink>
+      <w:r>
+        <w:rPr>
+          <w:rtl/>
+          <w:cs/>
+          <w:lang w:val="ar_AE" w:bidi="ar_AE"/>
+        </w:rPr>
+        <w:t>16:1–12</w:t>
+      </w:r>
       <w:r>
         <w:rPr>
           <w:rtl/>
@@ -830,20 +752,14 @@
         </w:rPr>
         <w:t xml:space="preserve">؛ </w:t>
       </w:r>
-      <w:hyperlink r:id="rId26">
-        <w:r>
-          <w:rPr>
-            <w:rtl/>
-            <w:cs/>
-            <w:lang w:val="ar_AE" w:bidi="ar_AE"/>
-          </w:rPr>
-          <w:rPr>
-            <w:color w:val="0000EE"/>
-            <w:u w:val="single"/>
-          </w:rPr>
-          <w:t>19:3</w:t>
-        </w:r>
-      </w:hyperlink>
+      <w:r>
+        <w:rPr>
+          <w:rtl/>
+          <w:cs/>
+          <w:lang w:val="ar_AE" w:bidi="ar_AE"/>
+        </w:rPr>
+        <w:t>19:3</w:t>
+      </w:r>
       <w:r>
         <w:rPr>
           <w:rtl/>
@@ -852,20 +768,14 @@
         </w:rPr>
         <w:t xml:space="preserve">؛ </w:t>
       </w:r>
-      <w:hyperlink r:id="rId27">
-        <w:r>
-          <w:rPr>
-            <w:rtl/>
-            <w:cs/>
-            <w:lang w:val="ar_AE" w:bidi="ar_AE"/>
-          </w:rPr>
-          <w:rPr>
-            <w:color w:val="0000EE"/>
-            <w:u w:val="single"/>
-          </w:rPr>
-          <w:t>21:45</w:t>
-        </w:r>
-      </w:hyperlink>
+      <w:r>
+        <w:rPr>
+          <w:rtl/>
+          <w:cs/>
+          <w:lang w:val="ar_AE" w:bidi="ar_AE"/>
+        </w:rPr>
+        <w:t>21:45</w:t>
+      </w:r>
       <w:r>
         <w:rPr>
           <w:rtl/>
@@ -874,20 +784,14 @@
         </w:rPr>
         <w:t xml:space="preserve">؛ </w:t>
       </w:r>
-      <w:hyperlink r:id="rId28">
-        <w:r>
-          <w:rPr>
-            <w:rtl/>
-            <w:cs/>
-            <w:lang w:val="ar_AE" w:bidi="ar_AE"/>
-          </w:rPr>
-          <w:rPr>
-            <w:color w:val="0000EE"/>
-            <w:u w:val="single"/>
-          </w:rPr>
-          <w:t>22:15</w:t>
-        </w:r>
-      </w:hyperlink>
+      <w:r>
+        <w:rPr>
+          <w:rtl/>
+          <w:cs/>
+          <w:lang w:val="ar_AE" w:bidi="ar_AE"/>
+        </w:rPr>
+        <w:t>22:15</w:t>
+      </w:r>
       <w:r>
         <w:rPr>
           <w:rtl/>
@@ -896,20 +800,14 @@
         </w:rPr>
         <w:t xml:space="preserve">، </w:t>
       </w:r>
-      <w:hyperlink r:id="rId29">
-        <w:r>
-          <w:rPr>
-            <w:rtl/>
-            <w:cs/>
-            <w:lang w:val="ar_AE" w:bidi="ar_AE"/>
-          </w:rPr>
-          <w:rPr>
-            <w:color w:val="0000EE"/>
-            <w:u w:val="single"/>
-          </w:rPr>
-          <w:t>34</w:t>
-        </w:r>
-      </w:hyperlink>
+      <w:r>
+        <w:rPr>
+          <w:rtl/>
+          <w:cs/>
+          <w:lang w:val="ar_AE" w:bidi="ar_AE"/>
+        </w:rPr>
+        <w:t>34</w:t>
+      </w:r>
       <w:r>
         <w:rPr>
           <w:rtl/>
@@ -918,20 +816,14 @@
         </w:rPr>
         <w:t xml:space="preserve">؛ </w:t>
       </w:r>
-      <w:hyperlink r:id="rId30">
-        <w:r>
-          <w:rPr>
-            <w:rtl/>
-            <w:cs/>
-            <w:lang w:val="ar_AE" w:bidi="ar_AE"/>
-          </w:rPr>
-          <w:rPr>
-            <w:color w:val="0000EE"/>
-            <w:u w:val="single"/>
-          </w:rPr>
-          <w:t>23:1–7</w:t>
-        </w:r>
-      </w:hyperlink>
+      <w:r>
+        <w:rPr>
+          <w:rtl/>
+          <w:cs/>
+          <w:lang w:val="ar_AE" w:bidi="ar_AE"/>
+        </w:rPr>
+        <w:t>23:1–7</w:t>
+      </w:r>
       <w:r>
         <w:rPr>
           <w:rtl/>
@@ -940,20 +832,14 @@
         </w:rPr>
         <w:t xml:space="preserve">، </w:t>
       </w:r>
-      <w:hyperlink r:id="rId31">
-        <w:r>
-          <w:rPr>
-            <w:rtl/>
-            <w:cs/>
-            <w:lang w:val="ar_AE" w:bidi="ar_AE"/>
-          </w:rPr>
-          <w:rPr>
-            <w:color w:val="0000EE"/>
-            <w:u w:val="single"/>
-          </w:rPr>
-          <w:t>13–31</w:t>
-        </w:r>
-      </w:hyperlink>
+      <w:r>
+        <w:rPr>
+          <w:rtl/>
+          <w:cs/>
+          <w:lang w:val="ar_AE" w:bidi="ar_AE"/>
+        </w:rPr>
+        <w:t>13–31</w:t>
+      </w:r>
       <w:r>
         <w:rPr>
           <w:rtl/>
@@ -962,20 +848,14 @@
         </w:rPr>
         <w:t xml:space="preserve">؛ </w:t>
       </w:r>
-      <w:hyperlink r:id="rId32">
-        <w:r>
-          <w:rPr>
-            <w:rtl/>
-            <w:cs/>
-            <w:lang w:val="ar_AE" w:bidi="ar_AE"/>
-          </w:rPr>
-          <w:rPr>
-            <w:color w:val="0000EE"/>
-            <w:u w:val="single"/>
-          </w:rPr>
-          <w:t>27:62–64</w:t>
-        </w:r>
-      </w:hyperlink>
+      <w:r>
+        <w:rPr>
+          <w:rtl/>
+          <w:cs/>
+          <w:lang w:val="ar_AE" w:bidi="ar_AE"/>
+        </w:rPr>
+        <w:t>27:62–64</w:t>
+      </w:r>
       <w:r>
         <w:rPr>
           <w:rtl/>
@@ -984,20 +864,14 @@
         </w:rPr>
         <w:t xml:space="preserve">؛ </w:t>
       </w:r>
-      <w:hyperlink r:id="rId33">
-        <w:r>
-          <w:rPr>
-            <w:rtl/>
-            <w:cs/>
-            <w:lang w:val="ar_AE" w:bidi="ar_AE"/>
-          </w:rPr>
-          <w:rPr>
-            <w:color w:val="0000EE"/>
-            <w:u w:val="single"/>
-          </w:rPr>
-          <w:t>مرقس 2:23–25</w:t>
-        </w:r>
-      </w:hyperlink>
+      <w:r>
+        <w:rPr>
+          <w:rtl/>
+          <w:cs/>
+          <w:lang w:val="ar_AE" w:bidi="ar_AE"/>
+        </w:rPr>
+        <w:t>مرقس 2:23–25</w:t>
+      </w:r>
       <w:r>
         <w:rPr>
           <w:rtl/>
@@ -1006,20 +880,14 @@
         </w:rPr>
         <w:t xml:space="preserve">؛ </w:t>
       </w:r>
-      <w:hyperlink r:id="rId34">
-        <w:r>
-          <w:rPr>
-            <w:rtl/>
-            <w:cs/>
-            <w:lang w:val="ar_AE" w:bidi="ar_AE"/>
-          </w:rPr>
-          <w:rPr>
-            <w:color w:val="0000EE"/>
-            <w:u w:val="single"/>
-          </w:rPr>
-          <w:t>3:1–6</w:t>
-        </w:r>
-      </w:hyperlink>
+      <w:r>
+        <w:rPr>
+          <w:rtl/>
+          <w:cs/>
+          <w:lang w:val="ar_AE" w:bidi="ar_AE"/>
+        </w:rPr>
+        <w:t>3:1–6</w:t>
+      </w:r>
       <w:r>
         <w:rPr>
           <w:rtl/>
@@ -1028,20 +896,14 @@
         </w:rPr>
         <w:t xml:space="preserve">؛ </w:t>
       </w:r>
-      <w:hyperlink r:id="rId35">
-        <w:r>
-          <w:rPr>
-            <w:rtl/>
-            <w:cs/>
-            <w:lang w:val="ar_AE" w:bidi="ar_AE"/>
-          </w:rPr>
-          <w:rPr>
-            <w:color w:val="0000EE"/>
-            <w:u w:val="single"/>
-          </w:rPr>
-          <w:t>7:1–13</w:t>
-        </w:r>
-      </w:hyperlink>
+      <w:r>
+        <w:rPr>
+          <w:rtl/>
+          <w:cs/>
+          <w:lang w:val="ar_AE" w:bidi="ar_AE"/>
+        </w:rPr>
+        <w:t>7:1–13</w:t>
+      </w:r>
       <w:r>
         <w:rPr>
           <w:rtl/>
@@ -1050,20 +912,14 @@
         </w:rPr>
         <w:t xml:space="preserve">؛ </w:t>
       </w:r>
-      <w:hyperlink r:id="rId36">
-        <w:r>
-          <w:rPr>
-            <w:rtl/>
-            <w:cs/>
-            <w:lang w:val="ar_AE" w:bidi="ar_AE"/>
-          </w:rPr>
-          <w:rPr>
-            <w:color w:val="0000EE"/>
-            <w:u w:val="single"/>
-          </w:rPr>
-          <w:t>8:11–12</w:t>
-        </w:r>
-      </w:hyperlink>
+      <w:r>
+        <w:rPr>
+          <w:rtl/>
+          <w:cs/>
+          <w:lang w:val="ar_AE" w:bidi="ar_AE"/>
+        </w:rPr>
+        <w:t>8:11–12</w:t>
+      </w:r>
       <w:r>
         <w:rPr>
           <w:rtl/>
@@ -1072,20 +928,14 @@
         </w:rPr>
         <w:t xml:space="preserve">؛ </w:t>
       </w:r>
-      <w:hyperlink r:id="rId37">
-        <w:r>
-          <w:rPr>
-            <w:rtl/>
-            <w:cs/>
-            <w:lang w:val="ar_AE" w:bidi="ar_AE"/>
-          </w:rPr>
-          <w:rPr>
-            <w:color w:val="0000EE"/>
-            <w:u w:val="single"/>
-          </w:rPr>
-          <w:t>12:13–17</w:t>
-        </w:r>
-      </w:hyperlink>
+      <w:r>
+        <w:rPr>
+          <w:rtl/>
+          <w:cs/>
+          <w:lang w:val="ar_AE" w:bidi="ar_AE"/>
+        </w:rPr>
+        <w:t>12:13–17</w:t>
+      </w:r>
       <w:r>
         <w:rPr>
           <w:rtl/>
@@ -1094,20 +944,14 @@
         </w:rPr>
         <w:t xml:space="preserve">؛ </w:t>
       </w:r>
-      <w:hyperlink r:id="rId38">
-        <w:r>
-          <w:rPr>
-            <w:rtl/>
-            <w:cs/>
-            <w:lang w:val="ar_AE" w:bidi="ar_AE"/>
-          </w:rPr>
-          <w:rPr>
-            <w:color w:val="0000EE"/>
-            <w:u w:val="single"/>
-          </w:rPr>
-          <w:t>لوقا 5:17–21</w:t>
-        </w:r>
-      </w:hyperlink>
+      <w:r>
+        <w:rPr>
+          <w:rtl/>
+          <w:cs/>
+          <w:lang w:val="ar_AE" w:bidi="ar_AE"/>
+        </w:rPr>
+        <w:t>لوقا 5:17–21</w:t>
+      </w:r>
       <w:r>
         <w:rPr>
           <w:rtl/>
@@ -1116,20 +960,14 @@
         </w:rPr>
         <w:t xml:space="preserve">، </w:t>
       </w:r>
-      <w:hyperlink r:id="rId39">
-        <w:r>
-          <w:rPr>
-            <w:rtl/>
-            <w:cs/>
-            <w:lang w:val="ar_AE" w:bidi="ar_AE"/>
-          </w:rPr>
-          <w:rPr>
-            <w:color w:val="0000EE"/>
-            <w:u w:val="single"/>
-          </w:rPr>
-          <w:t>29–32</w:t>
-        </w:r>
-      </w:hyperlink>
+      <w:r>
+        <w:rPr>
+          <w:rtl/>
+          <w:cs/>
+          <w:lang w:val="ar_AE" w:bidi="ar_AE"/>
+        </w:rPr>
+        <w:t>29–32</w:t>
+      </w:r>
       <w:r>
         <w:rPr>
           <w:rtl/>
@@ -1138,20 +976,14 @@
         </w:rPr>
         <w:t xml:space="preserve">؛ </w:t>
       </w:r>
-      <w:hyperlink r:id="rId40">
-        <w:r>
-          <w:rPr>
-            <w:rtl/>
-            <w:cs/>
-            <w:lang w:val="ar_AE" w:bidi="ar_AE"/>
-          </w:rPr>
-          <w:rPr>
-            <w:color w:val="0000EE"/>
-            <w:u w:val="single"/>
-          </w:rPr>
-          <w:t>6:6–11</w:t>
-        </w:r>
-      </w:hyperlink>
+      <w:r>
+        <w:rPr>
+          <w:rtl/>
+          <w:cs/>
+          <w:lang w:val="ar_AE" w:bidi="ar_AE"/>
+        </w:rPr>
+        <w:t>6:6–11</w:t>
+      </w:r>
       <w:r>
         <w:rPr>
           <w:rtl/>
@@ -1160,20 +992,14 @@
         </w:rPr>
         <w:t xml:space="preserve">؛ </w:t>
       </w:r>
-      <w:hyperlink r:id="rId41">
-        <w:r>
-          <w:rPr>
-            <w:rtl/>
-            <w:cs/>
-            <w:lang w:val="ar_AE" w:bidi="ar_AE"/>
-          </w:rPr>
-          <w:rPr>
-            <w:color w:val="0000EE"/>
-            <w:u w:val="single"/>
-          </w:rPr>
-          <w:t>7:28–30</w:t>
-        </w:r>
-      </w:hyperlink>
+      <w:r>
+        <w:rPr>
+          <w:rtl/>
+          <w:cs/>
+          <w:lang w:val="ar_AE" w:bidi="ar_AE"/>
+        </w:rPr>
+        <w:t>7:28–30</w:t>
+      </w:r>
       <w:r>
         <w:rPr>
           <w:rtl/>
@@ -1182,20 +1008,14 @@
         </w:rPr>
         <w:t xml:space="preserve">، </w:t>
       </w:r>
-      <w:hyperlink r:id="rId42">
-        <w:r>
-          <w:rPr>
-            <w:rtl/>
-            <w:cs/>
-            <w:lang w:val="ar_AE" w:bidi="ar_AE"/>
-          </w:rPr>
-          <w:rPr>
-            <w:color w:val="0000EE"/>
-            <w:u w:val="single"/>
-          </w:rPr>
-          <w:t>36–49</w:t>
-        </w:r>
-      </w:hyperlink>
+      <w:r>
+        <w:rPr>
+          <w:rtl/>
+          <w:cs/>
+          <w:lang w:val="ar_AE" w:bidi="ar_AE"/>
+        </w:rPr>
+        <w:t>36–49</w:t>
+      </w:r>
       <w:r>
         <w:rPr>
           <w:rtl/>
@@ -1204,20 +1024,14 @@
         </w:rPr>
         <w:t xml:space="preserve">؛ </w:t>
       </w:r>
-      <w:hyperlink r:id="rId43">
-        <w:r>
-          <w:rPr>
-            <w:rtl/>
-            <w:cs/>
-            <w:lang w:val="ar_AE" w:bidi="ar_AE"/>
-          </w:rPr>
-          <w:rPr>
-            <w:color w:val="0000EE"/>
-            <w:u w:val="single"/>
-          </w:rPr>
-          <w:t>11:37–54</w:t>
-        </w:r>
-      </w:hyperlink>
+      <w:r>
+        <w:rPr>
+          <w:rtl/>
+          <w:cs/>
+          <w:lang w:val="ar_AE" w:bidi="ar_AE"/>
+        </w:rPr>
+        <w:t>11:37–54</w:t>
+      </w:r>
       <w:r>
         <w:rPr>
           <w:rtl/>
@@ -1226,20 +1040,14 @@
         </w:rPr>
         <w:t xml:space="preserve">؛ </w:t>
       </w:r>
-      <w:hyperlink r:id="rId44">
-        <w:r>
-          <w:rPr>
-            <w:rtl/>
-            <w:cs/>
-            <w:lang w:val="ar_AE" w:bidi="ar_AE"/>
-          </w:rPr>
-          <w:rPr>
-            <w:color w:val="0000EE"/>
-            <w:u w:val="single"/>
-          </w:rPr>
-          <w:t>12:1–3</w:t>
-        </w:r>
-      </w:hyperlink>
+      <w:r>
+        <w:rPr>
+          <w:rtl/>
+          <w:cs/>
+          <w:lang w:val="ar_AE" w:bidi="ar_AE"/>
+        </w:rPr>
+        <w:t>12:1–3</w:t>
+      </w:r>
       <w:r>
         <w:rPr>
           <w:rtl/>
@@ -1248,20 +1056,14 @@
         </w:rPr>
         <w:t xml:space="preserve">؛ </w:t>
       </w:r>
-      <w:hyperlink r:id="rId45">
-        <w:r>
-          <w:rPr>
-            <w:rtl/>
-            <w:cs/>
-            <w:lang w:val="ar_AE" w:bidi="ar_AE"/>
-          </w:rPr>
-          <w:rPr>
-            <w:color w:val="0000EE"/>
-            <w:u w:val="single"/>
-          </w:rPr>
-          <w:t>13:31</w:t>
-        </w:r>
-      </w:hyperlink>
+      <w:r>
+        <w:rPr>
+          <w:rtl/>
+          <w:cs/>
+          <w:lang w:val="ar_AE" w:bidi="ar_AE"/>
+        </w:rPr>
+        <w:t>13:31</w:t>
+      </w:r>
       <w:r>
         <w:rPr>
           <w:rtl/>
@@ -1270,20 +1072,14 @@
         </w:rPr>
         <w:t xml:space="preserve">؛ </w:t>
       </w:r>
-      <w:hyperlink r:id="rId46">
-        <w:r>
-          <w:rPr>
-            <w:rtl/>
-            <w:cs/>
-            <w:lang w:val="ar_AE" w:bidi="ar_AE"/>
-          </w:rPr>
-          <w:rPr>
-            <w:color w:val="0000EE"/>
-            <w:u w:val="single"/>
-          </w:rPr>
-          <w:t>14:1–6</w:t>
-        </w:r>
-      </w:hyperlink>
+      <w:r>
+        <w:rPr>
+          <w:rtl/>
+          <w:cs/>
+          <w:lang w:val="ar_AE" w:bidi="ar_AE"/>
+        </w:rPr>
+        <w:t>14:1–6</w:t>
+      </w:r>
       <w:r>
         <w:rPr>
           <w:rtl/>
@@ -1292,20 +1088,14 @@
         </w:rPr>
         <w:t xml:space="preserve">؛ </w:t>
       </w:r>
-      <w:hyperlink r:id="rId47">
-        <w:r>
-          <w:rPr>
-            <w:rtl/>
-            <w:cs/>
-            <w:lang w:val="ar_AE" w:bidi="ar_AE"/>
-          </w:rPr>
-          <w:rPr>
-            <w:color w:val="0000EE"/>
-            <w:u w:val="single"/>
-          </w:rPr>
-          <w:t>15:1–2</w:t>
-        </w:r>
-      </w:hyperlink>
+      <w:r>
+        <w:rPr>
+          <w:rtl/>
+          <w:cs/>
+          <w:lang w:val="ar_AE" w:bidi="ar_AE"/>
+        </w:rPr>
+        <w:t>15:1–2</w:t>
+      </w:r>
       <w:r>
         <w:rPr>
           <w:rtl/>
@@ -1314,20 +1104,14 @@
         </w:rPr>
         <w:t xml:space="preserve">؛ </w:t>
       </w:r>
-      <w:hyperlink r:id="rId48">
-        <w:r>
-          <w:rPr>
-            <w:rtl/>
-            <w:cs/>
-            <w:lang w:val="ar_AE" w:bidi="ar_AE"/>
-          </w:rPr>
-          <w:rPr>
-            <w:color w:val="0000EE"/>
-            <w:u w:val="single"/>
-          </w:rPr>
-          <w:t>16:13–15</w:t>
-        </w:r>
-      </w:hyperlink>
+      <w:r>
+        <w:rPr>
+          <w:rtl/>
+          <w:cs/>
+          <w:lang w:val="ar_AE" w:bidi="ar_AE"/>
+        </w:rPr>
+        <w:t>16:13–15</w:t>
+      </w:r>
       <w:r>
         <w:rPr>
           <w:rtl/>
@@ -1336,20 +1120,14 @@
         </w:rPr>
         <w:t xml:space="preserve">؛ </w:t>
       </w:r>
-      <w:hyperlink r:id="rId49">
-        <w:r>
-          <w:rPr>
-            <w:rtl/>
-            <w:cs/>
-            <w:lang w:val="ar_AE" w:bidi="ar_AE"/>
-          </w:rPr>
-          <w:rPr>
-            <w:color w:val="0000EE"/>
-            <w:u w:val="single"/>
-          </w:rPr>
-          <w:t>17:20–21</w:t>
-        </w:r>
-      </w:hyperlink>
+      <w:r>
+        <w:rPr>
+          <w:rtl/>
+          <w:cs/>
+          <w:lang w:val="ar_AE" w:bidi="ar_AE"/>
+        </w:rPr>
+        <w:t>17:20–21</w:t>
+      </w:r>
       <w:r>
         <w:rPr>
           <w:rtl/>
@@ -1358,20 +1136,14 @@
         </w:rPr>
         <w:t xml:space="preserve">؛ </w:t>
       </w:r>
-      <w:hyperlink r:id="rId50">
-        <w:r>
-          <w:rPr>
-            <w:rtl/>
-            <w:cs/>
-            <w:lang w:val="ar_AE" w:bidi="ar_AE"/>
-          </w:rPr>
-          <w:rPr>
-            <w:color w:val="0000EE"/>
-            <w:u w:val="single"/>
-          </w:rPr>
-          <w:t>18:9–14</w:t>
-        </w:r>
-      </w:hyperlink>
+      <w:r>
+        <w:rPr>
+          <w:rtl/>
+          <w:cs/>
+          <w:lang w:val="ar_AE" w:bidi="ar_AE"/>
+        </w:rPr>
+        <w:t>18:9–14</w:t>
+      </w:r>
       <w:r>
         <w:rPr>
           <w:rtl/>
@@ -1380,20 +1152,14 @@
         </w:rPr>
         <w:t xml:space="preserve">؛ </w:t>
       </w:r>
-      <w:hyperlink r:id="rId51">
-        <w:r>
-          <w:rPr>
-            <w:rtl/>
-            <w:cs/>
-            <w:lang w:val="ar_AE" w:bidi="ar_AE"/>
-          </w:rPr>
-          <w:rPr>
-            <w:color w:val="0000EE"/>
-            <w:u w:val="single"/>
-          </w:rPr>
-          <w:t>19:38–40</w:t>
-        </w:r>
-      </w:hyperlink>
+      <w:r>
+        <w:rPr>
+          <w:rtl/>
+          <w:cs/>
+          <w:lang w:val="ar_AE" w:bidi="ar_AE"/>
+        </w:rPr>
+        <w:t>19:38–40</w:t>
+      </w:r>
       <w:r>
         <w:rPr>
           <w:rtl/>
@@ -1402,20 +1168,14 @@
         </w:rPr>
         <w:t xml:space="preserve">؛ </w:t>
       </w:r>
-      <w:hyperlink r:id="rId52">
-        <w:r>
-          <w:rPr>
-            <w:rtl/>
-            <w:cs/>
-            <w:lang w:val="ar_AE" w:bidi="ar_AE"/>
-          </w:rPr>
-          <w:rPr>
-            <w:color w:val="0000EE"/>
-            <w:u w:val="single"/>
-          </w:rPr>
-          <w:t>يوحنا 1:24–25</w:t>
-        </w:r>
-      </w:hyperlink>
+      <w:r>
+        <w:rPr>
+          <w:rtl/>
+          <w:cs/>
+          <w:lang w:val="ar_AE" w:bidi="ar_AE"/>
+        </w:rPr>
+        <w:t>يوحنا 1:24–25</w:t>
+      </w:r>
       <w:r>
         <w:rPr>
           <w:rtl/>
@@ -1424,20 +1184,14 @@
         </w:rPr>
         <w:t xml:space="preserve">؛ </w:t>
       </w:r>
-      <w:hyperlink r:id="rId53">
-        <w:r>
-          <w:rPr>
-            <w:rtl/>
-            <w:cs/>
-            <w:lang w:val="ar_AE" w:bidi="ar_AE"/>
-          </w:rPr>
-          <w:rPr>
-            <w:color w:val="0000EE"/>
-            <w:u w:val="single"/>
-          </w:rPr>
-          <w:t>3:1</w:t>
-        </w:r>
-      </w:hyperlink>
+      <w:r>
+        <w:rPr>
+          <w:rtl/>
+          <w:cs/>
+          <w:lang w:val="ar_AE" w:bidi="ar_AE"/>
+        </w:rPr>
+        <w:t>3:1</w:t>
+      </w:r>
       <w:r>
         <w:rPr>
           <w:rtl/>
@@ -1446,20 +1200,14 @@
         </w:rPr>
         <w:t xml:space="preserve">؛ </w:t>
       </w:r>
-      <w:hyperlink r:id="rId54">
-        <w:r>
-          <w:rPr>
-            <w:rtl/>
-            <w:cs/>
-            <w:lang w:val="ar_AE" w:bidi="ar_AE"/>
-          </w:rPr>
-          <w:rPr>
-            <w:color w:val="0000EE"/>
-            <w:u w:val="single"/>
-          </w:rPr>
-          <w:t>7:31–32</w:t>
-        </w:r>
-      </w:hyperlink>
+      <w:r>
+        <w:rPr>
+          <w:rtl/>
+          <w:cs/>
+          <w:lang w:val="ar_AE" w:bidi="ar_AE"/>
+        </w:rPr>
+        <w:t>7:31–32</w:t>
+      </w:r>
       <w:r>
         <w:rPr>
           <w:rtl/>
@@ -1468,20 +1216,14 @@
         </w:rPr>
         <w:t xml:space="preserve">، </w:t>
       </w:r>
-      <w:hyperlink r:id="rId55">
-        <w:r>
-          <w:rPr>
-            <w:rtl/>
-            <w:cs/>
-            <w:lang w:val="ar_AE" w:bidi="ar_AE"/>
-          </w:rPr>
-          <w:rPr>
-            <w:color w:val="0000EE"/>
-            <w:u w:val="single"/>
-          </w:rPr>
-          <w:t>45–52</w:t>
-        </w:r>
-      </w:hyperlink>
+      <w:r>
+        <w:rPr>
+          <w:rtl/>
+          <w:cs/>
+          <w:lang w:val="ar_AE" w:bidi="ar_AE"/>
+        </w:rPr>
+        <w:t>45–52</w:t>
+      </w:r>
       <w:r>
         <w:rPr>
           <w:rtl/>
@@ -1490,20 +1232,14 @@
         </w:rPr>
         <w:t xml:space="preserve">؛ </w:t>
       </w:r>
-      <w:hyperlink r:id="rId56">
-        <w:r>
-          <w:rPr>
-            <w:rtl/>
-            <w:cs/>
-            <w:lang w:val="ar_AE" w:bidi="ar_AE"/>
-          </w:rPr>
-          <w:rPr>
-            <w:color w:val="0000EE"/>
-            <w:u w:val="single"/>
-          </w:rPr>
-          <w:t>8:3–10</w:t>
-        </w:r>
-      </w:hyperlink>
+      <w:r>
+        <w:rPr>
+          <w:rtl/>
+          <w:cs/>
+          <w:lang w:val="ar_AE" w:bidi="ar_AE"/>
+        </w:rPr>
+        <w:t>8:3–10</w:t>
+      </w:r>
       <w:r>
         <w:rPr>
           <w:rtl/>
@@ -1512,20 +1248,14 @@
         </w:rPr>
         <w:t xml:space="preserve">، </w:t>
       </w:r>
-      <w:hyperlink r:id="rId57">
-        <w:r>
-          <w:rPr>
-            <w:rtl/>
-            <w:cs/>
-            <w:lang w:val="ar_AE" w:bidi="ar_AE"/>
-          </w:rPr>
-          <w:rPr>
-            <w:color w:val="0000EE"/>
-            <w:u w:val="single"/>
-          </w:rPr>
-          <w:t>13</w:t>
-        </w:r>
-      </w:hyperlink>
+      <w:r>
+        <w:rPr>
+          <w:rtl/>
+          <w:cs/>
+          <w:lang w:val="ar_AE" w:bidi="ar_AE"/>
+        </w:rPr>
+        <w:t>13</w:t>
+      </w:r>
       <w:r>
         <w:rPr>
           <w:rtl/>
@@ -1534,20 +1264,14 @@
         </w:rPr>
         <w:t xml:space="preserve">؛ </w:t>
       </w:r>
-      <w:hyperlink r:id="rId58">
-        <w:r>
-          <w:rPr>
-            <w:rtl/>
-            <w:cs/>
-            <w:lang w:val="ar_AE" w:bidi="ar_AE"/>
-          </w:rPr>
-          <w:rPr>
-            <w:color w:val="0000EE"/>
-            <w:u w:val="single"/>
-          </w:rPr>
-          <w:t>9:13–34</w:t>
-        </w:r>
-      </w:hyperlink>
+      <w:r>
+        <w:rPr>
+          <w:rtl/>
+          <w:cs/>
+          <w:lang w:val="ar_AE" w:bidi="ar_AE"/>
+        </w:rPr>
+        <w:t>9:13–34</w:t>
+      </w:r>
       <w:r>
         <w:rPr>
           <w:rtl/>
@@ -1556,20 +1280,14 @@
         </w:rPr>
         <w:t xml:space="preserve">، </w:t>
       </w:r>
-      <w:hyperlink r:id="rId59">
-        <w:r>
-          <w:rPr>
-            <w:rtl/>
-            <w:cs/>
-            <w:lang w:val="ar_AE" w:bidi="ar_AE"/>
-          </w:rPr>
-          <w:rPr>
-            <w:color w:val="0000EE"/>
-            <w:u w:val="single"/>
-          </w:rPr>
-          <w:t>40</w:t>
-        </w:r>
-      </w:hyperlink>
+      <w:r>
+        <w:rPr>
+          <w:rtl/>
+          <w:cs/>
+          <w:lang w:val="ar_AE" w:bidi="ar_AE"/>
+        </w:rPr>
+        <w:t>40</w:t>
+      </w:r>
       <w:r>
         <w:rPr>
           <w:rtl/>
@@ -1578,20 +1296,14 @@
         </w:rPr>
         <w:t xml:space="preserve">؛ </w:t>
       </w:r>
-      <w:hyperlink r:id="rId60">
-        <w:r>
-          <w:rPr>
-            <w:rtl/>
-            <w:cs/>
-            <w:lang w:val="ar_AE" w:bidi="ar_AE"/>
-          </w:rPr>
-          <w:rPr>
-            <w:color w:val="0000EE"/>
-            <w:u w:val="single"/>
-          </w:rPr>
-          <w:t>11:46–57</w:t>
-        </w:r>
-      </w:hyperlink>
+      <w:r>
+        <w:rPr>
+          <w:rtl/>
+          <w:cs/>
+          <w:lang w:val="ar_AE" w:bidi="ar_AE"/>
+        </w:rPr>
+        <w:t>11:46–57</w:t>
+      </w:r>
       <w:r>
         <w:rPr>
           <w:rtl/>
@@ -1600,20 +1312,14 @@
         </w:rPr>
         <w:t xml:space="preserve">؛ </w:t>
       </w:r>
-      <w:hyperlink r:id="rId61">
-        <w:r>
-          <w:rPr>
-            <w:rtl/>
-            <w:cs/>
-            <w:lang w:val="ar_AE" w:bidi="ar_AE"/>
-          </w:rPr>
-          <w:rPr>
-            <w:color w:val="0000EE"/>
-            <w:u w:val="single"/>
-          </w:rPr>
-          <w:t>12:17–19</w:t>
-        </w:r>
-      </w:hyperlink>
+      <w:r>
+        <w:rPr>
+          <w:rtl/>
+          <w:cs/>
+          <w:lang w:val="ar_AE" w:bidi="ar_AE"/>
+        </w:rPr>
+        <w:t>12:17–19</w:t>
+      </w:r>
       <w:r>
         <w:rPr>
           <w:rtl/>
@@ -1622,20 +1328,14 @@
         </w:rPr>
         <w:t xml:space="preserve">، </w:t>
       </w:r>
-      <w:hyperlink r:id="rId62">
-        <w:r>
-          <w:rPr>
-            <w:rtl/>
-            <w:cs/>
-            <w:lang w:val="ar_AE" w:bidi="ar_AE"/>
-          </w:rPr>
-          <w:rPr>
-            <w:color w:val="0000EE"/>
-            <w:u w:val="single"/>
-          </w:rPr>
-          <w:t>42</w:t>
-        </w:r>
-      </w:hyperlink>
+      <w:r>
+        <w:rPr>
+          <w:rtl/>
+          <w:cs/>
+          <w:lang w:val="ar_AE" w:bidi="ar_AE"/>
+        </w:rPr>
+        <w:t>42</w:t>
+      </w:r>
       <w:r>
         <w:rPr>
           <w:rtl/>
@@ -1644,20 +1344,14 @@
         </w:rPr>
         <w:t xml:space="preserve">؛ </w:t>
       </w:r>
-      <w:hyperlink r:id="rId63">
-        <w:r>
-          <w:rPr>
-            <w:rtl/>
-            <w:cs/>
-            <w:lang w:val="ar_AE" w:bidi="ar_AE"/>
-          </w:rPr>
-          <w:rPr>
-            <w:color w:val="0000EE"/>
-            <w:u w:val="single"/>
-          </w:rPr>
-          <w:t>18:3</w:t>
-        </w:r>
-      </w:hyperlink>
+      <w:r>
+        <w:rPr>
+          <w:rtl/>
+          <w:cs/>
+          <w:lang w:val="ar_AE" w:bidi="ar_AE"/>
+        </w:rPr>
+        <w:t>18:3</w:t>
+      </w:r>
       <w:r>
         <w:rPr>
           <w:rtl/>
@@ -1666,20 +1360,14 @@
         </w:rPr>
         <w:t xml:space="preserve">؛ </w:t>
       </w:r>
-      <w:hyperlink r:id="rId64">
-        <w:r>
-          <w:rPr>
-            <w:rtl/>
-            <w:cs/>
-            <w:lang w:val="ar_AE" w:bidi="ar_AE"/>
-          </w:rPr>
-          <w:rPr>
-            <w:color w:val="0000EE"/>
-            <w:u w:val="single"/>
-          </w:rPr>
-          <w:t>أعمال الرسل 5:27–40</w:t>
-        </w:r>
-      </w:hyperlink>
+      <w:r>
+        <w:rPr>
+          <w:rtl/>
+          <w:cs/>
+          <w:lang w:val="ar_AE" w:bidi="ar_AE"/>
+        </w:rPr>
+        <w:t>أعمال الرسل 5:27–40</w:t>
+      </w:r>
       <w:r>
         <w:rPr>
           <w:rtl/>
@@ -1688,20 +1376,14 @@
         </w:rPr>
         <w:t xml:space="preserve">؛ </w:t>
       </w:r>
-      <w:hyperlink r:id="rId65">
-        <w:r>
-          <w:rPr>
-            <w:rtl/>
-            <w:cs/>
-            <w:lang w:val="ar_AE" w:bidi="ar_AE"/>
-          </w:rPr>
-          <w:rPr>
-            <w:color w:val="0000EE"/>
-            <w:u w:val="single"/>
-          </w:rPr>
-          <w:t>15:5</w:t>
-        </w:r>
-      </w:hyperlink>
+      <w:r>
+        <w:rPr>
+          <w:rtl/>
+          <w:cs/>
+          <w:lang w:val="ar_AE" w:bidi="ar_AE"/>
+        </w:rPr>
+        <w:t>15:5</w:t>
+      </w:r>
       <w:r>
         <w:rPr>
           <w:rtl/>
@@ -1710,20 +1392,14 @@
         </w:rPr>
         <w:t xml:space="preserve">؛ </w:t>
       </w:r>
-      <w:hyperlink r:id="rId66">
-        <w:r>
-          <w:rPr>
-            <w:rtl/>
-            <w:cs/>
-            <w:lang w:val="ar_AE" w:bidi="ar_AE"/>
-          </w:rPr>
-          <w:rPr>
-            <w:color w:val="0000EE"/>
-            <w:u w:val="single"/>
-          </w:rPr>
-          <w:t>23:6–10</w:t>
-        </w:r>
-      </w:hyperlink>
+      <w:r>
+        <w:rPr>
+          <w:rtl/>
+          <w:cs/>
+          <w:lang w:val="ar_AE" w:bidi="ar_AE"/>
+        </w:rPr>
+        <w:t>23:6–10</w:t>
+      </w:r>
       <w:r>
         <w:rPr>
           <w:rtl/>
@@ -1732,20 +1408,14 @@
         </w:rPr>
         <w:t xml:space="preserve">؛ </w:t>
       </w:r>
-      <w:hyperlink r:id="rId67">
-        <w:r>
-          <w:rPr>
-            <w:rtl/>
-            <w:cs/>
-            <w:lang w:val="ar_AE" w:bidi="ar_AE"/>
-          </w:rPr>
-          <w:rPr>
-            <w:color w:val="0000EE"/>
-            <w:u w:val="single"/>
-          </w:rPr>
-          <w:t>26:4–5</w:t>
-        </w:r>
-      </w:hyperlink>
+      <w:r>
+        <w:rPr>
+          <w:rtl/>
+          <w:cs/>
+          <w:lang w:val="ar_AE" w:bidi="ar_AE"/>
+        </w:rPr>
+        <w:t>26:4–5</w:t>
+      </w:r>
       <w:r>
         <w:rPr>
           <w:rtl/>
@@ -1754,20 +1424,14 @@
         </w:rPr>
         <w:t xml:space="preserve">؛ </w:t>
       </w:r>
-      <w:hyperlink r:id="rId68">
-        <w:r>
-          <w:rPr>
-            <w:rtl/>
-            <w:cs/>
-            <w:lang w:val="ar_AE" w:bidi="ar_AE"/>
-          </w:rPr>
-          <w:rPr>
-            <w:color w:val="0000EE"/>
-            <w:u w:val="single"/>
-          </w:rPr>
-          <w:t>فيلبي 3:5–7</w:t>
-        </w:r>
-      </w:hyperlink>
+      <w:r>
+        <w:rPr>
+          <w:rtl/>
+          <w:cs/>
+          <w:lang w:val="ar_AE" w:bidi="ar_AE"/>
+        </w:rPr>
+        <w:t>فيلبي 3:5–7</w:t>
+      </w:r>
       <w:r>
         <w:rPr>
           <w:rtl/>
@@ -1999,20 +1663,14 @@
         </w:rPr>
         <w:t xml:space="preserve">جعلتهم يظهرون كأعداء لا يُهزمون تقريبًا (انظر </w:t>
       </w:r>
-      <w:hyperlink r:id="rId69">
-        <w:r>
-          <w:rPr>
-            <w:rtl/>
-            <w:cs/>
-            <w:lang w:val="ar_AE" w:bidi="ar_AE"/>
-          </w:rPr>
-          <w:rPr>
-            <w:color w:val="0000EE"/>
-            <w:u w:val="single"/>
-          </w:rPr>
-          <w:t>1 صموئيل 13:19–22</w:t>
-        </w:r>
-      </w:hyperlink>
+      <w:r>
+        <w:rPr>
+          <w:rtl/>
+          <w:cs/>
+          <w:lang w:val="ar_AE" w:bidi="ar_AE"/>
+        </w:rPr>
+        <w:t>1 صموئيل 13:19–22</w:t>
+      </w:r>
       <w:r>
         <w:rPr>
           <w:rtl/>
@@ -2021,20 +1679,14 @@
         </w:rPr>
         <w:t>). لطالما ظلوا يتقاتلون في حروب مع الإسرائيليين في أثناء فترة القضاة، حوالي 1350 إلى 1050 قبل الميلاد، وفي أوائل المملكة الموحدة، من حوالي 1050 إلى 970 قبل الميلاد. وقد مات شاول وهو يحارب الفلسطينيين (</w:t>
       </w:r>
-      <w:hyperlink r:id="rId70">
-        <w:r>
-          <w:rPr>
-            <w:rtl/>
-            <w:cs/>
-            <w:lang w:val="ar_AE" w:bidi="ar_AE"/>
-          </w:rPr>
-          <w:rPr>
-            <w:color w:val="0000EE"/>
-            <w:u w:val="single"/>
-          </w:rPr>
-          <w:t>1صموئيل 31:1–13</w:t>
-        </w:r>
-      </w:hyperlink>
+      <w:r>
+        <w:rPr>
+          <w:rtl/>
+          <w:cs/>
+          <w:lang w:val="ar_AE" w:bidi="ar_AE"/>
+        </w:rPr>
+        <w:t>1صموئيل 31:1–13</w:t>
+      </w:r>
       <w:r>
         <w:rPr>
           <w:rtl/>
@@ -2043,20 +1695,14 @@
         </w:rPr>
         <w:t>). ومع ذلك، هزمهم داود قبل أن يصبح ملكًا (</w:t>
       </w:r>
-      <w:hyperlink r:id="rId71">
-        <w:r>
-          <w:rPr>
-            <w:rtl/>
-            <w:cs/>
-            <w:lang w:val="ar_AE" w:bidi="ar_AE"/>
-          </w:rPr>
-          <w:rPr>
-            <w:color w:val="0000EE"/>
-            <w:u w:val="single"/>
-          </w:rPr>
-          <w:t>1صموئيل 18:20–30</w:t>
-        </w:r>
-      </w:hyperlink>
+      <w:r>
+        <w:rPr>
+          <w:rtl/>
+          <w:cs/>
+          <w:lang w:val="ar_AE" w:bidi="ar_AE"/>
+        </w:rPr>
+        <w:t>1صموئيل 18:20–30</w:t>
+      </w:r>
       <w:r>
         <w:rPr>
           <w:rtl/>
@@ -2065,20 +1711,14 @@
         </w:rPr>
         <w:t xml:space="preserve">؛ </w:t>
       </w:r>
-      <w:hyperlink r:id="rId72">
-        <w:r>
-          <w:rPr>
-            <w:rtl/>
-            <w:cs/>
-            <w:lang w:val="ar_AE" w:bidi="ar_AE"/>
-          </w:rPr>
-          <w:rPr>
-            <w:color w:val="0000EE"/>
-            <w:u w:val="single"/>
-          </w:rPr>
-          <w:t>19:8</w:t>
-        </w:r>
-      </w:hyperlink>
+      <w:r>
+        <w:rPr>
+          <w:rtl/>
+          <w:cs/>
+          <w:lang w:val="ar_AE" w:bidi="ar_AE"/>
+        </w:rPr>
+        <w:t>19:8</w:t>
+      </w:r>
       <w:r>
         <w:rPr>
           <w:rtl/>
@@ -2087,20 +1727,14 @@
         </w:rPr>
         <w:t xml:space="preserve">؛ </w:t>
       </w:r>
-      <w:hyperlink r:id="rId73">
-        <w:r>
-          <w:rPr>
-            <w:rtl/>
-            <w:cs/>
-            <w:lang w:val="ar_AE" w:bidi="ar_AE"/>
-          </w:rPr>
-          <w:rPr>
-            <w:color w:val="0000EE"/>
-            <w:u w:val="single"/>
-          </w:rPr>
-          <w:t>23:1–5</w:t>
-        </w:r>
-      </w:hyperlink>
+      <w:r>
+        <w:rPr>
+          <w:rtl/>
+          <w:cs/>
+          <w:lang w:val="ar_AE" w:bidi="ar_AE"/>
+        </w:rPr>
+        <w:t>23:1–5</w:t>
+      </w:r>
       <w:r>
         <w:rPr>
           <w:rtl/>
@@ -2109,20 +1743,14 @@
         </w:rPr>
         <w:t>) واستمر في الانتصار عليهم في أثناء فترة حكمه (</w:t>
       </w:r>
-      <w:hyperlink r:id="rId74">
-        <w:r>
-          <w:rPr>
-            <w:rtl/>
-            <w:cs/>
-            <w:lang w:val="ar_AE" w:bidi="ar_AE"/>
-          </w:rPr>
-          <w:rPr>
-            <w:color w:val="0000EE"/>
-            <w:u w:val="single"/>
-          </w:rPr>
-          <w:t>2صموئيل 5:17–25</w:t>
-        </w:r>
-      </w:hyperlink>
+      <w:r>
+        <w:rPr>
+          <w:rtl/>
+          <w:cs/>
+          <w:lang w:val="ar_AE" w:bidi="ar_AE"/>
+        </w:rPr>
+        <w:t>2صموئيل 5:17–25</w:t>
+      </w:r>
       <w:r>
         <w:rPr>
           <w:rtl/>
@@ -2131,20 +1759,14 @@
         </w:rPr>
         <w:t xml:space="preserve">؛ </w:t>
       </w:r>
-      <w:hyperlink r:id="rId75">
-        <w:r>
-          <w:rPr>
-            <w:rtl/>
-            <w:cs/>
-            <w:lang w:val="ar_AE" w:bidi="ar_AE"/>
-          </w:rPr>
-          <w:rPr>
-            <w:color w:val="0000EE"/>
-            <w:u w:val="single"/>
-          </w:rPr>
-          <w:t>8:1</w:t>
-        </w:r>
-      </w:hyperlink>
+      <w:r>
+        <w:rPr>
+          <w:rtl/>
+          <w:cs/>
+          <w:lang w:val="ar_AE" w:bidi="ar_AE"/>
+        </w:rPr>
+        <w:t>8:1</w:t>
+      </w:r>
       <w:r>
         <w:rPr>
           <w:rtl/>
@@ -2153,20 +1775,14 @@
         </w:rPr>
         <w:t xml:space="preserve">؛ </w:t>
       </w:r>
-      <w:hyperlink r:id="rId76">
-        <w:r>
-          <w:rPr>
-            <w:rtl/>
-            <w:cs/>
-            <w:lang w:val="ar_AE" w:bidi="ar_AE"/>
-          </w:rPr>
-          <w:rPr>
-            <w:color w:val="0000EE"/>
-            <w:u w:val="single"/>
-          </w:rPr>
-          <w:t>21:15–22</w:t>
-        </w:r>
-      </w:hyperlink>
+      <w:r>
+        <w:rPr>
+          <w:rtl/>
+          <w:cs/>
+          <w:lang w:val="ar_AE" w:bidi="ar_AE"/>
+        </w:rPr>
+        <w:t>21:15–22</w:t>
+      </w:r>
       <w:r>
         <w:rPr>
           <w:rtl/>
@@ -2175,20 +1791,14 @@
         </w:rPr>
         <w:t>). على الرغم من أن الفلسطينيين لم يتلاشوا كليّة حينما كانت إسرائيل قائمة كأمة (</w:t>
       </w:r>
-      <w:hyperlink r:id="rId77">
-        <w:r>
-          <w:rPr>
-            <w:rtl/>
-            <w:cs/>
-            <w:lang w:val="ar_AE" w:bidi="ar_AE"/>
-          </w:rPr>
-          <w:rPr>
-            <w:color w:val="0000EE"/>
-            <w:u w:val="single"/>
-          </w:rPr>
-          <w:t>2ملوك 18:8</w:t>
-        </w:r>
-      </w:hyperlink>
+      <w:r>
+        <w:rPr>
+          <w:rtl/>
+          <w:cs/>
+          <w:lang w:val="ar_AE" w:bidi="ar_AE"/>
+        </w:rPr>
+        <w:t>2ملوك 18:8</w:t>
+      </w:r>
       <w:r>
         <w:rPr>
           <w:rtl/>
@@ -2197,20 +1807,14 @@
         </w:rPr>
         <w:t xml:space="preserve">؛ </w:t>
       </w:r>
-      <w:hyperlink r:id="rId78">
-        <w:r>
-          <w:rPr>
-            <w:rtl/>
-            <w:cs/>
-            <w:lang w:val="ar_AE" w:bidi="ar_AE"/>
-          </w:rPr>
-          <w:rPr>
-            <w:color w:val="0000EE"/>
-            <w:u w:val="single"/>
-          </w:rPr>
-          <w:t>2 أخبار الأيام 17:11</w:t>
-        </w:r>
-      </w:hyperlink>
+      <w:r>
+        <w:rPr>
+          <w:rtl/>
+          <w:cs/>
+          <w:lang w:val="ar_AE" w:bidi="ar_AE"/>
+        </w:rPr>
+        <w:t>2 أخبار الأيام 17:11</w:t>
+      </w:r>
       <w:r>
         <w:rPr>
           <w:rtl/>
@@ -2219,20 +1823,14 @@
         </w:rPr>
         <w:t xml:space="preserve">؛ </w:t>
       </w:r>
-      <w:hyperlink r:id="rId79">
-        <w:r>
-          <w:rPr>
-            <w:rtl/>
-            <w:cs/>
-            <w:lang w:val="ar_AE" w:bidi="ar_AE"/>
-          </w:rPr>
-          <w:rPr>
-            <w:color w:val="0000EE"/>
-            <w:u w:val="single"/>
-          </w:rPr>
-          <w:t>21:16–17</w:t>
-        </w:r>
-      </w:hyperlink>
+      <w:r>
+        <w:rPr>
+          <w:rtl/>
+          <w:cs/>
+          <w:lang w:val="ar_AE" w:bidi="ar_AE"/>
+        </w:rPr>
+        <w:t>21:16–17</w:t>
+      </w:r>
       <w:r>
         <w:rPr>
           <w:rtl/>
@@ -2241,20 +1839,14 @@
         </w:rPr>
         <w:t xml:space="preserve">؛ </w:t>
       </w:r>
-      <w:hyperlink r:id="rId80">
-        <w:r>
-          <w:rPr>
-            <w:rtl/>
-            <w:cs/>
-            <w:lang w:val="ar_AE" w:bidi="ar_AE"/>
-          </w:rPr>
-          <w:rPr>
-            <w:color w:val="0000EE"/>
-            <w:u w:val="single"/>
-          </w:rPr>
-          <w:t>26:6–7</w:t>
-        </w:r>
-      </w:hyperlink>
+      <w:r>
+        <w:rPr>
+          <w:rtl/>
+          <w:cs/>
+          <w:lang w:val="ar_AE" w:bidi="ar_AE"/>
+        </w:rPr>
+        <w:t>26:6–7</w:t>
+      </w:r>
       <w:r>
         <w:rPr>
           <w:rtl/>
@@ -2263,20 +1855,14 @@
         </w:rPr>
         <w:t xml:space="preserve">؛ </w:t>
       </w:r>
-      <w:hyperlink r:id="rId81">
-        <w:r>
-          <w:rPr>
-            <w:rtl/>
-            <w:cs/>
-            <w:lang w:val="ar_AE" w:bidi="ar_AE"/>
-          </w:rPr>
-          <w:rPr>
-            <w:color w:val="0000EE"/>
-            <w:u w:val="single"/>
-          </w:rPr>
-          <w:t>28:18</w:t>
-        </w:r>
-      </w:hyperlink>
+      <w:r>
+        <w:rPr>
+          <w:rtl/>
+          <w:cs/>
+          <w:lang w:val="ar_AE" w:bidi="ar_AE"/>
+        </w:rPr>
+        <w:t>28:18</w:t>
+      </w:r>
       <w:r>
         <w:rPr>
           <w:rtl/>
@@ -2305,20 +1891,14 @@
         </w:rPr>
         <w:t>في 1صموئيل، استخدم الله الفلسطينيين لإزالة عائلة عالي الكاهن الخاطئة (</w:t>
       </w:r>
-      <w:hyperlink r:id="rId82">
-        <w:r>
-          <w:rPr>
-            <w:rtl/>
-            <w:cs/>
-            <w:lang w:val="ar_AE" w:bidi="ar_AE"/>
-          </w:rPr>
-          <w:rPr>
-            <w:color w:val="0000EE"/>
-            <w:u w:val="single"/>
-          </w:rPr>
-          <w:t>1صموئيل 4:10–22</w:t>
-        </w:r>
-      </w:hyperlink>
+      <w:r>
+        <w:rPr>
+          <w:rtl/>
+          <w:cs/>
+          <w:lang w:val="ar_AE" w:bidi="ar_AE"/>
+        </w:rPr>
+        <w:t>1صموئيل 4:10–22</w:t>
+      </w:r>
       <w:r>
         <w:rPr>
           <w:rtl/>
@@ -2327,20 +1907,14 @@
         </w:rPr>
         <w:t>). كان الفلسطينيون سببًا في بناء مسيرة داود العسكرية والسياسية (</w:t>
       </w:r>
-      <w:hyperlink r:id="rId83">
-        <w:r>
-          <w:rPr>
-            <w:rtl/>
-            <w:cs/>
-            <w:lang w:val="ar_AE" w:bidi="ar_AE"/>
-          </w:rPr>
-          <w:rPr>
-            <w:color w:val="0000EE"/>
-            <w:u w:val="single"/>
-          </w:rPr>
-          <w:t>1صموئيل 17:32–58</w:t>
-        </w:r>
-      </w:hyperlink>
+      <w:r>
+        <w:rPr>
+          <w:rtl/>
+          <w:cs/>
+          <w:lang w:val="ar_AE" w:bidi="ar_AE"/>
+        </w:rPr>
+        <w:t>1صموئيل 17:32–58</w:t>
+      </w:r>
       <w:r>
         <w:rPr>
           <w:rtl/>
@@ -2349,20 +1923,14 @@
         </w:rPr>
         <w:t xml:space="preserve">؛ </w:t>
       </w:r>
-      <w:hyperlink r:id="rId71">
-        <w:r>
-          <w:rPr>
-            <w:rtl/>
-            <w:cs/>
-            <w:lang w:val="ar_AE" w:bidi="ar_AE"/>
-          </w:rPr>
-          <w:rPr>
-            <w:color w:val="0000EE"/>
-            <w:u w:val="single"/>
-          </w:rPr>
-          <w:t>18:20–30</w:t>
-        </w:r>
-      </w:hyperlink>
+      <w:r>
+        <w:rPr>
+          <w:rtl/>
+          <w:cs/>
+          <w:lang w:val="ar_AE" w:bidi="ar_AE"/>
+        </w:rPr>
+        <w:t>18:20–30</w:t>
+      </w:r>
       <w:r>
         <w:rPr>
           <w:rtl/>
@@ -2371,20 +1939,14 @@
         </w:rPr>
         <w:t>). فقد صرف الفلسطينيون انتباه شاول حينما كان على وشك القبض على داود (</w:t>
       </w:r>
-      <w:hyperlink r:id="rId84">
-        <w:r>
-          <w:rPr>
-            <w:rtl/>
-            <w:cs/>
-            <w:lang w:val="ar_AE" w:bidi="ar_AE"/>
-          </w:rPr>
-          <w:rPr>
-            <w:color w:val="0000EE"/>
-            <w:u w:val="single"/>
-          </w:rPr>
-          <w:t>1صموئيل 23:26–28</w:t>
-        </w:r>
-      </w:hyperlink>
+      <w:r>
+        <w:rPr>
+          <w:rtl/>
+          <w:cs/>
+          <w:lang w:val="ar_AE" w:bidi="ar_AE"/>
+        </w:rPr>
+        <w:t>1صموئيل 23:26–28</w:t>
+      </w:r>
       <w:r>
         <w:rPr>
           <w:rtl/>
@@ -2393,20 +1955,14 @@
         </w:rPr>
         <w:t>). ومنحوا داود ملاذًا للفرار من وجه شاول (</w:t>
       </w:r>
-      <w:hyperlink r:id="rId85">
-        <w:r>
-          <w:rPr>
-            <w:rtl/>
-            <w:cs/>
-            <w:lang w:val="ar_AE" w:bidi="ar_AE"/>
-          </w:rPr>
-          <w:rPr>
-            <w:color w:val="0000EE"/>
-            <w:u w:val="single"/>
-          </w:rPr>
-          <w:t>1صموئيل 21:10–15</w:t>
-        </w:r>
-      </w:hyperlink>
+      <w:r>
+        <w:rPr>
+          <w:rtl/>
+          <w:cs/>
+          <w:lang w:val="ar_AE" w:bidi="ar_AE"/>
+        </w:rPr>
+        <w:t>1صموئيل 21:10–15</w:t>
+      </w:r>
       <w:r>
         <w:rPr>
           <w:rtl/>
@@ -2415,20 +1971,14 @@
         </w:rPr>
         <w:t xml:space="preserve">؛ </w:t>
       </w:r>
-      <w:hyperlink r:id="rId86">
-        <w:r>
-          <w:rPr>
-            <w:rtl/>
-            <w:cs/>
-            <w:lang w:val="ar_AE" w:bidi="ar_AE"/>
-          </w:rPr>
-          <w:rPr>
-            <w:color w:val="0000EE"/>
-            <w:u w:val="single"/>
-          </w:rPr>
-          <w:t>27:1–12</w:t>
-        </w:r>
-      </w:hyperlink>
+      <w:r>
+        <w:rPr>
+          <w:rtl/>
+          <w:cs/>
+          <w:lang w:val="ar_AE" w:bidi="ar_AE"/>
+        </w:rPr>
+        <w:t>27:1–12</w:t>
+      </w:r>
       <w:r>
         <w:rPr>
           <w:rtl/>
@@ -2437,20 +1987,14 @@
         </w:rPr>
         <w:t>). ومنعوا داود من القتال ضد شعبه (</w:t>
       </w:r>
-      <w:hyperlink r:id="rId87">
-        <w:r>
-          <w:rPr>
-            <w:rtl/>
-            <w:cs/>
-            <w:lang w:val="ar_AE" w:bidi="ar_AE"/>
-          </w:rPr>
-          <w:rPr>
-            <w:color w:val="0000EE"/>
-            <w:u w:val="single"/>
-          </w:rPr>
-          <w:t>1صموئيل 29:1–11</w:t>
-        </w:r>
-      </w:hyperlink>
+      <w:r>
+        <w:rPr>
+          <w:rtl/>
+          <w:cs/>
+          <w:lang w:val="ar_AE" w:bidi="ar_AE"/>
+        </w:rPr>
+        <w:t>1صموئيل 29:1–11</w:t>
+      </w:r>
       <w:r>
         <w:rPr>
           <w:rtl/>
@@ -2459,20 +2003,14 @@
         </w:rPr>
         <w:t>). ثم قتلوا شاول وأبنائه (</w:t>
       </w:r>
-      <w:hyperlink r:id="rId70">
-        <w:r>
-          <w:rPr>
-            <w:rtl/>
-            <w:cs/>
-            <w:lang w:val="ar_AE" w:bidi="ar_AE"/>
-          </w:rPr>
-          <w:rPr>
-            <w:color w:val="0000EE"/>
-            <w:u w:val="single"/>
-          </w:rPr>
-          <w:t>1صموئيل 31:1–13</w:t>
-        </w:r>
-      </w:hyperlink>
+      <w:r>
+        <w:rPr>
+          <w:rtl/>
+          <w:cs/>
+          <w:lang w:val="ar_AE" w:bidi="ar_AE"/>
+        </w:rPr>
+        <w:t>1صموئيل 31:1–13</w:t>
+      </w:r>
       <w:r>
         <w:rPr>
           <w:rtl/>
@@ -2481,20 +2019,14 @@
         </w:rPr>
         <w:t xml:space="preserve">)، مما أتاح الفرصة لداود ليصبح ملكًا. ومع ذلك، واجه الفلسطينيون في الأخير دينونة الله (انظر </w:t>
       </w:r>
-      <w:hyperlink r:id="rId88">
-        <w:r>
-          <w:rPr>
-            <w:rtl/>
-            <w:cs/>
-            <w:lang w:val="ar_AE" w:bidi="ar_AE"/>
-          </w:rPr>
-          <w:rPr>
-            <w:color w:val="0000EE"/>
-            <w:u w:val="single"/>
-          </w:rPr>
-          <w:t>حزقيال 25:15–17</w:t>
-        </w:r>
-      </w:hyperlink>
+      <w:r>
+        <w:rPr>
+          <w:rtl/>
+          <w:cs/>
+          <w:lang w:val="ar_AE" w:bidi="ar_AE"/>
+        </w:rPr>
+        <w:t>حزقيال 25:15–17</w:t>
+      </w:r>
       <w:r>
         <w:rPr>
           <w:rtl/>
@@ -2503,20 +2035,14 @@
         </w:rPr>
         <w:t xml:space="preserve">؛ </w:t>
       </w:r>
-      <w:hyperlink r:id="rId89">
-        <w:r>
-          <w:rPr>
-            <w:rtl/>
-            <w:cs/>
-            <w:lang w:val="ar_AE" w:bidi="ar_AE"/>
-          </w:rPr>
-          <w:rPr>
-            <w:color w:val="0000EE"/>
-            <w:u w:val="single"/>
-          </w:rPr>
-          <w:t>عاموس 1:6–8</w:t>
-        </w:r>
-      </w:hyperlink>
+      <w:r>
+        <w:rPr>
+          <w:rtl/>
+          <w:cs/>
+          <w:lang w:val="ar_AE" w:bidi="ar_AE"/>
+        </w:rPr>
+        <w:t>عاموس 1:6–8</w:t>
+      </w:r>
       <w:r>
         <w:rPr>
           <w:rtl/>
@@ -2558,20 +2084,14 @@
           <w:lang w:val="ar_AE" w:bidi="ar_AE"/>
         </w:rPr>
       </w:r>
-      <w:hyperlink r:id="rId90">
-        <w:r>
-          <w:rPr>
-            <w:rtl/>
-            <w:cs/>
-            <w:lang w:val="ar_AE" w:bidi="ar_AE"/>
-          </w:rPr>
-          <w:rPr>
-            <w:color w:val="0000EE"/>
-            <w:u w:val="single"/>
-          </w:rPr>
-          <w:t>تكوين 10:13–14</w:t>
-        </w:r>
-      </w:hyperlink>
+      <w:r>
+        <w:rPr>
+          <w:rtl/>
+          <w:cs/>
+          <w:lang w:val="ar_AE" w:bidi="ar_AE"/>
+        </w:rPr>
+        <w:t>تكوين 10:13–14</w:t>
+      </w:r>
       <w:r>
         <w:rPr>
           <w:rtl/>
@@ -2580,20 +2100,14 @@
         </w:rPr>
         <w:t xml:space="preserve">؛ </w:t>
       </w:r>
-      <w:hyperlink r:id="rId91">
-        <w:r>
-          <w:rPr>
-            <w:rtl/>
-            <w:cs/>
-            <w:lang w:val="ar_AE" w:bidi="ar_AE"/>
-          </w:rPr>
-          <w:rPr>
-            <w:color w:val="0000EE"/>
-            <w:u w:val="single"/>
-          </w:rPr>
-          <w:t>قضاة 3:1–3</w:t>
-        </w:r>
-      </w:hyperlink>
+      <w:r>
+        <w:rPr>
+          <w:rtl/>
+          <w:cs/>
+          <w:lang w:val="ar_AE" w:bidi="ar_AE"/>
+        </w:rPr>
+        <w:t>قضاة 3:1–3</w:t>
+      </w:r>
       <w:r>
         <w:rPr>
           <w:rtl/>
@@ -2602,20 +2116,14 @@
         </w:rPr>
         <w:t xml:space="preserve">؛ </w:t>
       </w:r>
-      <w:hyperlink r:id="rId92">
-        <w:r>
-          <w:rPr>
-            <w:rtl/>
-            <w:cs/>
-            <w:lang w:val="ar_AE" w:bidi="ar_AE"/>
-          </w:rPr>
-          <w:rPr>
-            <w:color w:val="0000EE"/>
-            <w:u w:val="single"/>
-          </w:rPr>
-          <w:t>قضاة 13:1–16:31</w:t>
-        </w:r>
-      </w:hyperlink>
+      <w:r>
+        <w:rPr>
+          <w:rtl/>
+          <w:cs/>
+          <w:lang w:val="ar_AE" w:bidi="ar_AE"/>
+        </w:rPr>
+        <w:t>قضاة 13:1–16:31</w:t>
+      </w:r>
       <w:r>
         <w:rPr>
           <w:rtl/>
@@ -2624,20 +2132,14 @@
         </w:rPr>
         <w:t xml:space="preserve">؛ </w:t>
       </w:r>
-      <w:hyperlink r:id="rId93">
-        <w:r>
-          <w:rPr>
-            <w:rtl/>
-            <w:cs/>
-            <w:lang w:val="ar_AE" w:bidi="ar_AE"/>
-          </w:rPr>
-          <w:rPr>
-            <w:color w:val="0000EE"/>
-            <w:u w:val="single"/>
-          </w:rPr>
-          <w:t>1صموئيل 5:1–6:18</w:t>
-        </w:r>
-      </w:hyperlink>
+      <w:r>
+        <w:rPr>
+          <w:rtl/>
+          <w:cs/>
+          <w:lang w:val="ar_AE" w:bidi="ar_AE"/>
+        </w:rPr>
+        <w:t>1صموئيل 5:1–6:18</w:t>
+      </w:r>
       <w:r>
         <w:rPr>
           <w:rtl/>
@@ -2646,20 +2148,14 @@
         </w:rPr>
         <w:t xml:space="preserve">؛ </w:t>
       </w:r>
-      <w:hyperlink r:id="rId94">
-        <w:r>
-          <w:rPr>
-            <w:rtl/>
-            <w:cs/>
-            <w:lang w:val="ar_AE" w:bidi="ar_AE"/>
-          </w:rPr>
-          <w:rPr>
-            <w:color w:val="0000EE"/>
-            <w:u w:val="single"/>
-          </w:rPr>
-          <w:t>13:16–14:23</w:t>
-        </w:r>
-      </w:hyperlink>
+      <w:r>
+        <w:rPr>
+          <w:rtl/>
+          <w:cs/>
+          <w:lang w:val="ar_AE" w:bidi="ar_AE"/>
+        </w:rPr>
+        <w:t>13:16–14:23</w:t>
+      </w:r>
       <w:r>
         <w:rPr>
           <w:rtl/>
@@ -2668,20 +2164,14 @@
         </w:rPr>
         <w:t xml:space="preserve">؛ </w:t>
       </w:r>
-      <w:hyperlink r:id="rId85">
-        <w:r>
-          <w:rPr>
-            <w:rtl/>
-            <w:cs/>
-            <w:lang w:val="ar_AE" w:bidi="ar_AE"/>
-          </w:rPr>
-          <w:rPr>
-            <w:color w:val="0000EE"/>
-            <w:u w:val="single"/>
-          </w:rPr>
-          <w:t>21:10–15</w:t>
-        </w:r>
-      </w:hyperlink>
+      <w:r>
+        <w:rPr>
+          <w:rtl/>
+          <w:cs/>
+          <w:lang w:val="ar_AE" w:bidi="ar_AE"/>
+        </w:rPr>
+        <w:t>21:10–15</w:t>
+      </w:r>
       <w:r>
         <w:rPr>
           <w:rtl/>
@@ -2690,20 +2180,14 @@
         </w:rPr>
         <w:t xml:space="preserve">؛ </w:t>
       </w:r>
-      <w:hyperlink r:id="rId73">
-        <w:r>
-          <w:rPr>
-            <w:rtl/>
-            <w:cs/>
-            <w:lang w:val="ar_AE" w:bidi="ar_AE"/>
-          </w:rPr>
-          <w:rPr>
-            <w:color w:val="0000EE"/>
-            <w:u w:val="single"/>
-          </w:rPr>
-          <w:t>23:1–5</w:t>
-        </w:r>
-      </w:hyperlink>
+      <w:r>
+        <w:rPr>
+          <w:rtl/>
+          <w:cs/>
+          <w:lang w:val="ar_AE" w:bidi="ar_AE"/>
+        </w:rPr>
+        <w:t>23:1–5</w:t>
+      </w:r>
       <w:r>
         <w:rPr>
           <w:rtl/>
@@ -2712,20 +2196,14 @@
         </w:rPr>
         <w:t xml:space="preserve">، </w:t>
       </w:r>
-      <w:hyperlink r:id="rId84">
-        <w:r>
-          <w:rPr>
-            <w:rtl/>
-            <w:cs/>
-            <w:lang w:val="ar_AE" w:bidi="ar_AE"/>
-          </w:rPr>
-          <w:rPr>
-            <w:color w:val="0000EE"/>
-            <w:u w:val="single"/>
-          </w:rPr>
-          <w:t>26–28</w:t>
-        </w:r>
-      </w:hyperlink>
+      <w:r>
+        <w:rPr>
+          <w:rtl/>
+          <w:cs/>
+          <w:lang w:val="ar_AE" w:bidi="ar_AE"/>
+        </w:rPr>
+        <w:t>26–28</w:t>
+      </w:r>
       <w:r>
         <w:rPr>
           <w:rtl/>
@@ -2734,20 +2212,14 @@
         </w:rPr>
         <w:t xml:space="preserve">؛ </w:t>
       </w:r>
-      <w:hyperlink r:id="rId95">
-        <w:r>
-          <w:rPr>
-            <w:rtl/>
-            <w:cs/>
-            <w:lang w:val="ar_AE" w:bidi="ar_AE"/>
-          </w:rPr>
-          <w:rPr>
-            <w:color w:val="0000EE"/>
-            <w:u w:val="single"/>
-          </w:rPr>
-          <w:t>31:1–10</w:t>
-        </w:r>
-      </w:hyperlink>
+      <w:r>
+        <w:rPr>
+          <w:rtl/>
+          <w:cs/>
+          <w:lang w:val="ar_AE" w:bidi="ar_AE"/>
+        </w:rPr>
+        <w:t>31:1–10</w:t>
+      </w:r>
       <w:r>
         <w:rPr>
           <w:rtl/>
@@ -2756,20 +2228,14 @@
         </w:rPr>
         <w:t xml:space="preserve">؛ </w:t>
       </w:r>
-      <w:hyperlink r:id="rId74">
-        <w:r>
-          <w:rPr>
-            <w:rtl/>
-            <w:cs/>
-            <w:lang w:val="ar_AE" w:bidi="ar_AE"/>
-          </w:rPr>
-          <w:rPr>
-            <w:color w:val="0000EE"/>
-            <w:u w:val="single"/>
-          </w:rPr>
-          <w:t>2 صموئيل 5:17–25</w:t>
-        </w:r>
-      </w:hyperlink>
+      <w:r>
+        <w:rPr>
+          <w:rtl/>
+          <w:cs/>
+          <w:lang w:val="ar_AE" w:bidi="ar_AE"/>
+        </w:rPr>
+        <w:t>2 صموئيل 5:17–25</w:t>
+      </w:r>
       <w:r>
         <w:rPr>
           <w:rtl/>
@@ -2778,20 +2244,14 @@
         </w:rPr>
         <w:t xml:space="preserve">؛ </w:t>
       </w:r>
-      <w:hyperlink r:id="rId75">
-        <w:r>
-          <w:rPr>
-            <w:rtl/>
-            <w:cs/>
-            <w:lang w:val="ar_AE" w:bidi="ar_AE"/>
-          </w:rPr>
-          <w:rPr>
-            <w:color w:val="0000EE"/>
-            <w:u w:val="single"/>
-          </w:rPr>
-          <w:t>8:1</w:t>
-        </w:r>
-      </w:hyperlink>
+      <w:r>
+        <w:rPr>
+          <w:rtl/>
+          <w:cs/>
+          <w:lang w:val="ar_AE" w:bidi="ar_AE"/>
+        </w:rPr>
+        <w:t>8:1</w:t>
+      </w:r>
       <w:r>
         <w:rPr>
           <w:rtl/>
@@ -2800,20 +2260,14 @@
         </w:rPr>
         <w:t xml:space="preserve">؛ </w:t>
       </w:r>
-      <w:hyperlink r:id="rId96">
-        <w:r>
-          <w:rPr>
-            <w:rtl/>
-            <w:cs/>
-            <w:lang w:val="ar_AE" w:bidi="ar_AE"/>
-          </w:rPr>
-          <w:rPr>
-            <w:color w:val="0000EE"/>
-            <w:u w:val="single"/>
-          </w:rPr>
-          <w:t>21:15–22</w:t>
-        </w:r>
-      </w:hyperlink>
+      <w:r>
+        <w:rPr>
+          <w:rtl/>
+          <w:cs/>
+          <w:lang w:val="ar_AE" w:bidi="ar_AE"/>
+        </w:rPr>
+        <w:t>21:15–22</w:t>
+      </w:r>
       <w:r>
         <w:rPr>
           <w:rtl/>
@@ -2822,20 +2276,14 @@
         </w:rPr>
         <w:t xml:space="preserve">؛ </w:t>
       </w:r>
-      <w:hyperlink r:id="rId77">
-        <w:r>
-          <w:rPr>
-            <w:rtl/>
-            <w:cs/>
-            <w:lang w:val="ar_AE" w:bidi="ar_AE"/>
-          </w:rPr>
-          <w:rPr>
-            <w:color w:val="0000EE"/>
-            <w:u w:val="single"/>
-          </w:rPr>
-          <w:t>2ملوك 18:8</w:t>
-        </w:r>
-      </w:hyperlink>
+      <w:r>
+        <w:rPr>
+          <w:rtl/>
+          <w:cs/>
+          <w:lang w:val="ar_AE" w:bidi="ar_AE"/>
+        </w:rPr>
+        <w:t>2ملوك 18:8</w:t>
+      </w:r>
       <w:r>
         <w:rPr>
           <w:rtl/>
@@ -2844,20 +2292,14 @@
         </w:rPr>
         <w:t xml:space="preserve">؛ </w:t>
       </w:r>
-      <w:hyperlink r:id="rId97">
-        <w:r>
-          <w:rPr>
-            <w:rtl/>
-            <w:cs/>
-            <w:lang w:val="ar_AE" w:bidi="ar_AE"/>
-          </w:rPr>
-          <w:rPr>
-            <w:color w:val="0000EE"/>
-            <w:u w:val="single"/>
-          </w:rPr>
-          <w:t>2أخبار الأيام 17:10–11</w:t>
-        </w:r>
-      </w:hyperlink>
+      <w:r>
+        <w:rPr>
+          <w:rtl/>
+          <w:cs/>
+          <w:lang w:val="ar_AE" w:bidi="ar_AE"/>
+        </w:rPr>
+        <w:t>2أخبار الأيام 17:10–11</w:t>
+      </w:r>
       <w:r>
         <w:rPr>
           <w:rtl/>
@@ -2866,20 +2308,14 @@
         </w:rPr>
         <w:t xml:space="preserve">؛ </w:t>
       </w:r>
-      <w:hyperlink r:id="rId79">
-        <w:r>
-          <w:rPr>
-            <w:rtl/>
-            <w:cs/>
-            <w:lang w:val="ar_AE" w:bidi="ar_AE"/>
-          </w:rPr>
-          <w:rPr>
-            <w:color w:val="0000EE"/>
-            <w:u w:val="single"/>
-          </w:rPr>
-          <w:t>21:16–17</w:t>
-        </w:r>
-      </w:hyperlink>
+      <w:r>
+        <w:rPr>
+          <w:rtl/>
+          <w:cs/>
+          <w:lang w:val="ar_AE" w:bidi="ar_AE"/>
+        </w:rPr>
+        <w:t>21:16–17</w:t>
+      </w:r>
       <w:r>
         <w:rPr>
           <w:rtl/>
@@ -2888,20 +2324,14 @@
         </w:rPr>
         <w:t xml:space="preserve">؛ </w:t>
       </w:r>
-      <w:hyperlink r:id="rId80">
-        <w:r>
-          <w:rPr>
-            <w:rtl/>
-            <w:cs/>
-            <w:lang w:val="ar_AE" w:bidi="ar_AE"/>
-          </w:rPr>
-          <w:rPr>
-            <w:color w:val="0000EE"/>
-            <w:u w:val="single"/>
-          </w:rPr>
-          <w:t>26:6–7</w:t>
-        </w:r>
-      </w:hyperlink>
+      <w:r>
+        <w:rPr>
+          <w:rtl/>
+          <w:cs/>
+          <w:lang w:val="ar_AE" w:bidi="ar_AE"/>
+        </w:rPr>
+        <w:t>26:6–7</w:t>
+      </w:r>
       <w:r>
         <w:rPr>
           <w:rtl/>
@@ -2910,20 +2340,14 @@
         </w:rPr>
         <w:t xml:space="preserve">؛ </w:t>
       </w:r>
-      <w:hyperlink r:id="rId98">
-        <w:r>
-          <w:rPr>
-            <w:rtl/>
-            <w:cs/>
-            <w:lang w:val="ar_AE" w:bidi="ar_AE"/>
-          </w:rPr>
-          <w:rPr>
-            <w:color w:val="0000EE"/>
-            <w:u w:val="single"/>
-          </w:rPr>
-          <w:t>28:18–19</w:t>
-        </w:r>
-      </w:hyperlink>
+      <w:r>
+        <w:rPr>
+          <w:rtl/>
+          <w:cs/>
+          <w:lang w:val="ar_AE" w:bidi="ar_AE"/>
+        </w:rPr>
+        <w:t>28:18–19</w:t>
+      </w:r>
       <w:r>
         <w:rPr>
           <w:rtl/>
@@ -2932,20 +2356,14 @@
         </w:rPr>
         <w:t xml:space="preserve">؛ </w:t>
       </w:r>
-      <w:hyperlink r:id="rId99">
-        <w:r>
-          <w:rPr>
-            <w:rtl/>
-            <w:cs/>
-            <w:lang w:val="ar_AE" w:bidi="ar_AE"/>
-          </w:rPr>
-          <w:rPr>
-            <w:color w:val="0000EE"/>
-            <w:u w:val="single"/>
-          </w:rPr>
-          <w:t>إشعياء 2:6</w:t>
-        </w:r>
-      </w:hyperlink>
+      <w:r>
+        <w:rPr>
+          <w:rtl/>
+          <w:cs/>
+          <w:lang w:val="ar_AE" w:bidi="ar_AE"/>
+        </w:rPr>
+        <w:t>إشعياء 2:6</w:t>
+      </w:r>
       <w:r>
         <w:rPr>
           <w:rtl/>
@@ -2954,20 +2372,14 @@
         </w:rPr>
         <w:t xml:space="preserve">؛ </w:t>
       </w:r>
-      <w:hyperlink r:id="rId88">
-        <w:r>
-          <w:rPr>
-            <w:rtl/>
-            <w:cs/>
-            <w:lang w:val="ar_AE" w:bidi="ar_AE"/>
-          </w:rPr>
-          <w:rPr>
-            <w:color w:val="0000EE"/>
-            <w:u w:val="single"/>
-          </w:rPr>
-          <w:t>حزقيال 25:15–17</w:t>
-        </w:r>
-      </w:hyperlink>
+      <w:r>
+        <w:rPr>
+          <w:rtl/>
+          <w:cs/>
+          <w:lang w:val="ar_AE" w:bidi="ar_AE"/>
+        </w:rPr>
+        <w:t>حزقيال 25:15–17</w:t>
+      </w:r>
       <w:r>
         <w:rPr>
           <w:rtl/>
@@ -2976,20 +2388,14 @@
         </w:rPr>
         <w:t xml:space="preserve">؛ </w:t>
       </w:r>
-      <w:hyperlink r:id="rId89">
-        <w:r>
-          <w:rPr>
-            <w:rtl/>
-            <w:cs/>
-            <w:lang w:val="ar_AE" w:bidi="ar_AE"/>
-          </w:rPr>
-          <w:rPr>
-            <w:color w:val="0000EE"/>
-            <w:u w:val="single"/>
-          </w:rPr>
-          <w:t>عاموس 1:6–8</w:t>
-        </w:r>
-      </w:hyperlink>
+      <w:r>
+        <w:rPr>
+          <w:rtl/>
+          <w:cs/>
+          <w:lang w:val="ar_AE" w:bidi="ar_AE"/>
+        </w:rPr>
+        <w:t>عاموس 1:6–8</w:t>
+      </w:r>
       <w:r>
         <w:rPr>
           <w:rtl/>
@@ -2998,20 +2404,14 @@
         </w:rPr>
         <w:t xml:space="preserve">؛ </w:t>
       </w:r>
-      <w:hyperlink r:id="rId100">
-        <w:r>
-          <w:rPr>
-            <w:rtl/>
-            <w:cs/>
-            <w:lang w:val="ar_AE" w:bidi="ar_AE"/>
-          </w:rPr>
-          <w:rPr>
-            <w:color w:val="0000EE"/>
-            <w:u w:val="single"/>
-          </w:rPr>
-          <w:t>9:7</w:t>
-        </w:r>
-      </w:hyperlink>
+      <w:r>
+        <w:rPr>
+          <w:rtl/>
+          <w:cs/>
+          <w:lang w:val="ar_AE" w:bidi="ar_AE"/>
+        </w:rPr>
+        <w:t>9:7</w:t>
+      </w:r>
       <w:r>
         <w:rPr>
           <w:rtl/>
@@ -3087,20 +2487,14 @@
         </w:rPr>
         <w:t>إن كلمة "فرعون" كلمة مصرية تعني "البيت العظيم". فهي تشير إلى القصر الملكي وهي أيضًا لقب لملك مصر. وقد نال بنو إسرائيل نعمة في عيني فرعون مصر في زمن يُوسُف؛ إذ فسّر يُوسُف أحلام الفرعون، فنال ترقية ليصبح الرجل الثاني من بعد فرعون في حكم مصر وقيادتها (</w:t>
       </w:r>
-      <w:hyperlink r:id="rId101">
-        <w:r>
-          <w:rPr>
-            <w:rtl/>
-            <w:cs/>
-            <w:lang w:val="ar_AE" w:bidi="ar_AE"/>
-          </w:rPr>
-          <w:rPr>
-            <w:color w:val="0000EE"/>
-            <w:u w:val="single"/>
-          </w:rPr>
-          <w:t>تكوين 41:1–44</w:t>
-        </w:r>
-      </w:hyperlink>
+      <w:r>
+        <w:rPr>
+          <w:rtl/>
+          <w:cs/>
+          <w:lang w:val="ar_AE" w:bidi="ar_AE"/>
+        </w:rPr>
+        <w:t>تكوين 41:1–44</w:t>
+      </w:r>
       <w:r>
         <w:rPr>
           <w:rtl/>
@@ -3109,20 +2503,14 @@
         </w:rPr>
         <w:t>). وأعطى فرعون أفضل الأراضي في مصر لعائلة يُوسُف (</w:t>
       </w:r>
-      <w:hyperlink r:id="rId102">
-        <w:r>
-          <w:rPr>
-            <w:rtl/>
-            <w:cs/>
-            <w:lang w:val="ar_AE" w:bidi="ar_AE"/>
-          </w:rPr>
-          <w:rPr>
-            <w:color w:val="0000EE"/>
-            <w:u w:val="single"/>
-          </w:rPr>
-          <w:t>تكوين 45:16–20</w:t>
-        </w:r>
-      </w:hyperlink>
+      <w:r>
+        <w:rPr>
+          <w:rtl/>
+          <w:cs/>
+          <w:lang w:val="ar_AE" w:bidi="ar_AE"/>
+        </w:rPr>
+        <w:t>تكوين 45:16–20</w:t>
+      </w:r>
       <w:r>
         <w:rPr>
           <w:rtl/>
@@ -3151,20 +2539,14 @@
         </w:rPr>
         <w:t xml:space="preserve">يرد في سفر الخروج ذكر فرعونين، ولم يعط أي منهما أهمية ولا احترامًا للشعب العبري (انظر </w:t>
       </w:r>
-      <w:hyperlink r:id="rId103">
-        <w:r>
-          <w:rPr>
-            <w:rtl/>
-            <w:cs/>
-            <w:lang w:val="ar_AE" w:bidi="ar_AE"/>
-          </w:rPr>
-          <w:rPr>
-            <w:color w:val="0000EE"/>
-            <w:u w:val="single"/>
-          </w:rPr>
-          <w:t>خروج 1:8–10</w:t>
-        </w:r>
-      </w:hyperlink>
+      <w:r>
+        <w:rPr>
+          <w:rtl/>
+          <w:cs/>
+          <w:lang w:val="ar_AE" w:bidi="ar_AE"/>
+        </w:rPr>
+        <w:t>خروج 1:8–10</w:t>
+      </w:r>
       <w:r>
         <w:rPr>
           <w:rtl/>
@@ -3173,20 +2555,14 @@
         </w:rPr>
         <w:t>). الفرعون الأول حكم عندما وُلد موسى. وكان يخشى العبرانيين فأمر بقتل جميع الأطفال العبرانيين. نجا موسى من الموت وتربّى في قصر الفرعون على يد ابنته. ومات هذا الفرعون بعد هروب موسى من مصر (</w:t>
       </w:r>
-      <w:hyperlink r:id="rId104">
-        <w:r>
-          <w:rPr>
-            <w:rtl/>
-            <w:cs/>
-            <w:lang w:val="ar_AE" w:bidi="ar_AE"/>
-          </w:rPr>
-          <w:rPr>
-            <w:color w:val="0000EE"/>
-            <w:u w:val="single"/>
-          </w:rPr>
-          <w:t>خروج 2:23</w:t>
-        </w:r>
-      </w:hyperlink>
+      <w:r>
+        <w:rPr>
+          <w:rtl/>
+          <w:cs/>
+          <w:lang w:val="ar_AE" w:bidi="ar_AE"/>
+        </w:rPr>
+        <w:t>خروج 2:23</w:t>
+      </w:r>
       <w:r>
         <w:rPr>
           <w:rtl/>
@@ -3215,20 +2591,14 @@
         </w:rPr>
         <w:t xml:space="preserve">تولى فرعون جديد زمام السلطة، وواجهه موسى وهارون فيمَا بعد. هذا الفرعون كان مُصرًّا على إبقاء بني إسرائيل في مصر. وظل عنيدًا حتى عندما شهد قوة الله. كما يصف الكتاب المقدس قساوة قلبه وصلابة رأيه في عدم خروج الشعب (انظر </w:t>
       </w:r>
-      <w:hyperlink r:id="rId105">
-        <w:r>
-          <w:rPr>
-            <w:rtl/>
-            <w:cs/>
-            <w:lang w:val="ar_AE" w:bidi="ar_AE"/>
-          </w:rPr>
-          <w:rPr>
-            <w:color w:val="0000EE"/>
-            <w:u w:val="single"/>
-          </w:rPr>
-          <w:t>خروج 8:32</w:t>
-        </w:r>
-      </w:hyperlink>
+      <w:r>
+        <w:rPr>
+          <w:rtl/>
+          <w:cs/>
+          <w:lang w:val="ar_AE" w:bidi="ar_AE"/>
+        </w:rPr>
+        <w:t>خروج 8:32</w:t>
+      </w:r>
       <w:r>
         <w:rPr>
           <w:rtl/>
@@ -3237,20 +2607,14 @@
         </w:rPr>
         <w:t xml:space="preserve">؛ </w:t>
       </w:r>
-      <w:hyperlink r:id="rId106">
-        <w:r>
-          <w:rPr>
-            <w:rtl/>
-            <w:cs/>
-            <w:lang w:val="ar_AE" w:bidi="ar_AE"/>
-          </w:rPr>
-          <w:rPr>
-            <w:color w:val="0000EE"/>
-            <w:u w:val="single"/>
-          </w:rPr>
-          <w:t>9:12،</w:t>
-        </w:r>
-      </w:hyperlink>
+      <w:r>
+        <w:rPr>
+          <w:rtl/>
+          <w:cs/>
+          <w:lang w:val="ar_AE" w:bidi="ar_AE"/>
+        </w:rPr>
+        <w:t>9:12،</w:t>
+      </w:r>
       <w:r>
         <w:rPr>
           <w:rtl/>
@@ -3259,20 +2623,14 @@
         </w:rPr>
         <w:t xml:space="preserve"> </w:t>
       </w:r>
-      <w:hyperlink r:id="rId107">
-        <w:r>
-          <w:rPr>
-            <w:rtl/>
-            <w:cs/>
-            <w:lang w:val="ar_AE" w:bidi="ar_AE"/>
-          </w:rPr>
-          <w:rPr>
-            <w:color w:val="0000EE"/>
-            <w:u w:val="single"/>
-          </w:rPr>
-          <w:t>34–35</w:t>
-        </w:r>
-      </w:hyperlink>
+      <w:r>
+        <w:rPr>
+          <w:rtl/>
+          <w:cs/>
+          <w:lang w:val="ar_AE" w:bidi="ar_AE"/>
+        </w:rPr>
+        <w:t>34–35</w:t>
+      </w:r>
       <w:r>
         <w:rPr>
           <w:rtl/>
@@ -3281,20 +2639,14 @@
         </w:rPr>
         <w:t xml:space="preserve">؛ قارن </w:t>
       </w:r>
-      <w:hyperlink r:id="rId108">
-        <w:r>
-          <w:rPr>
-            <w:rtl/>
-            <w:cs/>
-            <w:lang w:val="ar_AE" w:bidi="ar_AE"/>
-          </w:rPr>
-          <w:rPr>
-            <w:color w:val="0000EE"/>
-            <w:u w:val="single"/>
-          </w:rPr>
-          <w:t>رومية 1:18–32</w:t>
-        </w:r>
-      </w:hyperlink>
+      <w:r>
+        <w:rPr>
+          <w:rtl/>
+          <w:cs/>
+          <w:lang w:val="ar_AE" w:bidi="ar_AE"/>
+        </w:rPr>
+        <w:t>رومية 1:18–32</w:t>
+      </w:r>
       <w:r>
         <w:rPr>
           <w:rtl/>
@@ -3323,20 +2675,14 @@
         </w:rPr>
         <w:t xml:space="preserve">كان الفرعون ملكًا يمثل حكم الآلهة على مصر، مما منحه سلطة مطلقة. كانت الضربات هجمات من الله على آلهة مصر الزائفة (انظر </w:t>
       </w:r>
-      <w:hyperlink r:id="rId109">
-        <w:r>
-          <w:rPr>
-            <w:rtl/>
-            <w:cs/>
-            <w:lang w:val="ar_AE" w:bidi="ar_AE"/>
-          </w:rPr>
-          <w:rPr>
-            <w:color w:val="0000EE"/>
-            <w:u w:val="single"/>
-          </w:rPr>
-          <w:t>خروج 12:12</w:t>
-        </w:r>
-      </w:hyperlink>
+      <w:r>
+        <w:rPr>
+          <w:rtl/>
+          <w:cs/>
+          <w:lang w:val="ar_AE" w:bidi="ar_AE"/>
+        </w:rPr>
+        <w:t>خروج 12:12</w:t>
+      </w:r>
       <w:r>
         <w:rPr>
           <w:rtl/>
@@ -3361,20 +2707,14 @@
         </w:rPr>
         <w:t>قاتل من أجل شعبه (</w:t>
       </w:r>
-      <w:hyperlink r:id="rId110">
-        <w:r>
-          <w:rPr>
-            <w:rtl/>
-            <w:cs/>
-            <w:lang w:val="ar_AE" w:bidi="ar_AE"/>
-          </w:rPr>
-          <w:rPr>
-            <w:color w:val="0000EE"/>
-            <w:u w:val="single"/>
-          </w:rPr>
-          <w:t>خروج 15:3</w:t>
-        </w:r>
-      </w:hyperlink>
+      <w:r>
+        <w:rPr>
+          <w:rtl/>
+          <w:cs/>
+          <w:lang w:val="ar_AE" w:bidi="ar_AE"/>
+        </w:rPr>
+        <w:t>خروج 15:3</w:t>
+      </w:r>
       <w:r>
         <w:rPr>
           <w:rtl/>
@@ -3436,20 +2776,14 @@
           <w:lang w:val="ar_AE" w:bidi="ar_AE"/>
         </w:rPr>
       </w:r>
-      <w:hyperlink r:id="rId111">
-        <w:r>
-          <w:rPr>
-            <w:rtl/>
-            <w:cs/>
-            <w:lang w:val="ar_AE" w:bidi="ar_AE"/>
-          </w:rPr>
-          <w:rPr>
-            <w:color w:val="0000EE"/>
-            <w:u w:val="single"/>
-          </w:rPr>
-          <w:t>خروج 1:8–22</w:t>
-        </w:r>
-      </w:hyperlink>
+      <w:r>
+        <w:rPr>
+          <w:rtl/>
+          <w:cs/>
+          <w:lang w:val="ar_AE" w:bidi="ar_AE"/>
+        </w:rPr>
+        <w:t>خروج 1:8–22</w:t>
+      </w:r>
       <w:r>
         <w:rPr>
           <w:rtl/>
@@ -3458,20 +2792,14 @@
         </w:rPr>
         <w:t xml:space="preserve">؛ </w:t>
       </w:r>
-      <w:hyperlink r:id="rId112">
-        <w:r>
-          <w:rPr>
-            <w:rtl/>
-            <w:cs/>
-            <w:lang w:val="ar_AE" w:bidi="ar_AE"/>
-          </w:rPr>
-          <w:rPr>
-            <w:color w:val="0000EE"/>
-            <w:u w:val="single"/>
-          </w:rPr>
-          <w:t>2:14–15</w:t>
-        </w:r>
-      </w:hyperlink>
+      <w:r>
+        <w:rPr>
+          <w:rtl/>
+          <w:cs/>
+          <w:lang w:val="ar_AE" w:bidi="ar_AE"/>
+        </w:rPr>
+        <w:t>2:14–15</w:t>
+      </w:r>
       <w:r>
         <w:rPr>
           <w:rtl/>
@@ -3480,20 +2808,14 @@
         </w:rPr>
         <w:t xml:space="preserve">، </w:t>
       </w:r>
-      <w:hyperlink r:id="rId104">
-        <w:r>
-          <w:rPr>
-            <w:rtl/>
-            <w:cs/>
-            <w:lang w:val="ar_AE" w:bidi="ar_AE"/>
-          </w:rPr>
-          <w:rPr>
-            <w:color w:val="0000EE"/>
-            <w:u w:val="single"/>
-          </w:rPr>
-          <w:t>23</w:t>
-        </w:r>
-      </w:hyperlink>
+      <w:r>
+        <w:rPr>
+          <w:rtl/>
+          <w:cs/>
+          <w:lang w:val="ar_AE" w:bidi="ar_AE"/>
+        </w:rPr>
+        <w:t>23</w:t>
+      </w:r>
       <w:r>
         <w:rPr>
           <w:rtl/>
@@ -3502,20 +2824,14 @@
         </w:rPr>
         <w:t xml:space="preserve">؛ </w:t>
       </w:r>
-      <w:hyperlink r:id="rId113">
-        <w:r>
-          <w:rPr>
-            <w:rtl/>
-            <w:cs/>
-            <w:lang w:val="ar_AE" w:bidi="ar_AE"/>
-          </w:rPr>
-          <w:rPr>
-            <w:color w:val="0000EE"/>
-            <w:u w:val="single"/>
-          </w:rPr>
-          <w:t>5:1–15:21.</w:t>
-        </w:r>
-      </w:hyperlink>
+      <w:r>
+        <w:rPr>
+          <w:rtl/>
+          <w:cs/>
+          <w:lang w:val="ar_AE" w:bidi="ar_AE"/>
+        </w:rPr>
+        <w:t>5:1–15:21.</w:t>
+      </w:r>
       <w:r>
         <w:rPr>
           <w:rtl/>
@@ -3583,20 +2899,14 @@
         </w:rPr>
         <w:t>كان فِيلُبُّس من بين الأوائل الذين كرزوا ببشارة يسوع إلى الناس خارج دائرة يهوذا. وقد حظي باحترام كبير من جانب المؤمنين المسيحيين الأوائل، وكان واحدًا من سبعة رجال جرى اختيارهم لإدارة خطّة توزيع الطعام للمؤمنين المحتاجين في أورشليم (</w:t>
       </w:r>
-      <w:hyperlink r:id="rId114">
-        <w:r>
-          <w:rPr>
-            <w:rtl/>
-            <w:cs/>
-            <w:lang w:val="ar_AE" w:bidi="ar_AE"/>
-          </w:rPr>
-          <w:rPr>
-            <w:color w:val="0000EE"/>
-            <w:u w:val="single"/>
-          </w:rPr>
-          <w:t>أعمال الرسل 6:1–6</w:t>
-        </w:r>
-      </w:hyperlink>
+      <w:r>
+        <w:rPr>
+          <w:rtl/>
+          <w:cs/>
+          <w:lang w:val="ar_AE" w:bidi="ar_AE"/>
+        </w:rPr>
+        <w:t>أعمال الرسل 6:1–6</w:t>
+      </w:r>
       <w:r>
         <w:rPr>
           <w:rtl/>
@@ -3657,20 +2967,14 @@
         </w:rPr>
         <w:t>لمسيحيون من أورشليم (</w:t>
       </w:r>
-      <w:hyperlink r:id="rId115">
-        <w:r>
-          <w:rPr>
-            <w:rtl/>
-            <w:cs/>
-            <w:lang w:val="ar_AE" w:bidi="ar_AE"/>
-          </w:rPr>
-          <w:rPr>
-            <w:color w:val="0000EE"/>
-            <w:u w:val="single"/>
-          </w:rPr>
-          <w:t>أعمال 8:1–5</w:t>
-        </w:r>
-      </w:hyperlink>
+      <w:r>
+        <w:rPr>
+          <w:rtl/>
+          <w:cs/>
+          <w:lang w:val="ar_AE" w:bidi="ar_AE"/>
+        </w:rPr>
+        <w:t>أعمال 8:1–5</w:t>
+      </w:r>
       <w:r>
         <w:rPr>
           <w:rtl/>
@@ -3679,20 +2983,14 @@
         </w:rPr>
         <w:t>). فحمل فِيلُبُّس رسالة المسيح إلى السامرة، وهي مدينة تضم أناسًا من خلفيات متنوعة. وهناك، شفى كثيرين وطرد أرواح شريرة، وقَبِل الناس رسالته بشوق وحماس منقطع النظير (</w:t>
       </w:r>
-      <w:hyperlink r:id="rId116">
-        <w:r>
-          <w:rPr>
-            <w:rtl/>
-            <w:cs/>
-            <w:lang w:val="ar_AE" w:bidi="ar_AE"/>
-          </w:rPr>
-          <w:rPr>
-            <w:color w:val="0000EE"/>
-            <w:u w:val="single"/>
-          </w:rPr>
-          <w:t>أعمال 8:5–8</w:t>
-        </w:r>
-      </w:hyperlink>
+      <w:r>
+        <w:rPr>
+          <w:rtl/>
+          <w:cs/>
+          <w:lang w:val="ar_AE" w:bidi="ar_AE"/>
+        </w:rPr>
+        <w:t>أعمال 8:5–8</w:t>
+      </w:r>
       <w:r>
         <w:rPr>
           <w:rtl/>
@@ -3750,20 +3048,14 @@
         </w:rPr>
         <w:t xml:space="preserve"> (</w:t>
       </w:r>
-      <w:hyperlink r:id="rId117">
-        <w:r>
-          <w:rPr>
-            <w:rtl/>
-            <w:cs/>
-            <w:lang w:val="ar_AE" w:bidi="ar_AE"/>
-          </w:rPr>
-          <w:rPr>
-            <w:color w:val="0000EE"/>
-            <w:u w:val="single"/>
-          </w:rPr>
-          <w:t>أعمال 8:9–13</w:t>
-        </w:r>
-      </w:hyperlink>
+      <w:r>
+        <w:rPr>
+          <w:rtl/>
+          <w:cs/>
+          <w:lang w:val="ar_AE" w:bidi="ar_AE"/>
+        </w:rPr>
+        <w:t>أعمال 8:9–13</w:t>
+      </w:r>
       <w:r>
         <w:rPr>
           <w:rtl/>
@@ -3792,20 +3084,14 @@
         </w:rPr>
         <w:t>كما قاد ملاك فِيلُبُّس للانتقال إلى جَنُوب غرب أورشليم نحو غزّة (</w:t>
       </w:r>
-      <w:hyperlink r:id="rId118">
-        <w:r>
-          <w:rPr>
-            <w:rtl/>
-            <w:cs/>
-            <w:lang w:val="ar_AE" w:bidi="ar_AE"/>
-          </w:rPr>
-          <w:rPr>
-            <w:color w:val="0000EE"/>
-            <w:u w:val="single"/>
-          </w:rPr>
-          <w:t>أعمال 8:26</w:t>
-        </w:r>
-      </w:hyperlink>
+      <w:r>
+        <w:rPr>
+          <w:rtl/>
+          <w:cs/>
+          <w:lang w:val="ar_AE" w:bidi="ar_AE"/>
+        </w:rPr>
+        <w:t>أعمال 8:26</w:t>
+      </w:r>
       <w:r>
         <w:rPr>
           <w:rtl/>
@@ -3814,20 +3100,14 @@
         </w:rPr>
         <w:t>). وهناك، قاده الروح للقاء وزير مالية كوش (أثيوبيا )، الذي كان عائدًا إلى وطنه من أورشليم (</w:t>
       </w:r>
-      <w:hyperlink r:id="rId119">
-        <w:r>
-          <w:rPr>
-            <w:rtl/>
-            <w:cs/>
-            <w:lang w:val="ar_AE" w:bidi="ar_AE"/>
-          </w:rPr>
-          <w:rPr>
-            <w:color w:val="0000EE"/>
-            <w:u w:val="single"/>
-          </w:rPr>
-          <w:t>أعمال 8:27–28</w:t>
-        </w:r>
-      </w:hyperlink>
+      <w:r>
+        <w:rPr>
+          <w:rtl/>
+          <w:cs/>
+          <w:lang w:val="ar_AE" w:bidi="ar_AE"/>
+        </w:rPr>
+        <w:t>أعمال 8:27–28</w:t>
+      </w:r>
       <w:r>
         <w:rPr>
           <w:rtl/>
@@ -3836,20 +3116,14 @@
         </w:rPr>
         <w:t xml:space="preserve">). طلب هذا الإثيوبي من فِيلُبُّس أن يشرح له </w:t>
       </w:r>
-      <w:hyperlink r:id="rId120">
-        <w:r>
-          <w:rPr>
-            <w:rtl/>
-            <w:cs/>
-            <w:lang w:val="ar_AE" w:bidi="ar_AE"/>
-          </w:rPr>
-          <w:rPr>
-            <w:color w:val="0000EE"/>
-            <w:u w:val="single"/>
-          </w:rPr>
-          <w:t>إشعياء 53</w:t>
-        </w:r>
-      </w:hyperlink>
+      <w:r>
+        <w:rPr>
+          <w:rtl/>
+          <w:cs/>
+          <w:lang w:val="ar_AE" w:bidi="ar_AE"/>
+        </w:rPr>
+        <w:t>إشعياء 53</w:t>
+      </w:r>
       <w:r>
         <w:rPr>
           <w:rtl/>
@@ -3858,20 +3132,14 @@
         </w:rPr>
         <w:t>. فكرز فِيلُبُّس لللخصي الحبشي عن يسوع، ورسالة الخلاص (</w:t>
       </w:r>
-      <w:hyperlink r:id="rId121">
-        <w:r>
-          <w:rPr>
-            <w:rtl/>
-            <w:cs/>
-            <w:lang w:val="ar_AE" w:bidi="ar_AE"/>
-          </w:rPr>
-          <w:rPr>
-            <w:color w:val="0000EE"/>
-            <w:u w:val="single"/>
-          </w:rPr>
-          <w:t>أعمال 8:30–35</w:t>
-        </w:r>
-      </w:hyperlink>
+      <w:r>
+        <w:rPr>
+          <w:rtl/>
+          <w:cs/>
+          <w:lang w:val="ar_AE" w:bidi="ar_AE"/>
+        </w:rPr>
+        <w:t>أعمال 8:30–35</w:t>
+      </w:r>
       <w:r>
         <w:rPr>
           <w:rtl/>
@@ -3880,20 +3148,14 @@
         </w:rPr>
         <w:t>) وعمّد الرجل على جانب الطريق (</w:t>
       </w:r>
-      <w:hyperlink r:id="rId122">
-        <w:r>
-          <w:rPr>
-            <w:rtl/>
-            <w:cs/>
-            <w:lang w:val="ar_AE" w:bidi="ar_AE"/>
-          </w:rPr>
-          <w:rPr>
-            <w:color w:val="0000EE"/>
-            <w:u w:val="single"/>
-          </w:rPr>
-          <w:t>8:36–38</w:t>
-        </w:r>
-      </w:hyperlink>
+      <w:r>
+        <w:rPr>
+          <w:rtl/>
+          <w:cs/>
+          <w:lang w:val="ar_AE" w:bidi="ar_AE"/>
+        </w:rPr>
+        <w:t>8:36–38</w:t>
+      </w:r>
       <w:r>
         <w:rPr>
           <w:rtl/>
@@ -3918,20 +3180,14 @@
         </w:rPr>
         <w:t>روح الله فِيلُبُّس فجأة إلى أشدود (</w:t>
       </w:r>
-      <w:hyperlink r:id="rId123">
-        <w:r>
-          <w:rPr>
-            <w:rtl/>
-            <w:cs/>
-            <w:lang w:val="ar_AE" w:bidi="ar_AE"/>
-          </w:rPr>
-          <w:rPr>
-            <w:color w:val="0000EE"/>
-            <w:u w:val="single"/>
-          </w:rPr>
-          <w:t>أعمال 8:39–40</w:t>
-        </w:r>
-      </w:hyperlink>
+      <w:r>
+        <w:rPr>
+          <w:rtl/>
+          <w:cs/>
+          <w:lang w:val="ar_AE" w:bidi="ar_AE"/>
+        </w:rPr>
+        <w:t>أعمال 8:39–40</w:t>
+      </w:r>
       <w:r>
         <w:rPr>
           <w:rtl/>
@@ -3940,20 +3196,14 @@
         </w:rPr>
         <w:t>). وبشر فِيلُبُّس هناك برسالة الخلاص، وسافر عبر مدن ساحلية إلى أن وصل إلى قيصريّة، وهي مدينة رومانية كبيرة، يُرجَح أنه استقر بها (</w:t>
       </w:r>
-      <w:hyperlink r:id="rId124">
-        <w:r>
-          <w:rPr>
-            <w:rtl/>
-            <w:cs/>
-            <w:lang w:val="ar_AE" w:bidi="ar_AE"/>
-          </w:rPr>
-          <w:rPr>
-            <w:color w:val="0000EE"/>
-            <w:u w:val="single"/>
-          </w:rPr>
-          <w:t>أعمال 8:40</w:t>
-        </w:r>
-      </w:hyperlink>
+      <w:r>
+        <w:rPr>
+          <w:rtl/>
+          <w:cs/>
+          <w:lang w:val="ar_AE" w:bidi="ar_AE"/>
+        </w:rPr>
+        <w:t>أعمال 8:40</w:t>
+      </w:r>
       <w:r>
         <w:rPr>
           <w:rtl/>
@@ -3962,20 +3212,14 @@
         </w:rPr>
         <w:t xml:space="preserve">; </w:t>
       </w:r>
-      <w:hyperlink r:id="rId125">
-        <w:r>
-          <w:rPr>
-            <w:rtl/>
-            <w:cs/>
-            <w:lang w:val="ar_AE" w:bidi="ar_AE"/>
-          </w:rPr>
-          <w:rPr>
-            <w:color w:val="0000EE"/>
-            <w:u w:val="single"/>
-          </w:rPr>
-          <w:t>21:8–9</w:t>
-        </w:r>
-      </w:hyperlink>
+      <w:r>
+        <w:rPr>
+          <w:rtl/>
+          <w:cs/>
+          <w:lang w:val="ar_AE" w:bidi="ar_AE"/>
+        </w:rPr>
+        <w:t>21:8–9</w:t>
+      </w:r>
       <w:r>
         <w:rPr>
           <w:rtl/>
@@ -4004,20 +3248,14 @@
         </w:rPr>
         <w:t>بعد سنوات عدّة، قضى بولس ليلته في بيت فِيلُبُّس في قيصريّة (</w:t>
       </w:r>
-      <w:hyperlink r:id="rId126">
-        <w:r>
-          <w:rPr>
-            <w:rtl/>
-            <w:cs/>
-            <w:lang w:val="ar_AE" w:bidi="ar_AE"/>
-          </w:rPr>
-          <w:rPr>
-            <w:color w:val="0000EE"/>
-            <w:u w:val="single"/>
-          </w:rPr>
-          <w:t>أعمال 21:8</w:t>
-        </w:r>
-      </w:hyperlink>
+      <w:r>
+        <w:rPr>
+          <w:rtl/>
+          <w:cs/>
+          <w:lang w:val="ar_AE" w:bidi="ar_AE"/>
+        </w:rPr>
+        <w:t>أعمال 21:8</w:t>
+      </w:r>
       <w:r>
         <w:rPr>
           <w:rtl/>
@@ -4026,20 +3264,14 @@
         </w:rPr>
         <w:t>). في ذلك الوقت، كان الناس يعرفون فِيلُبُّس باسم فيلبّس المُبشّر. كان لديه أربع بنات غير متزوجات، وجميعهن كن يمتلكن موهبة النبوة (</w:t>
       </w:r>
-      <w:hyperlink r:id="rId127">
-        <w:r>
-          <w:rPr>
-            <w:rtl/>
-            <w:cs/>
-            <w:lang w:val="ar_AE" w:bidi="ar_AE"/>
-          </w:rPr>
-          <w:rPr>
-            <w:color w:val="0000EE"/>
-            <w:u w:val="single"/>
-          </w:rPr>
-          <w:t>أعمال 21:9</w:t>
-        </w:r>
-      </w:hyperlink>
+      <w:r>
+        <w:rPr>
+          <w:rtl/>
+          <w:cs/>
+          <w:lang w:val="ar_AE" w:bidi="ar_AE"/>
+        </w:rPr>
+        <w:t>أعمال 21:9</w:t>
+      </w:r>
       <w:r>
         <w:rPr>
           <w:rtl/>
@@ -4085,20 +3317,14 @@
         </w:rPr>
         <w:t xml:space="preserve">(انظر أيضًا </w:t>
       </w:r>
-      <w:hyperlink r:id="rId128">
-        <w:r>
-          <w:rPr>
-            <w:rtl/>
-            <w:cs/>
-            <w:lang w:val="ar_AE" w:bidi="ar_AE"/>
-          </w:rPr>
-          <w:rPr>
-            <w:color w:val="0000EE"/>
-            <w:u w:val="single"/>
-          </w:rPr>
-          <w:t>أعمال 1:8</w:t>
-        </w:r>
-      </w:hyperlink>
+      <w:r>
+        <w:rPr>
+          <w:rtl/>
+          <w:cs/>
+          <w:lang w:val="ar_AE" w:bidi="ar_AE"/>
+        </w:rPr>
+        <w:t>أعمال 1:8</w:t>
+      </w:r>
       <w:r>
         <w:rPr>
           <w:rtl/>
@@ -4107,20 +3333,14 @@
         </w:rPr>
         <w:t xml:space="preserve">؛ </w:t>
       </w:r>
-      <w:hyperlink r:id="rId129">
-        <w:r>
-          <w:rPr>
-            <w:rtl/>
-            <w:cs/>
-            <w:lang w:val="ar_AE" w:bidi="ar_AE"/>
-          </w:rPr>
-          <w:rPr>
-            <w:color w:val="0000EE"/>
-            <w:u w:val="single"/>
-          </w:rPr>
-          <w:t>3:4–8</w:t>
-        </w:r>
-      </w:hyperlink>
+      <w:r>
+        <w:rPr>
+          <w:rtl/>
+          <w:cs/>
+          <w:lang w:val="ar_AE" w:bidi="ar_AE"/>
+        </w:rPr>
+        <w:t>3:4–8</w:t>
+      </w:r>
       <w:r>
         <w:rPr>
           <w:rtl/>
@@ -4129,20 +3349,14 @@
         </w:rPr>
         <w:t xml:space="preserve">؛ </w:t>
       </w:r>
-      <w:hyperlink r:id="rId130">
-        <w:r>
-          <w:rPr>
-            <w:rtl/>
-            <w:cs/>
-            <w:lang w:val="ar_AE" w:bidi="ar_AE"/>
-          </w:rPr>
-          <w:rPr>
-            <w:color w:val="0000EE"/>
-            <w:u w:val="single"/>
-          </w:rPr>
-          <w:t>5:12–16</w:t>
-        </w:r>
-      </w:hyperlink>
+      <w:r>
+        <w:rPr>
+          <w:rtl/>
+          <w:cs/>
+          <w:lang w:val="ar_AE" w:bidi="ar_AE"/>
+        </w:rPr>
+        <w:t>5:12–16</w:t>
+      </w:r>
       <w:r>
         <w:rPr>
           <w:rtl/>
@@ -4151,20 +3365,14 @@
         </w:rPr>
         <w:t xml:space="preserve">؛ </w:t>
       </w:r>
-      <w:hyperlink r:id="rId131">
-        <w:r>
-          <w:rPr>
-            <w:rtl/>
-            <w:cs/>
-            <w:lang w:val="ar_AE" w:bidi="ar_AE"/>
-          </w:rPr>
-          <w:rPr>
-            <w:color w:val="0000EE"/>
-            <w:u w:val="single"/>
-          </w:rPr>
-          <w:t>6:8</w:t>
-        </w:r>
-      </w:hyperlink>
+      <w:r>
+        <w:rPr>
+          <w:rtl/>
+          <w:cs/>
+          <w:lang w:val="ar_AE" w:bidi="ar_AE"/>
+        </w:rPr>
+        <w:t>6:8</w:t>
+      </w:r>
       <w:r>
         <w:rPr>
           <w:rtl/>
@@ -4173,20 +3381,14 @@
         </w:rPr>
         <w:t xml:space="preserve">؛ </w:t>
       </w:r>
-      <w:hyperlink r:id="rId132">
-        <w:r>
-          <w:rPr>
-            <w:rtl/>
-            <w:cs/>
-            <w:lang w:val="ar_AE" w:bidi="ar_AE"/>
-          </w:rPr>
-          <w:rPr>
-            <w:color w:val="0000EE"/>
-            <w:u w:val="single"/>
-          </w:rPr>
-          <w:t>10:9–20</w:t>
-        </w:r>
-      </w:hyperlink>
+      <w:r>
+        <w:rPr>
+          <w:rtl/>
+          <w:cs/>
+          <w:lang w:val="ar_AE" w:bidi="ar_AE"/>
+        </w:rPr>
+        <w:t>10:9–20</w:t>
+      </w:r>
       <w:r>
         <w:rPr>
           <w:rtl/>
@@ -4195,20 +3397,14 @@
         </w:rPr>
         <w:t xml:space="preserve">؛ </w:t>
       </w:r>
-      <w:hyperlink r:id="rId133">
-        <w:r>
-          <w:rPr>
-            <w:rtl/>
-            <w:cs/>
-            <w:lang w:val="ar_AE" w:bidi="ar_AE"/>
-          </w:rPr>
-          <w:rPr>
-            <w:color w:val="0000EE"/>
-            <w:u w:val="single"/>
-          </w:rPr>
-          <w:t>13:2</w:t>
-        </w:r>
-      </w:hyperlink>
+      <w:r>
+        <w:rPr>
+          <w:rtl/>
+          <w:cs/>
+          <w:lang w:val="ar_AE" w:bidi="ar_AE"/>
+        </w:rPr>
+        <w:t>13:2</w:t>
+      </w:r>
       <w:r>
         <w:rPr>
           <w:rtl/>
@@ -4217,20 +3413,14 @@
         </w:rPr>
         <w:t xml:space="preserve">؛ </w:t>
       </w:r>
-      <w:hyperlink r:id="rId134">
-        <w:r>
-          <w:rPr>
-            <w:rtl/>
-            <w:cs/>
-            <w:lang w:val="ar_AE" w:bidi="ar_AE"/>
-          </w:rPr>
-          <w:rPr>
-            <w:color w:val="0000EE"/>
-            <w:u w:val="single"/>
-          </w:rPr>
-          <w:t>16:6–10</w:t>
-        </w:r>
-      </w:hyperlink>
+      <w:r>
+        <w:rPr>
+          <w:rtl/>
+          <w:cs/>
+          <w:lang w:val="ar_AE" w:bidi="ar_AE"/>
+        </w:rPr>
+        <w:t>16:6–10</w:t>
+      </w:r>
       <w:r>
         <w:rPr>
           <w:rtl/>
@@ -4239,20 +3429,14 @@
         </w:rPr>
         <w:t xml:space="preserve">؛ </w:t>
       </w:r>
-      <w:hyperlink r:id="rId135">
-        <w:r>
-          <w:rPr>
-            <w:rtl/>
-            <w:cs/>
-            <w:lang w:val="ar_AE" w:bidi="ar_AE"/>
-          </w:rPr>
-          <w:rPr>
-            <w:color w:val="0000EE"/>
-            <w:u w:val="single"/>
-          </w:rPr>
-          <w:t>19:11–12</w:t>
-        </w:r>
-      </w:hyperlink>
+      <w:r>
+        <w:rPr>
+          <w:rtl/>
+          <w:cs/>
+          <w:lang w:val="ar_AE" w:bidi="ar_AE"/>
+        </w:rPr>
+        <w:t>19:11–12</w:t>
+      </w:r>
       <w:r>
         <w:rPr>
           <w:rtl/>
@@ -4261,20 +3445,14 @@
         </w:rPr>
         <w:t xml:space="preserve">؛ </w:t>
       </w:r>
-      <w:hyperlink r:id="rId136">
-        <w:r>
-          <w:rPr>
-            <w:rtl/>
-            <w:cs/>
-            <w:lang w:val="ar_AE" w:bidi="ar_AE"/>
-          </w:rPr>
-          <w:rPr>
-            <w:color w:val="0000EE"/>
-            <w:u w:val="single"/>
-          </w:rPr>
-          <w:t>20:22–23</w:t>
-        </w:r>
-      </w:hyperlink>
+      <w:r>
+        <w:rPr>
+          <w:rtl/>
+          <w:cs/>
+          <w:lang w:val="ar_AE" w:bidi="ar_AE"/>
+        </w:rPr>
+        <w:t>20:22–23</w:t>
+      </w:r>
       <w:r>
         <w:rPr>
           <w:rtl/>
@@ -4316,20 +3494,14 @@
           <w:lang w:val="ar_AE" w:bidi="ar_AE"/>
         </w:rPr>
       </w:r>
-      <w:hyperlink r:id="rId137">
-        <w:r>
-          <w:rPr>
-            <w:rtl/>
-            <w:cs/>
-            <w:lang w:val="ar_AE" w:bidi="ar_AE"/>
-          </w:rPr>
-          <w:rPr>
-            <w:color w:val="0000EE"/>
-            <w:u w:val="single"/>
-          </w:rPr>
-          <w:t>أعمال 6:5</w:t>
-        </w:r>
-      </w:hyperlink>
+      <w:r>
+        <w:rPr>
+          <w:rtl/>
+          <w:cs/>
+          <w:lang w:val="ar_AE" w:bidi="ar_AE"/>
+        </w:rPr>
+        <w:t>أعمال 6:5</w:t>
+      </w:r>
       <w:r>
         <w:rPr>
           <w:rtl/>
@@ -4338,20 +3510,14 @@
         </w:rPr>
         <w:t xml:space="preserve">؛ </w:t>
       </w:r>
-      <w:hyperlink r:id="rId138">
-        <w:r>
-          <w:rPr>
-            <w:rtl/>
-            <w:cs/>
-            <w:lang w:val="ar_AE" w:bidi="ar_AE"/>
-          </w:rPr>
-          <w:rPr>
-            <w:color w:val="0000EE"/>
-            <w:u w:val="single"/>
-          </w:rPr>
-          <w:t>8:4–13،</w:t>
-        </w:r>
-      </w:hyperlink>
+      <w:r>
+        <w:rPr>
+          <w:rtl/>
+          <w:cs/>
+          <w:lang w:val="ar_AE" w:bidi="ar_AE"/>
+        </w:rPr>
+        <w:t>8:4–13،</w:t>
+      </w:r>
       <w:r>
         <w:rPr>
           <w:rtl/>
@@ -4360,20 +3526,14 @@
         </w:rPr>
         <w:t xml:space="preserve"> </w:t>
       </w:r>
-      <w:hyperlink r:id="rId139">
-        <w:r>
-          <w:rPr>
-            <w:rtl/>
-            <w:cs/>
-            <w:lang w:val="ar_AE" w:bidi="ar_AE"/>
-          </w:rPr>
-          <w:rPr>
-            <w:color w:val="0000EE"/>
-            <w:u w:val="single"/>
-          </w:rPr>
-          <w:t>26–40</w:t>
-        </w:r>
-      </w:hyperlink>
+      <w:r>
+        <w:rPr>
+          <w:rtl/>
+          <w:cs/>
+          <w:lang w:val="ar_AE" w:bidi="ar_AE"/>
+        </w:rPr>
+        <w:t>26–40</w:t>
+      </w:r>
       <w:r>
         <w:rPr>
           <w:rtl/>
@@ -4382,20 +3542,14 @@
         </w:rPr>
         <w:t xml:space="preserve">؛ </w:t>
       </w:r>
-      <w:hyperlink r:id="rId125">
-        <w:r>
-          <w:rPr>
-            <w:rtl/>
-            <w:cs/>
-            <w:lang w:val="ar_AE" w:bidi="ar_AE"/>
-          </w:rPr>
-          <w:rPr>
-            <w:color w:val="0000EE"/>
-            <w:u w:val="single"/>
-          </w:rPr>
-          <w:t>21:8–9</w:t>
-        </w:r>
-      </w:hyperlink>
+      <w:r>
+        <w:rPr>
+          <w:rtl/>
+          <w:cs/>
+          <w:lang w:val="ar_AE" w:bidi="ar_AE"/>
+        </w:rPr>
+        <w:t>21:8–9</w:t>
+      </w:r>
       <w:r>
         <w:rPr>
           <w:rtl/>
@@ -4491,20 +3645,14 @@
         </w:rPr>
         <w:t xml:space="preserve">استقر كثيرون من المحاربين القدامى من حرب 42 قبل الميلاد ومعارك أخرى في فيلبّي. عندما زار بولس المدينة، كانت لا تزل تحتفظ بتراثها العسكري الروماني. تقع فيلبّي على طريق إجناتيا Via Egnatia وكانت محطة مهمة على الطريق العسكري الرئيس الذي يربط البحر الأدرياتي ببحر إيجة. تميّزت فيلبّي بطابع قوي من الاعتزاز والفخر المدني باعتبارها مستعمرة رومانية، وحظيت بامتيازات عدّة كالإعفاء الضريبي، كما اعتمدت اللغة اللاتينية لغة رسمية لها وعملت على انتشارها. وتأسست حكومتها على الدستور الروماني، وكان أهل المدينة يعتبرون أنفسهم رومان (انظر </w:t>
       </w:r>
-      <w:hyperlink r:id="rId140">
-        <w:r>
-          <w:rPr>
-            <w:rtl/>
-            <w:cs/>
-            <w:lang w:val="ar_AE" w:bidi="ar_AE"/>
-          </w:rPr>
-          <w:rPr>
-            <w:color w:val="0000EE"/>
-            <w:u w:val="single"/>
-          </w:rPr>
-          <w:t>أعمال الرسل 16:21</w:t>
-        </w:r>
-      </w:hyperlink>
+      <w:r>
+        <w:rPr>
+          <w:rtl/>
+          <w:cs/>
+          <w:lang w:val="ar_AE" w:bidi="ar_AE"/>
+        </w:rPr>
+        <w:t>أعمال الرسل 16:21</w:t>
+      </w:r>
       <w:r>
         <w:rPr>
           <w:rtl/>
@@ -4533,20 +3681,14 @@
         </w:rPr>
         <w:t>زار بولس المدينة في رحلته التبشيرية الثانية، ويصف سفر أعمال الرسل هذه الزيارة بالتفصيل (</w:t>
       </w:r>
-      <w:hyperlink r:id="rId141">
-        <w:r>
-          <w:rPr>
-            <w:rtl/>
-            <w:cs/>
-            <w:lang w:val="ar_AE" w:bidi="ar_AE"/>
-          </w:rPr>
-          <w:rPr>
-            <w:color w:val="0000EE"/>
-            <w:u w:val="single"/>
-          </w:rPr>
-          <w:t>أعمال الرسل 16:12–40</w:t>
-        </w:r>
-      </w:hyperlink>
+      <w:r>
+        <w:rPr>
+          <w:rtl/>
+          <w:cs/>
+          <w:lang w:val="ar_AE" w:bidi="ar_AE"/>
+        </w:rPr>
+        <w:t>أعمال الرسل 16:12–40</w:t>
+      </w:r>
       <w:r>
         <w:rPr>
           <w:rtl/>
@@ -4555,20 +3697,14 @@
         </w:rPr>
         <w:t>). كثيرًا ما تبرز القصة الوادرةفي سفر الأعمال الخلفية الرومانية للمدينة. فقد أحسن بولس استخدام جنسيته الرومانية للدفاع عن نفسه بنجاح (</w:t>
       </w:r>
-      <w:hyperlink r:id="rId142">
-        <w:r>
-          <w:rPr>
-            <w:rtl/>
-            <w:cs/>
-            <w:lang w:val="ar_AE" w:bidi="ar_AE"/>
-          </w:rPr>
-          <w:rPr>
-            <w:color w:val="0000EE"/>
-            <w:u w:val="single"/>
-          </w:rPr>
-          <w:t>أعمال الرسل 16:37–39</w:t>
-        </w:r>
-      </w:hyperlink>
+      <w:r>
+        <w:rPr>
+          <w:rtl/>
+          <w:cs/>
+          <w:lang w:val="ar_AE" w:bidi="ar_AE"/>
+        </w:rPr>
+        <w:t>أعمال الرسل 16:37–39</w:t>
+      </w:r>
       <w:r>
         <w:rPr>
           <w:rtl/>
@@ -4627,20 +3763,14 @@
         </w:rPr>
         <w:t xml:space="preserve"> (</w:t>
       </w:r>
-      <w:hyperlink r:id="rId143">
-        <w:r>
-          <w:rPr>
-            <w:rtl/>
-            <w:cs/>
-            <w:lang w:val="ar_AE" w:bidi="ar_AE"/>
-          </w:rPr>
-          <w:rPr>
-            <w:color w:val="0000EE"/>
-            <w:u w:val="single"/>
-          </w:rPr>
-          <w:t>أعمال الرسل 16:20–22</w:t>
-        </w:r>
-      </w:hyperlink>
+      <w:r>
+        <w:rPr>
+          <w:rtl/>
+          <w:cs/>
+          <w:lang w:val="ar_AE" w:bidi="ar_AE"/>
+        </w:rPr>
+        <w:t>أعمال الرسل 16:20–22</w:t>
+      </w:r>
       <w:r>
         <w:rPr>
           <w:rtl/>
@@ -4649,20 +3779,14 @@
         </w:rPr>
         <w:t xml:space="preserve">، </w:t>
       </w:r>
-      <w:hyperlink r:id="rId144">
-        <w:r>
-          <w:rPr>
-            <w:rtl/>
-            <w:cs/>
-            <w:lang w:val="ar_AE" w:bidi="ar_AE"/>
-          </w:rPr>
-          <w:rPr>
-            <w:color w:val="0000EE"/>
-            <w:u w:val="single"/>
-          </w:rPr>
-          <w:t>38</w:t>
-        </w:r>
-      </w:hyperlink>
+      <w:r>
+        <w:rPr>
+          <w:rtl/>
+          <w:cs/>
+          <w:lang w:val="ar_AE" w:bidi="ar_AE"/>
+        </w:rPr>
+        <w:t>38</w:t>
+      </w:r>
       <w:r>
         <w:rPr>
           <w:rtl/>
@@ -4707,20 +3831,14 @@
         </w:rPr>
         <w:t>(</w:t>
       </w:r>
-      <w:hyperlink r:id="rId145">
-        <w:r>
-          <w:rPr>
-            <w:rtl/>
-            <w:cs/>
-            <w:lang w:val="ar_AE" w:bidi="ar_AE"/>
-          </w:rPr>
-          <w:rPr>
-            <w:color w:val="0000EE"/>
-            <w:u w:val="single"/>
-          </w:rPr>
-          <w:t>أعمال 16:14–15</w:t>
-        </w:r>
-      </w:hyperlink>
+      <w:r>
+        <w:rPr>
+          <w:rtl/>
+          <w:cs/>
+          <w:lang w:val="ar_AE" w:bidi="ar_AE"/>
+        </w:rPr>
+        <w:t>أعمال 16:14–15</w:t>
+      </w:r>
       <w:r>
         <w:rPr>
           <w:rtl/>
@@ -4729,20 +3847,14 @@
         </w:rPr>
         <w:t xml:space="preserve">، </w:t>
       </w:r>
-      <w:hyperlink r:id="rId146">
-        <w:r>
-          <w:rPr>
-            <w:rtl/>
-            <w:cs/>
-            <w:lang w:val="ar_AE" w:bidi="ar_AE"/>
-          </w:rPr>
-          <w:rPr>
-            <w:color w:val="0000EE"/>
-            <w:u w:val="single"/>
-          </w:rPr>
-          <w:t>40</w:t>
-        </w:r>
-      </w:hyperlink>
+      <w:r>
+        <w:rPr>
+          <w:rtl/>
+          <w:cs/>
+          <w:lang w:val="ar_AE" w:bidi="ar_AE"/>
+        </w:rPr>
+        <w:t>40</w:t>
+      </w:r>
       <w:r>
         <w:rPr>
           <w:rtl/>
@@ -4751,20 +3863,14 @@
         </w:rPr>
         <w:t>). على الأرجح بقي لوقا في فيلبّي حينما غادر بولس إلى تسالونيكي (</w:t>
       </w:r>
-      <w:hyperlink r:id="rId147">
-        <w:r>
-          <w:rPr>
-            <w:rtl/>
-            <w:cs/>
-            <w:lang w:val="ar_AE" w:bidi="ar_AE"/>
-          </w:rPr>
-          <w:rPr>
-            <w:color w:val="0000EE"/>
-            <w:u w:val="single"/>
-          </w:rPr>
-          <w:t>أعمال 16:12</w:t>
-        </w:r>
-      </w:hyperlink>
+      <w:r>
+        <w:rPr>
+          <w:rtl/>
+          <w:cs/>
+          <w:lang w:val="ar_AE" w:bidi="ar_AE"/>
+        </w:rPr>
+        <w:t>أعمال 16:12</w:t>
+      </w:r>
       <w:r>
         <w:rPr>
           <w:rtl/>
@@ -4773,20 +3879,14 @@
         </w:rPr>
         <w:t xml:space="preserve">، </w:t>
       </w:r>
-      <w:hyperlink r:id="rId146">
-        <w:r>
-          <w:rPr>
-            <w:rtl/>
-            <w:cs/>
-            <w:lang w:val="ar_AE" w:bidi="ar_AE"/>
-          </w:rPr>
-          <w:rPr>
-            <w:color w:val="0000EE"/>
-            <w:u w:val="single"/>
-          </w:rPr>
-          <w:t>40</w:t>
-        </w:r>
-      </w:hyperlink>
+      <w:r>
+        <w:rPr>
+          <w:rtl/>
+          <w:cs/>
+          <w:lang w:val="ar_AE" w:bidi="ar_AE"/>
+        </w:rPr>
+        <w:t>40</w:t>
+      </w:r>
       <w:r>
         <w:rPr>
           <w:rtl/>
@@ -4795,20 +3895,14 @@
         </w:rPr>
         <w:t>) وانضم مجددًا إلى بولس في فيلبّي في أثناء الرحلة التبشيرية الثالثة لبولس بعد عدة سنوات (</w:t>
       </w:r>
-      <w:hyperlink r:id="rId148">
-        <w:r>
-          <w:rPr>
-            <w:rtl/>
-            <w:cs/>
-            <w:lang w:val="ar_AE" w:bidi="ar_AE"/>
-          </w:rPr>
-          <w:rPr>
-            <w:color w:val="0000EE"/>
-            <w:u w:val="single"/>
-          </w:rPr>
-          <w:t>أعمال 20:6</w:t>
-        </w:r>
-      </w:hyperlink>
+      <w:r>
+        <w:rPr>
+          <w:rtl/>
+          <w:cs/>
+          <w:lang w:val="ar_AE" w:bidi="ar_AE"/>
+        </w:rPr>
+        <w:t>أعمال 20:6</w:t>
+      </w:r>
       <w:r>
         <w:rPr>
           <w:rtl/>
@@ -4850,20 +3944,14 @@
           <w:lang w:val="ar_AE" w:bidi="ar_AE"/>
         </w:rPr>
       </w:r>
-      <w:hyperlink r:id="rId141">
-        <w:r>
-          <w:rPr>
-            <w:rtl/>
-            <w:cs/>
-            <w:lang w:val="ar_AE" w:bidi="ar_AE"/>
-          </w:rPr>
-          <w:rPr>
-            <w:color w:val="0000EE"/>
-            <w:u w:val="single"/>
-          </w:rPr>
-          <w:t>أعمال الرسل 16:12–40</w:t>
-        </w:r>
-      </w:hyperlink>
+      <w:r>
+        <w:rPr>
+          <w:rtl/>
+          <w:cs/>
+          <w:lang w:val="ar_AE" w:bidi="ar_AE"/>
+        </w:rPr>
+        <w:t>أعمال الرسل 16:12–40</w:t>
+      </w:r>
       <w:r>
         <w:rPr>
           <w:rtl/>
@@ -4872,20 +3960,14 @@
         </w:rPr>
         <w:t xml:space="preserve">؛ </w:t>
       </w:r>
-      <w:hyperlink r:id="rId148">
-        <w:r>
-          <w:rPr>
-            <w:rtl/>
-            <w:cs/>
-            <w:lang w:val="ar_AE" w:bidi="ar_AE"/>
-          </w:rPr>
-          <w:rPr>
-            <w:color w:val="0000EE"/>
-            <w:u w:val="single"/>
-          </w:rPr>
-          <w:t>20:6</w:t>
-        </w:r>
-      </w:hyperlink>
+      <w:r>
+        <w:rPr>
+          <w:rtl/>
+          <w:cs/>
+          <w:lang w:val="ar_AE" w:bidi="ar_AE"/>
+        </w:rPr>
+        <w:t>20:6</w:t>
+      </w:r>
       <w:r>
         <w:rPr>
           <w:rtl/>
@@ -4894,20 +3976,14 @@
         </w:rPr>
         <w:t xml:space="preserve">؛ </w:t>
       </w:r>
-      <w:hyperlink r:id="rId149">
-        <w:r>
-          <w:rPr>
-            <w:rtl/>
-            <w:cs/>
-            <w:lang w:val="ar_AE" w:bidi="ar_AE"/>
-          </w:rPr>
-          <w:rPr>
-            <w:color w:val="0000EE"/>
-            <w:u w:val="single"/>
-          </w:rPr>
-          <w:t>فيلبي 1:1</w:t>
-        </w:r>
-      </w:hyperlink>
+      <w:r>
+        <w:rPr>
+          <w:rtl/>
+          <w:cs/>
+          <w:lang w:val="ar_AE" w:bidi="ar_AE"/>
+        </w:rPr>
+        <w:t>فيلبي 1:1</w:t>
+      </w:r>
       <w:r>
         <w:rPr>
           <w:rtl/>
@@ -4916,20 +3992,14 @@
         </w:rPr>
         <w:t xml:space="preserve">؛ </w:t>
       </w:r>
-      <w:hyperlink r:id="rId150">
-        <w:r>
-          <w:rPr>
-            <w:rtl/>
-            <w:cs/>
-            <w:lang w:val="ar_AE" w:bidi="ar_AE"/>
-          </w:rPr>
-          <w:rPr>
-            <w:color w:val="0000EE"/>
-            <w:u w:val="single"/>
-          </w:rPr>
-          <w:t>2:19–30</w:t>
-        </w:r>
-      </w:hyperlink>
+      <w:r>
+        <w:rPr>
+          <w:rtl/>
+          <w:cs/>
+          <w:lang w:val="ar_AE" w:bidi="ar_AE"/>
+        </w:rPr>
+        <w:t>2:19–30</w:t>
+      </w:r>
       <w:r>
         <w:rPr>
           <w:rtl/>
@@ -4938,20 +4008,14 @@
         </w:rPr>
         <w:t xml:space="preserve">؛ </w:t>
       </w:r>
-      <w:hyperlink r:id="rId151">
-        <w:r>
-          <w:rPr>
-            <w:rtl/>
-            <w:cs/>
-            <w:lang w:val="ar_AE" w:bidi="ar_AE"/>
-          </w:rPr>
-          <w:rPr>
-            <w:color w:val="0000EE"/>
-            <w:u w:val="single"/>
-          </w:rPr>
-          <w:t>4:2–3</w:t>
-        </w:r>
-      </w:hyperlink>
+      <w:r>
+        <w:rPr>
+          <w:rtl/>
+          <w:cs/>
+          <w:lang w:val="ar_AE" w:bidi="ar_AE"/>
+        </w:rPr>
+        <w:t>4:2–3</w:t>
+      </w:r>
       <w:r>
         <w:rPr>
           <w:rtl/>
@@ -4960,20 +4024,14 @@
         </w:rPr>
         <w:t xml:space="preserve">، </w:t>
       </w:r>
-      <w:hyperlink r:id="rId152">
-        <w:r>
-          <w:rPr>
-            <w:rtl/>
-            <w:cs/>
-            <w:lang w:val="ar_AE" w:bidi="ar_AE"/>
-          </w:rPr>
-          <w:rPr>
-            <w:color w:val="0000EE"/>
-            <w:u w:val="single"/>
-          </w:rPr>
-          <w:t>10–22</w:t>
-        </w:r>
-      </w:hyperlink>
+      <w:r>
+        <w:rPr>
+          <w:rtl/>
+          <w:cs/>
+          <w:lang w:val="ar_AE" w:bidi="ar_AE"/>
+        </w:rPr>
+        <w:t>10–22</w:t>
+      </w:r>
       <w:r>
         <w:rPr>
           <w:rtl/>
@@ -4982,20 +4040,14 @@
         </w:rPr>
         <w:t xml:space="preserve">؛ </w:t>
       </w:r>
-      <w:hyperlink r:id="rId153">
-        <w:r>
-          <w:rPr>
-            <w:rtl/>
-            <w:cs/>
-            <w:lang w:val="ar_AE" w:bidi="ar_AE"/>
-          </w:rPr>
-          <w:rPr>
-            <w:color w:val="0000EE"/>
-            <w:u w:val="single"/>
-          </w:rPr>
-          <w:t>1تسالونيكي 2:2.</w:t>
-        </w:r>
-      </w:hyperlink>
+      <w:r>
+        <w:rPr>
+          <w:rtl/>
+          <w:cs/>
+          <w:lang w:val="ar_AE" w:bidi="ar_AE"/>
+        </w:rPr>
+        <w:t>1تسالونيكي 2:2.</w:t>
+      </w:r>
       <w:r>
         <w:rPr>
           <w:rtl/>
